--- a/help/部分余部副码顺序.docx
+++ b/help/部分余部副码顺序.docx
@@ -489,7 +489,7 @@
     <w:p>
       <w:pPr>
         <w:rPr>
-          <w:rFonts w:ascii="宋体" w:eastAsia="宋体" w:hAnsi="宋体" w:hint="eastAsia"/>
+          <w:rFonts w:ascii="宋体" w:eastAsia="宋体" w:hAnsi="宋体"/>
           <w:sz w:val="32"/>
           <w:szCs w:val="32"/>
         </w:rPr>
@@ -510,7 +510,7 @@
           <w:sz w:val="32"/>
           <w:szCs w:val="32"/>
         </w:rPr>
-        <w:t>豉鄄酞酚硎硭硖硗硐硇</w:t>
+        <w:t>圊</w:t>
       </w:r>
       <w:proofErr w:type="gramEnd"/>
       <w:r>
@@ -519,7 +519,7 @@
           <w:sz w:val="32"/>
           <w:szCs w:val="32"/>
         </w:rPr>
-        <w:t>硌</w:t>
+        <w:t>喏</w:t>
       </w:r>
       <w:proofErr w:type="gramStart"/>
       <w:r>
@@ -528,7 +528,7 @@
           <w:sz w:val="32"/>
           <w:szCs w:val="32"/>
         </w:rPr>
-        <w:t>鸸瓠匏殒殓殍赉</w:t>
+        <w:t>啉晗啭</w:t>
       </w:r>
       <w:proofErr w:type="gramEnd"/>
       <w:r>
@@ -537,7 +537,7 @@
           <w:sz w:val="32"/>
           <w:szCs w:val="32"/>
         </w:rPr>
-        <w:t>辄</w:t>
+        <w:t>畦</w:t>
       </w:r>
       <w:proofErr w:type="gramStart"/>
       <w:r>
@@ -546,7 +546,7 @@
           <w:sz w:val="32"/>
           <w:szCs w:val="32"/>
         </w:rPr>
-        <w:t>堑眭眦</w:t>
+        <w:t>趺啮跄</w:t>
       </w:r>
       <w:proofErr w:type="gramEnd"/>
       <w:r>
@@ -555,7 +555,7 @@
           <w:sz w:val="32"/>
           <w:szCs w:val="32"/>
         </w:rPr>
-        <w:t>啧</w:t>
+        <w:t>蚶</w:t>
       </w:r>
       <w:proofErr w:type="gramStart"/>
       <w:r>
@@ -564,7 +564,7 @@
           <w:sz w:val="32"/>
           <w:szCs w:val="32"/>
         </w:rPr>
-        <w:t>晡</w:t>
+        <w:t>蛄蛎</w:t>
       </w:r>
       <w:proofErr w:type="gramEnd"/>
       <w:r>
@@ -573,7 +573,7 @@
           <w:sz w:val="32"/>
           <w:szCs w:val="32"/>
         </w:rPr>
-        <w:t>晤</w:t>
+        <w:t>蛆</w:t>
       </w:r>
       <w:proofErr w:type="gramStart"/>
       <w:r>
@@ -582,7 +582,7 @@
           <w:sz w:val="32"/>
           <w:szCs w:val="32"/>
         </w:rPr>
-        <w:t>眵</w:t>
+        <w:t>蚰蛊圉蚱蛉蛏蚴啁啕唿</w:t>
       </w:r>
       <w:proofErr w:type="gramEnd"/>
       <w:r>
@@ -591,7 +591,7 @@
           <w:sz w:val="32"/>
           <w:szCs w:val="32"/>
         </w:rPr>
-        <w:t>眸</w:t>
+        <w:t>啐</w:t>
       </w:r>
       <w:proofErr w:type="gramStart"/>
       <w:r>
@@ -600,7 +600,7 @@
           <w:sz w:val="32"/>
           <w:szCs w:val="32"/>
         </w:rPr>
-        <w:t>圊</w:t>
+        <w:t>唼唷啖</w:t>
       </w:r>
       <w:proofErr w:type="gramEnd"/>
       <w:r>
@@ -609,7 +609,7 @@
           <w:sz w:val="32"/>
           <w:szCs w:val="32"/>
         </w:rPr>
-        <w:t>喏</w:t>
+        <w:t>啵</w:t>
       </w:r>
       <w:proofErr w:type="gramStart"/>
       <w:r>
@@ -618,7 +618,7 @@
           <w:sz w:val="32"/>
           <w:szCs w:val="32"/>
         </w:rPr>
-        <w:t>啉晗啭</w:t>
+        <w:t>啶啷唳唰</w:t>
       </w:r>
       <w:proofErr w:type="gramEnd"/>
       <w:r>
@@ -627,7 +627,7 @@
           <w:sz w:val="32"/>
           <w:szCs w:val="32"/>
         </w:rPr>
-        <w:t>畦</w:t>
+        <w:t>啜</w:t>
       </w:r>
       <w:proofErr w:type="gramStart"/>
       <w:r>
@@ -636,7 +636,7 @@
           <w:sz w:val="32"/>
           <w:szCs w:val="32"/>
         </w:rPr>
-        <w:t>趺啮跄</w:t>
+        <w:t>帻</w:t>
       </w:r>
       <w:proofErr w:type="gramEnd"/>
       <w:r>
@@ -645,7 +645,7 @@
           <w:sz w:val="32"/>
           <w:szCs w:val="32"/>
         </w:rPr>
-        <w:t>蚶</w:t>
+        <w:t>崚</w:t>
       </w:r>
       <w:proofErr w:type="gramStart"/>
       <w:r>
@@ -654,7 +654,7 @@
           <w:sz w:val="32"/>
           <w:szCs w:val="32"/>
         </w:rPr>
-        <w:t>蛄蛎</w:t>
+        <w:t>崦帼崮崤崆</w:t>
       </w:r>
       <w:proofErr w:type="gramEnd"/>
       <w:r>
@@ -663,41 +663,15 @@
           <w:sz w:val="32"/>
           <w:szCs w:val="32"/>
         </w:rPr>
-        <w:t>蛆</w:t>
-      </w:r>
-      <w:proofErr w:type="gramStart"/>
-      <w:r>
-        <w:rPr>
-          <w:rFonts w:ascii="宋体" w:eastAsia="宋体" w:hAnsi="宋体" w:hint="eastAsia"/>
-          <w:sz w:val="32"/>
-          <w:szCs w:val="32"/>
-        </w:rPr>
-        <w:t>蚰</w:t>
-      </w:r>
-      <w:proofErr w:type="gramEnd"/>
-      <w:r>
-        <w:rPr>
-          <w:rFonts w:ascii="宋体" w:eastAsia="宋体" w:hAnsi="宋体" w:hint="eastAsia"/>
-          <w:sz w:val="32"/>
-          <w:szCs w:val="32"/>
-        </w:rPr>
-        <w:t>蛊圉蚱蛉蛏蚴啁啕唿</w:t>
-      </w:r>
-      <w:r>
-        <w:rPr>
-          <w:rFonts w:ascii="宋体" w:eastAsia="宋体" w:hAnsi="宋体" w:hint="eastAsia"/>
-          <w:sz w:val="32"/>
-          <w:szCs w:val="32"/>
-        </w:rPr>
-        <w:t>啐唼唷啖啵啶啷唳唰啜帻崚崦帼崮崤崆赇赈赊铑铒铗铙铟铡铢铣铤铧铨铩铪铫铬铮铯铰铱铳铷氪牾鸹秾逶笺筇笸笪笮笠笥笤笳笾笞偾偃偕偈傀偬鸻徜舻舴舷翎脬脘脲猗猡猞斛猕馗馃馄鸾孰庹庾痍疵旌旎袤阇阈阉阊阋阍阏粝粕焐焓烽焖烷焗渚淇淞渎涿淖挲淠涸渑淦淝淬淙涫渌惬悻悱惝惘惆惚惇惮窕谌谏皲谑裆袷裉谒谔谕谖谗谛谝逯郿隈粜隍隗婧婊婕娼婵胬袈恿绫骐绯绱骒绲骓绶绺绻绾骖缁耠琫琪瑛琦琥琨靓琰琮琯琬琛琚辇鼋揳堞搽揸揠堙趄揖颉塄揿揄蛩</w:t>
-      </w:r>
-      <w:r>
-        <w:rPr>
-          <w:rFonts w:ascii="宋体" w:eastAsia="宋体" w:hAnsi="宋体" w:hint="eastAsia"/>
-          <w:sz w:val="32"/>
-          <w:szCs w:val="32"/>
-        </w:rPr>
-        <w:t>塆摒揆葑葚靰靸葳葺葸萼葆葩葶蒌萱葭楮棼椟棹椤棰赍椋椁椪椐鹁酤酢酡鹂殚殛雯雱辊辋椠辎斐睄睑睇睃戢嗒喃喱喹喈跖跗跞跚跏跆蛱蛲蛳蛐蛔蛞蛴蛟蛘喁喟啾嗖喑嗟喽嗞</w:t>
+        <w:t>赇赈赊铑铒铗铙铟铡铢铣铤铧铨铩铪铫铬铮铯铰铱铳铷氪牾鸹秾逶笺筇笸笪笮笠笥笤笳笾笞偾偃偕偈傀偬鸻徜舻舴舷翎脬脘脲猗猡猞斛猕馗馃馄鸾孰庹庾痍疵旌旎袤阇阈阉阊阋阍阏粝粕焐焓烽焖烷焗渚淇淞渎涿淖挲淠涸渑淦淝淬淙涫渌惬悻悱惝惘惆惚惇惮窕谌谏皲谑裆袷裉谒谔谕谖谗谛谝逯郿隈粜隍隗婧婊婕娼婵胬袈恿绫骐绯绱骒绲骓绶绺绻绾骖缁耠琫琪瑛琦琥琨靓琰琮琯琬琛琚辇鼋揳堞搽揸揠堙趄揖颉塄揿揄蛩</w:t>
+      </w:r>
+      <w:r>
+        <w:rPr>
+          <w:rFonts w:ascii="宋体" w:eastAsia="宋体" w:hAnsi="宋体" w:hint="eastAsia"/>
+          <w:sz w:val="32"/>
+          <w:szCs w:val="32"/>
+        </w:rPr>
+        <w:t>塆摒揆葑葚靰靸葳葺葸萼葆葩葶蒌萱葭楮棼椟棹椤棰赍椋椁椪椐鹁酤酢酡鹂殚殛雯雱辊辋椠辎斐睄睑睇睃戢嗒喃喱喹喈跖跗跞跚跏跆蛱蛲蛳蛐蛔蛞蛴蛟蛘喁喟啾嗖喑嗟喽嗞喀喙嵘嵖崴詈嵎崽嵬嵛嵯嵝嵫幄嵋赕铻铼铿锃锂锆锇锉锏锑锒</w:t>
       </w:r>
       <w:r>
         <w:rPr>
@@ -706,7 +680,7 @@
           <w:szCs w:val="32"/>
         </w:rPr>
         <w:lastRenderedPageBreak/>
-        <w:t>喀喙嵘嵖崴詈嵎崽嵬嵛嵯嵝嵫幄嵋赕铻铼铿锃锂锆锇锉锏锑锒锔掣矬氰毳毽犊犄犋鹄犍稃稂筌傣傈舄牍傥傧傩遁徨媭畲颌鹆舜貂腈腆腴腑腚腱鱿鲀鲂猢猹猥飓觞觚猱颎馇馊亵脔裒痨痦痞痤痫痧赓竦瓿啻颏鹇阒阕粞遒焯焜焙鹈湛湮湎湜湍湫溲湟溆湲湔湉渥湄滁愠愦惴愀愔喾谟扉裢裎裥祾祺谠谡谧孱媛巯翚皴缂缃缇缌缑缒缗飨耢瑚瑁瑗瑄瑕韫髡塬鄢趔趑摅摁蜇搋搪搐搛搠摈彀搦搡蓁蓍靳蓐蓦鹋蒽蓓蓊蒯蓑蒿蒺蓠蒟蒹蒴蒗蓥楔楠楂楝楫楸椴槌楯榈槎榉楦楣楹椽裘剽甄酮酰酩蜃碛碓硼碉碚碇碜辏龃龅訾粲虞睚嗪韪嗉睨睢雎睥嘟嗑嗫嗬嗔嗝戥煦暄暌跬跶跐跣跹蛸蜊蜍蜣畹嗥嗍嗨嗐嗤嗵罨嵊嵩嵴骰锗锛锜锝锞锟锢锨锩锭锱氲犏歃稞筠筢筲筱牒煲敫徭愆艄毹貊貅貉颔腠腩腼腭腧塍媵詹鲆鲇鲈</w:t>
+        <w:t>锔掣矬氰毳毽犊犄犋鹄犍稃稂筌傣傈舄牍傥傧傩遁徨媭畲颌鹆舜貂腈腆腴腑腚腱鱿鲀鲂猢猹猥飓觞觚猱颎馇馊亵脔裒痨痦痞痤痫痧赓竦瓿啻颏鹇阒阕粞遒焯焜焙鹈湛湮湎湜湍湫溲湟溆湲湔湉渥湄滁愠愦惴愀愔喾谟扉裢裎裥祾祺谠谡谧孱媛巯翚皴缂缃缇缌缑缒缗飨耢瑚瑁瑗瑄瑕韫髡塬鄢趔趑摅摁蜇搋搪搐搛搠摈彀搦搡蓁蓍靳蓐蓦鹋蒽蓓蓊蒯蓑蒿蒺蓠蒟蒹蒴蒗蓥楔楠楂楝楫楸椴槌楯榈槎榉楦楣楹椽裘剽甄酮酰酩蜃碛碓硼碉碚碇碜辏龃龅訾粲虞睚嗪韪嗉睨睢雎睥嘟嗑嗫嗬嗔嗝戥煦暄暌跬跶跐跣跹蛸蜊蜍蜣畹嗥嗍嗨嗐嗤嗵罨嵊嵩嵴骰锗锛锜锝锞锟锢锨锩锭锱氲犏歃稞筠筢筲筱牒煲敫徭愆艄毹貊貅貉颔腠腩腼腭腧塍媵詹鲆鲇鲈</w:t>
       </w:r>
     </w:p>
     <w:p>

--- a/help/部分余部副码顺序.docx
+++ b/help/部分余部副码顺序.docx
@@ -16,25 +16,7 @@
           <w:sz w:val="32"/>
           <w:szCs w:val="32"/>
         </w:rPr>
-        <w:t xml:space="preserve">副(末位为声)：畐ktf 喜ukdjx 壹udky 皇wbh </w:t>
-      </w:r>
-      <w:proofErr w:type="gramStart"/>
-      <w:r>
-        <w:rPr>
-          <w:rFonts w:ascii="宋体" w:eastAsia="宋体" w:hAnsi="宋体" w:hint="eastAsia"/>
-          <w:sz w:val="32"/>
-          <w:szCs w:val="32"/>
-        </w:rPr>
-        <w:t>尞</w:t>
-      </w:r>
-      <w:proofErr w:type="gramEnd"/>
-      <w:r>
-        <w:rPr>
-          <w:rFonts w:ascii="宋体" w:eastAsia="宋体" w:hAnsi="宋体" w:hint="eastAsia"/>
-          <w:sz w:val="32"/>
-          <w:szCs w:val="32"/>
-        </w:rPr>
-        <w:t>xudrl⿱</w:t>
+        <w:t>副(末位为声)：畐ktf 喜ukdjx 壹udky 皇wbh 尞xudrl⿱</w:t>
       </w:r>
       <w:r>
         <w:rPr>
@@ -44,59 +26,13 @@
         </w:rPr>
         <w:t>𠂉</w:t>
       </w:r>
-      <w:proofErr w:type="gramStart"/>
-      <w:r>
-        <w:rPr>
-          <w:rFonts w:ascii="宋体" w:eastAsia="宋体" w:hAnsi="宋体" w:hint="eastAsia"/>
-          <w:sz w:val="32"/>
-          <w:szCs w:val="32"/>
-        </w:rPr>
-        <w:t>巾</w:t>
-      </w:r>
-      <w:proofErr w:type="gramEnd"/>
-      <w:r>
-        <w:rPr>
-          <w:rFonts w:ascii="宋体" w:eastAsia="宋体" w:hAnsi="宋体" w:hint="eastAsia"/>
-          <w:sz w:val="32"/>
-          <w:szCs w:val="32"/>
-        </w:rPr>
-        <w:t xml:space="preserve">jru 西k(y)x </w:t>
-      </w:r>
-      <w:proofErr w:type="gramStart"/>
-      <w:r>
-        <w:rPr>
-          <w:rFonts w:ascii="宋体" w:eastAsia="宋体" w:hAnsi="宋体" w:hint="eastAsia"/>
-          <w:sz w:val="32"/>
-          <w:szCs w:val="32"/>
-        </w:rPr>
-        <w:t>敖</w:t>
-      </w:r>
-      <w:proofErr w:type="gramEnd"/>
-      <w:r>
-        <w:rPr>
-          <w:rFonts w:ascii="宋体" w:eastAsia="宋体" w:hAnsi="宋体" w:hint="eastAsia"/>
-          <w:sz w:val="32"/>
-          <w:szCs w:val="32"/>
-        </w:rPr>
-        <w:t xml:space="preserve">uqo </w:t>
-      </w:r>
-      <w:proofErr w:type="gramStart"/>
-      <w:r>
-        <w:rPr>
-          <w:rFonts w:ascii="宋体" w:eastAsia="宋体" w:hAnsi="宋体" w:hint="eastAsia"/>
-          <w:sz w:val="32"/>
-          <w:szCs w:val="32"/>
-        </w:rPr>
-        <w:t>咅</w:t>
-      </w:r>
-      <w:proofErr w:type="gramEnd"/>
-      <w:r>
-        <w:rPr>
-          <w:rFonts w:ascii="宋体" w:eastAsia="宋体" w:hAnsi="宋体" w:hint="eastAsia"/>
-          <w:sz w:val="32"/>
-          <w:szCs w:val="32"/>
-        </w:rPr>
-        <w:t>lkdt 疌zksvj 龹(</w:t>
+      <w:r>
+        <w:rPr>
+          <w:rFonts w:ascii="宋体" w:eastAsia="宋体" w:hAnsi="宋体" w:hint="eastAsia"/>
+          <w:sz w:val="32"/>
+          <w:szCs w:val="32"/>
+        </w:rPr>
+        <w:t>巾jru 西k(y)x 敖uqo 咅lkdt 疌zksvj 龹(</w:t>
       </w:r>
       <w:r>
         <w:rPr>
@@ -174,7 +110,6 @@
           <w:szCs w:val="32"/>
         </w:rPr>
       </w:pPr>
-      <w:proofErr w:type="gramStart"/>
       <w:r>
         <w:rPr>
           <w:rFonts w:ascii="宋体" w:eastAsia="宋体" w:hAnsi="宋体"/>
@@ -183,7 +118,6 @@
         </w:rPr>
         <w:t>欥</w:t>
       </w:r>
-      <w:proofErr w:type="gramEnd"/>
       <w:r>
         <w:rPr>
           <w:rFonts w:ascii="宋体" w:eastAsia="宋体" w:hAnsi="宋体" w:hint="eastAsia"/>
@@ -249,23 +183,15 @@
           <w:sz w:val="32"/>
           <w:szCs w:val="32"/>
         </w:rPr>
-        <w:t>蛊圉蚱蛉蛏蚴啁啕唿</w:t>
-      </w:r>
-      <w:r>
-        <w:rPr>
-          <w:rFonts w:ascii="宋体" w:eastAsia="宋体" w:hAnsi="宋体" w:hint="eastAsia"/>
-          <w:sz w:val="32"/>
-          <w:szCs w:val="32"/>
-        </w:rPr>
-        <w:t>啐唼唷啖啵啶啷唳唰啜帻崚崦帼崮崤崆赇赈赊铑铒铗铙铟铡铢铣铤铧铨铩铪铫铬铮铯铰铱铳铷氪牾鸹秾逶笺筇笸笪笮笠笥笤笳笾笞偾偃偕偈傀偬鸻徜舻舴舷翎脬脘脲猗猡猞斛猕馗馃馄鸾孰庹庾痍疵旌旎袤阇阈阉阊阋阍阏粝粕焐焓烽焖烷焗渚淇淞渎涿淖挲淠涸渑淦淝淬淙涫渌惬悻悱惝惘惆惚惇惮窕谌谏皲谑裆袷裉谒谔谕谖谗谛谝逯郿隈粜隍隗婧婊婕娼婵胬袈恿绫骐绯绱骒绲骓绶绺绻绾骖缁耠琫琪瑛琦琥琨靓琰琮琯琬琛琚辇鼋揳堞搽揸揠堙趄揖颉塄揿揄蛩</w:t>
-      </w:r>
-      <w:r>
-        <w:rPr>
-          <w:rFonts w:ascii="宋体" w:eastAsia="宋体" w:hAnsi="宋体" w:hint="eastAsia"/>
-          <w:sz w:val="32"/>
-          <w:szCs w:val="32"/>
-        </w:rPr>
-        <w:t>塆摒揆葑葚靰靸葳葺葸萼葆葩葶蒌萱葭楮棼椟棹椤棰赍椋椁椪椐鹁酤酢酡鹂殚殛雯雱辊辋椠辎斐睄睑睇睃戢嗒喃喱喹喈跖跗跞跚跏跆蛱蛲蛳蛐蛔蛞蛴蛟蛘喁喟啾嗖喑嗟喽嗞喀喙嵘嵖崴詈嵎崽嵬嵛嵯嵝嵫幄嵋赕铻铼铿锃锂锆锇锉锏锑锒锔掣矬氰毳毽犊犄犋鹄犍稃稂筌</w:t>
+        <w:t>啵啶啷唳唰啜帻崚崦帼崮崤崆赇赈赊铑铒铗铙铟铡铢铣铤铧铨铩铪铫铬铮铯铰铱铳铷氪牾鸹秾逶笺筇笸笪笮笠笥笤笳笾笞偾偃偕偈傀偬鸻徜舻舴舷翎脬脘脲猗猡猞斛猕馗馃馄鸾孰庹庾痍疵旌旎袤阇阈阉阊阋阍阏粝粕焐焓烽焖烷焗渚淇淞渎涿淖挲淠涸渑淦淝淬淙涫渌惬悻悱惝惘惆惚惇惮窕谌谏皲谑裆袷裉谒谔谕谖谗谛谝逯郿隈粜隍隗婧婊婕娼婵胬袈恿绫骐绯绱骒绲骓绶绺绻绾骖缁耠琫琪瑛琦琥琨靓琰琮琯琬琛琚辇鼋揳堞搽揸揠堙趄揖颉塄揿揄蛩</w:t>
+      </w:r>
+      <w:r>
+        <w:rPr>
+          <w:rFonts w:ascii="宋体" w:eastAsia="宋体" w:hAnsi="宋体" w:hint="eastAsia"/>
+          <w:sz w:val="32"/>
+          <w:szCs w:val="32"/>
+        </w:rPr>
+        <w:t>塆摒揆葑葚靰靸葳葺葸萼葆葩葶蒌萱葭楮棼椟棹椤棰赍椋椁椪椐鹁酤酢酡鹂殚殛雯雱辊辋椠辎斐睄睑睇睃戢嗒喃喱喹喈跖跗跞跚跏跆蛱蛲蛳蛐蛔蛞蛴蛟蛘喁喟啾嗖喑嗟喽嗞喀喙嵘嵖崴詈嵎崽嵬嵛嵯嵝嵫幄嵋赕铻铼铿锃锂锆锇锉锏锑锒锔掣矬氰毳毽犊犄犋鹄犍稃稂筌傣傈舄牍傥傧傩遁徨媭畲颌鹆</w:t>
       </w:r>
       <w:r>
         <w:rPr>
@@ -274,7 +200,7 @@
           <w:szCs w:val="32"/>
         </w:rPr>
         <w:lastRenderedPageBreak/>
-        <w:t>傣傈舄牍傥傧傩遁徨媭畲颌鹆舜貂腈腆腴腑腚腱鱿鲀鲂猢猹猥飓觞觚猱颎馇馊亵脔裒痨痦痞痤痫痧赓竦瓿啻颏鹇阒阕粞遒焯焜焙鹈湛湮湎湜湍湫溲湟溆湲湔湉渥湄滁愠愦惴愀愔喾谟扉裢裎裥祾祺谠谡谧孱媛巯翚皴缂缃缇缌缑缒缗飨耢瑚瑁瑗瑄瑕韫髡塬鄢趔趑摅摁蜇搋搪搐搛搠摈彀搦搡蓁蓍靳蓐蓦鹋蒽蓓蓊蒯蓑蒿蒺蓠蒟蒹蒴蒗蓥楔楠楂楝楫楸椴槌楯榈槎榉楦楣楹椽裘剽甄酮酰酩蜃碛碓硼碉碚碇碜辏龃龅訾粲虞睚嗪韪嗉睨睢雎睥嘟嗑嗫嗬嗔嗝戥煦暄暌跬跶跐跣跹蛸蜊蜍蜣畹嗥嗍嗨嗐嗤嗵罨嵊嵩嵴骰锗锛锜锝锞锟锢锨锩锭锱氲犏歃稞筠筢筲筱牒煲敫徭愆艄毹貊貅貉颔腠腩腼腭腧塍媵詹鲆鲇鲈</w:t>
+        <w:t>舜貂腈腆腴腑腚腱鱿鲀鲂猢猹猥飓觞觚猱颎馇馊亵脔裒痨痦痞痤痫痧赓竦瓿啻颏鹇阒阕粞遒焯焜焙鹈湛湮湎湜湍湫溲湟溆湲湔湉渥湄滁愠愦惴愀愔喾谟扉裢裎裥祾祺谠谡谧孱媛巯翚皴缂缃缇缌缑缒缗飨耢瑚瑁瑗瑄瑕韫髡塬鄢趔趑摅摁蜇搋搪搐搛搠摈彀搦搡蓁蓍靳蓐蓦鹋蒽蓓蓊蒯蓑蒿蒺蓠蒟蒹蒴蒗蓥楔楠楂楝楫楸椴槌楯榈槎榉楦楣楹椽裘剽甄酮酰酩蜃碛碓硼碉碚碇碜辏龃龅訾粲虞睚嗪韪嗉睨睢雎睥嘟嗑嗫嗬嗔嗝戥煦暄暌跬跶跐跣跹蛸蜊蜍蜣畹嗥嗍嗨嗐嗤嗵罨嵊嵩嵴骰锗锛锜锝锞锟锢锨锩锭锱氲犏歃稞筠筢筲筱牒煲敫徭愆艄毹貊貅貉颔腠腩腼腭腧塍媵詹鲆鲇鲈</w:t>
       </w:r>
     </w:p>
     <w:p>

--- a/help/部分余部副码顺序.docx
+++ b/help/部分余部副码顺序.docx
@@ -16,7 +16,25 @@
           <w:sz w:val="32"/>
           <w:szCs w:val="32"/>
         </w:rPr>
-        <w:t>副(末位为声)：畐ktf 喜ukdjx 壹udky 皇wbh 尞xudrl⿱</w:t>
+        <w:t xml:space="preserve">副(末位为声)：畐ktf 喜ukdjx 壹udky 皇wbh </w:t>
+      </w:r>
+      <w:proofErr w:type="gramStart"/>
+      <w:r>
+        <w:rPr>
+          <w:rFonts w:ascii="宋体" w:eastAsia="宋体" w:hAnsi="宋体" w:hint="eastAsia"/>
+          <w:sz w:val="32"/>
+          <w:szCs w:val="32"/>
+        </w:rPr>
+        <w:t>尞</w:t>
+      </w:r>
+      <w:proofErr w:type="gramEnd"/>
+      <w:r>
+        <w:rPr>
+          <w:rFonts w:ascii="宋体" w:eastAsia="宋体" w:hAnsi="宋体" w:hint="eastAsia"/>
+          <w:sz w:val="32"/>
+          <w:szCs w:val="32"/>
+        </w:rPr>
+        <w:t>xudrl⿱</w:t>
       </w:r>
       <w:r>
         <w:rPr>
@@ -26,13 +44,59 @@
         </w:rPr>
         <w:t>𠂉</w:t>
       </w:r>
-      <w:r>
-        <w:rPr>
-          <w:rFonts w:ascii="宋体" w:eastAsia="宋体" w:hAnsi="宋体" w:hint="eastAsia"/>
-          <w:sz w:val="32"/>
-          <w:szCs w:val="32"/>
-        </w:rPr>
-        <w:t>巾jru 西k(y)x 敖uqo 咅lkdt 疌zksvj 龹(</w:t>
+      <w:proofErr w:type="gramStart"/>
+      <w:r>
+        <w:rPr>
+          <w:rFonts w:ascii="宋体" w:eastAsia="宋体" w:hAnsi="宋体" w:hint="eastAsia"/>
+          <w:sz w:val="32"/>
+          <w:szCs w:val="32"/>
+        </w:rPr>
+        <w:t>巾</w:t>
+      </w:r>
+      <w:proofErr w:type="gramEnd"/>
+      <w:r>
+        <w:rPr>
+          <w:rFonts w:ascii="宋体" w:eastAsia="宋体" w:hAnsi="宋体" w:hint="eastAsia"/>
+          <w:sz w:val="32"/>
+          <w:szCs w:val="32"/>
+        </w:rPr>
+        <w:t xml:space="preserve">jru 西k(y)x </w:t>
+      </w:r>
+      <w:proofErr w:type="gramStart"/>
+      <w:r>
+        <w:rPr>
+          <w:rFonts w:ascii="宋体" w:eastAsia="宋体" w:hAnsi="宋体" w:hint="eastAsia"/>
+          <w:sz w:val="32"/>
+          <w:szCs w:val="32"/>
+        </w:rPr>
+        <w:t>敖</w:t>
+      </w:r>
+      <w:proofErr w:type="gramEnd"/>
+      <w:r>
+        <w:rPr>
+          <w:rFonts w:ascii="宋体" w:eastAsia="宋体" w:hAnsi="宋体" w:hint="eastAsia"/>
+          <w:sz w:val="32"/>
+          <w:szCs w:val="32"/>
+        </w:rPr>
+        <w:t xml:space="preserve">uqo </w:t>
+      </w:r>
+      <w:proofErr w:type="gramStart"/>
+      <w:r>
+        <w:rPr>
+          <w:rFonts w:ascii="宋体" w:eastAsia="宋体" w:hAnsi="宋体" w:hint="eastAsia"/>
+          <w:sz w:val="32"/>
+          <w:szCs w:val="32"/>
+        </w:rPr>
+        <w:t>咅</w:t>
+      </w:r>
+      <w:proofErr w:type="gramEnd"/>
+      <w:r>
+        <w:rPr>
+          <w:rFonts w:ascii="宋体" w:eastAsia="宋体" w:hAnsi="宋体" w:hint="eastAsia"/>
+          <w:sz w:val="32"/>
+          <w:szCs w:val="32"/>
+        </w:rPr>
+        <w:t>lkdt 疌zksvj 龹(</w:t>
       </w:r>
       <w:r>
         <w:rPr>
@@ -110,6 +174,7 @@
           <w:szCs w:val="32"/>
         </w:rPr>
       </w:pPr>
+      <w:proofErr w:type="gramStart"/>
       <w:r>
         <w:rPr>
           <w:rFonts w:ascii="宋体" w:eastAsia="宋体" w:hAnsi="宋体"/>
@@ -118,6 +183,7 @@
         </w:rPr>
         <w:t>欥</w:t>
       </w:r>
+      <w:proofErr w:type="gramEnd"/>
       <w:r>
         <w:rPr>
           <w:rFonts w:ascii="宋体" w:eastAsia="宋体" w:hAnsi="宋体" w:hint="eastAsia"/>
@@ -177,21 +243,85 @@
           <w:szCs w:val="32"/>
         </w:rPr>
       </w:pPr>
-      <w:r>
-        <w:rPr>
-          <w:rFonts w:ascii="宋体" w:eastAsia="宋体" w:hAnsi="宋体" w:hint="eastAsia"/>
-          <w:sz w:val="32"/>
-          <w:szCs w:val="32"/>
-        </w:rPr>
-        <w:t>啵啶啷唳唰啜帻崚崦帼崮崤崆赇赈赊铑铒铗铙铟铡铢铣铤铧铨铩铪铫铬铮铯铰铱铳铷氪牾鸹秾逶笺筇笸笪笮笠笥笤笳笾笞偾偃偕偈傀偬鸻徜舻舴舷翎脬脘脲猗猡猞斛猕馗馃馄鸾孰庹庾痍疵旌旎袤阇阈阉阊阋阍阏粝粕焐焓烽焖烷焗渚淇淞渎涿淖挲淠涸渑淦淝淬淙涫渌惬悻悱惝惘惆惚惇惮窕谌谏皲谑裆袷裉谒谔谕谖谗谛谝逯郿隈粜隍隗婧婊婕娼婵胬袈恿绫骐绯绱骒绲骓绶绺绻绾骖缁耠琫琪瑛琦琥琨靓琰琮琯琬琛琚辇鼋揳堞搽揸揠堙趄揖颉塄揿揄蛩</w:t>
-      </w:r>
-      <w:r>
-        <w:rPr>
-          <w:rFonts w:ascii="宋体" w:eastAsia="宋体" w:hAnsi="宋体" w:hint="eastAsia"/>
-          <w:sz w:val="32"/>
-          <w:szCs w:val="32"/>
-        </w:rPr>
-        <w:t>塆摒揆葑葚靰靸葳葺葸萼葆葩葶蒌萱葭楮棼椟棹椤棰赍椋椁椪椐鹁酤酢酡鹂殚殛雯雱辊辋椠辎斐睄睑睇睃戢嗒喃喱喹喈跖跗跞跚跏跆蛱蛲蛳蛐蛔蛞蛴蛟蛘喁喟啾嗖喑嗟喽嗞喀喙嵘嵖崴詈嵎崽嵬嵛嵯嵝嵫幄嵋赕铻铼铿锃锂锆锇锉锏锑锒锔掣矬氰毳毽犊犄犋鹄犍稃稂筌傣傈舄牍傥傧傩遁徨媭畲颌鹆</w:t>
+      <w:proofErr w:type="gramStart"/>
+      <w:r>
+        <w:rPr>
+          <w:rFonts w:ascii="宋体" w:eastAsia="宋体" w:hAnsi="宋体" w:hint="eastAsia"/>
+          <w:sz w:val="32"/>
+          <w:szCs w:val="32"/>
+        </w:rPr>
+        <w:t>馄鸾</w:t>
+      </w:r>
+      <w:proofErr w:type="gramEnd"/>
+      <w:r>
+        <w:rPr>
+          <w:rFonts w:ascii="宋体" w:eastAsia="宋体" w:hAnsi="宋体" w:hint="eastAsia"/>
+          <w:sz w:val="32"/>
+          <w:szCs w:val="32"/>
+        </w:rPr>
+        <w:t>孰</w:t>
+      </w:r>
+      <w:proofErr w:type="gramStart"/>
+      <w:r>
+        <w:rPr>
+          <w:rFonts w:ascii="宋体" w:eastAsia="宋体" w:hAnsi="宋体" w:hint="eastAsia"/>
+          <w:sz w:val="32"/>
+          <w:szCs w:val="32"/>
+        </w:rPr>
+        <w:t>庹庾痍疵旌旎袤</w:t>
+      </w:r>
+      <w:proofErr w:type="gramEnd"/>
+      <w:r>
+        <w:rPr>
+          <w:rFonts w:ascii="宋体" w:eastAsia="宋体" w:hAnsi="宋体" w:hint="eastAsia"/>
+          <w:sz w:val="32"/>
+          <w:szCs w:val="32"/>
+        </w:rPr>
+        <w:t>阇</w:t>
+      </w:r>
+      <w:proofErr w:type="gramStart"/>
+      <w:r>
+        <w:rPr>
+          <w:rFonts w:ascii="宋体" w:eastAsia="宋体" w:hAnsi="宋体" w:hint="eastAsia"/>
+          <w:sz w:val="32"/>
+          <w:szCs w:val="32"/>
+        </w:rPr>
+        <w:t>阈阉阊阋阍阏粝粕焐焓烽</w:t>
+      </w:r>
+      <w:proofErr w:type="gramEnd"/>
+      <w:r>
+        <w:rPr>
+          <w:rFonts w:ascii="宋体" w:eastAsia="宋体" w:hAnsi="宋体" w:hint="eastAsia"/>
+          <w:sz w:val="32"/>
+          <w:szCs w:val="32"/>
+        </w:rPr>
+        <w:t>焖烷焗</w:t>
+      </w:r>
+      <w:proofErr w:type="gramStart"/>
+      <w:r>
+        <w:rPr>
+          <w:rFonts w:ascii="宋体" w:eastAsia="宋体" w:hAnsi="宋体" w:hint="eastAsia"/>
+          <w:sz w:val="32"/>
+          <w:szCs w:val="32"/>
+        </w:rPr>
+        <w:t>渚淇淞渎涿淖挲淠涸渑淦淝</w:t>
+      </w:r>
+      <w:proofErr w:type="gramEnd"/>
+      <w:r>
+        <w:rPr>
+          <w:rFonts w:ascii="宋体" w:eastAsia="宋体" w:hAnsi="宋体" w:hint="eastAsia"/>
+          <w:sz w:val="32"/>
+          <w:szCs w:val="32"/>
+        </w:rPr>
+        <w:t>淬淙涫渌惬悻悱惝惘惆惚惇惮窕谌谏皲谑裆袷裉谒谔谕谖谗谛谝逯郿隈粜隍隗婧婊婕娼婵胬袈恿绫骐绯绱骒绲骓绶绺绻绾骖缁耠琫琪瑛琦琥琨靓琰琮琯琬琛琚辇鼋揳堞搽揸揠堙趄揖颉塄揿揄蛩</w:t>
+      </w:r>
+      <w:r>
+        <w:rPr>
+          <w:rFonts w:ascii="宋体" w:eastAsia="宋体" w:hAnsi="宋体" w:hint="eastAsia"/>
+          <w:sz w:val="32"/>
+          <w:szCs w:val="32"/>
+        </w:rPr>
+        <w:t>塆摒揆葑葚靰靸葳葺葸萼葆葩葶蒌萱葭楮棼椟棹椤棰赍椋椁椪椐鹁酤酢酡鹂殚殛雯雱辊辋椠辎斐睄睑睇睃戢嗒喃喱喹喈跖跗跞跚跏跆蛱蛲蛳蛐蛔蛞蛴蛟蛘喁喟啾嗖喑嗟喽嗞喀喙嵘嵖崴詈嵎崽嵬嵛嵯嵝嵫幄嵋赕铻铼铿锃锂锆锇锉锏锑锒锔掣矬氰毳毽犊犄犋鹄犍稃稂筌傣傈舄牍傥傧傩遁徨媭畲颌鹆舜貂腈腆腴腑腚腱鱿鲀鲂猢猹猥飓觞觚猱颎馇馊亵脔裒痨痦痞痤痫痧赓竦瓿啻颏鹇阒阕粞遒焯焜焙鹈湛湮湎湜湍湫溲湟溆湲湔湉渥湄滁愠愦惴愀愔喾谟扉裢裎裥祾祺谠谡谧</w:t>
       </w:r>
       <w:r>
         <w:rPr>
@@ -200,7 +330,7 @@
           <w:szCs w:val="32"/>
         </w:rPr>
         <w:lastRenderedPageBreak/>
-        <w:t>舜貂腈腆腴腑腚腱鱿鲀鲂猢猹猥飓觞觚猱颎馇馊亵脔裒痨痦痞痤痫痧赓竦瓿啻颏鹇阒阕粞遒焯焜焙鹈湛湮湎湜湍湫溲湟溆湲湔湉渥湄滁愠愦惴愀愔喾谟扉裢裎裥祾祺谠谡谧孱媛巯翚皴缂缃缇缌缑缒缗飨耢瑚瑁瑗瑄瑕韫髡塬鄢趔趑摅摁蜇搋搪搐搛搠摈彀搦搡蓁蓍靳蓐蓦鹋蒽蓓蓊蒯蓑蒿蒺蓠蒟蒹蒴蒗蓥楔楠楂楝楫楸椴槌楯榈槎榉楦楣楹椽裘剽甄酮酰酩蜃碛碓硼碉碚碇碜辏龃龅訾粲虞睚嗪韪嗉睨睢雎睥嘟嗑嗫嗬嗔嗝戥煦暄暌跬跶跐跣跹蛸蜊蜍蜣畹嗥嗍嗨嗐嗤嗵罨嵊嵩嵴骰锗锛锜锝锞锟锢锨锩锭锱氲犏歃稞筠筢筲筱牒煲敫徭愆艄毹貊貅貉颔腠腩腼腭腧塍媵詹鲆鲇鲈</w:t>
+        <w:t>孱媛巯翚皴缂缃缇缌缑缒缗飨耢瑚瑁瑗瑄瑕韫髡塬鄢趔趑摅摁蜇搋搪搐搛搠摈彀搦搡蓁蓍靳蓐蓦鹋蒽蓓蓊蒯蓑蒿蒺蓠蒟蒹蒴蒗蓥楔楠楂楝楫楸椴槌楯榈槎榉楦楣楹椽裘剽甄酮酰酩蜃碛碓硼碉碚碇碜辏龃龅訾粲虞睚嗪韪嗉睨睢雎睥嘟嗑嗫嗬嗔嗝戥煦暄暌跬跶跐跣跹蛸蜊蜍蜣畹嗥嗍嗨嗐嗤嗵罨嵊嵩嵴骰锗锛锜锝锞锟锢锨锩锭锱氲犏歃稞筠筢筲筱牒煲敫徭愆艄毹貊貅貉颔腠腩腼腭腧塍媵詹鲆鲇鲈</w:t>
       </w:r>
     </w:p>
     <w:p>

--- a/help/部分余部副码顺序.docx
+++ b/help/部分余部副码顺序.docx
@@ -16,7 +16,79 @@
           <w:sz w:val="32"/>
           <w:szCs w:val="32"/>
         </w:rPr>
-        <w:t xml:space="preserve">副(末位为声)：畐ktf 喜ukdjx 壹udky 皇wbh </w:t>
+        <w:t>副(末位为声)：畐</w:t>
+      </w:r>
+      <w:proofErr w:type="spellStart"/>
+      <w:r>
+        <w:rPr>
+          <w:rFonts w:ascii="宋体" w:eastAsia="宋体" w:hAnsi="宋体" w:hint="eastAsia"/>
+          <w:sz w:val="32"/>
+          <w:szCs w:val="32"/>
+        </w:rPr>
+        <w:t>ktf</w:t>
+      </w:r>
+      <w:proofErr w:type="spellEnd"/>
+      <w:r>
+        <w:rPr>
+          <w:rFonts w:ascii="宋体" w:eastAsia="宋体" w:hAnsi="宋体" w:hint="eastAsia"/>
+          <w:sz w:val="32"/>
+          <w:szCs w:val="32"/>
+        </w:rPr>
+        <w:t xml:space="preserve"> 喜</w:t>
+      </w:r>
+      <w:proofErr w:type="spellStart"/>
+      <w:r>
+        <w:rPr>
+          <w:rFonts w:ascii="宋体" w:eastAsia="宋体" w:hAnsi="宋体" w:hint="eastAsia"/>
+          <w:sz w:val="32"/>
+          <w:szCs w:val="32"/>
+        </w:rPr>
+        <w:t>ukdjx</w:t>
+      </w:r>
+      <w:proofErr w:type="spellEnd"/>
+      <w:r>
+        <w:rPr>
+          <w:rFonts w:ascii="宋体" w:eastAsia="宋体" w:hAnsi="宋体" w:hint="eastAsia"/>
+          <w:sz w:val="32"/>
+          <w:szCs w:val="32"/>
+        </w:rPr>
+        <w:t xml:space="preserve"> 壹</w:t>
+      </w:r>
+      <w:proofErr w:type="spellStart"/>
+      <w:r>
+        <w:rPr>
+          <w:rFonts w:ascii="宋体" w:eastAsia="宋体" w:hAnsi="宋体" w:hint="eastAsia"/>
+          <w:sz w:val="32"/>
+          <w:szCs w:val="32"/>
+        </w:rPr>
+        <w:t>udky</w:t>
+      </w:r>
+      <w:proofErr w:type="spellEnd"/>
+      <w:r>
+        <w:rPr>
+          <w:rFonts w:ascii="宋体" w:eastAsia="宋体" w:hAnsi="宋体" w:hint="eastAsia"/>
+          <w:sz w:val="32"/>
+          <w:szCs w:val="32"/>
+        </w:rPr>
+        <w:t xml:space="preserve"> 皇</w:t>
+      </w:r>
+      <w:proofErr w:type="spellStart"/>
+      <w:r>
+        <w:rPr>
+          <w:rFonts w:ascii="宋体" w:eastAsia="宋体" w:hAnsi="宋体" w:hint="eastAsia"/>
+          <w:sz w:val="32"/>
+          <w:szCs w:val="32"/>
+        </w:rPr>
+        <w:t>wbh</w:t>
+      </w:r>
+      <w:proofErr w:type="spellEnd"/>
+      <w:r>
+        <w:rPr>
+          <w:rFonts w:ascii="宋体" w:eastAsia="宋体" w:hAnsi="宋体" w:hint="eastAsia"/>
+          <w:sz w:val="32"/>
+          <w:szCs w:val="32"/>
+        </w:rPr>
+        <w:t xml:space="preserve"> </w:t>
       </w:r>
       <w:proofErr w:type="gramStart"/>
       <w:r>
@@ -27,6 +99,7 @@
         </w:rPr>
         <w:t>尞</w:t>
       </w:r>
+      <w:proofErr w:type="spellStart"/>
       <w:proofErr w:type="gramEnd"/>
       <w:r>
         <w:rPr>
@@ -34,7 +107,16 @@
           <w:sz w:val="32"/>
           <w:szCs w:val="32"/>
         </w:rPr>
-        <w:t>xudrl⿱</w:t>
+        <w:t>xudrl</w:t>
+      </w:r>
+      <w:proofErr w:type="spellEnd"/>
+      <w:r>
+        <w:rPr>
+          <w:rFonts w:ascii="宋体" w:eastAsia="宋体" w:hAnsi="宋体" w:hint="eastAsia"/>
+          <w:sz w:val="32"/>
+          <w:szCs w:val="32"/>
+        </w:rPr>
+        <w:t>⿱</w:t>
       </w:r>
       <w:r>
         <w:rPr>
@@ -53,6 +135,7 @@
         </w:rPr>
         <w:t>巾</w:t>
       </w:r>
+      <w:proofErr w:type="spellStart"/>
       <w:proofErr w:type="gramEnd"/>
       <w:r>
         <w:rPr>
@@ -60,7 +143,16 @@
           <w:sz w:val="32"/>
           <w:szCs w:val="32"/>
         </w:rPr>
-        <w:t xml:space="preserve">jru 西k(y)x </w:t>
+        <w:t>jru</w:t>
+      </w:r>
+      <w:proofErr w:type="spellEnd"/>
+      <w:r>
+        <w:rPr>
+          <w:rFonts w:ascii="宋体" w:eastAsia="宋体" w:hAnsi="宋体" w:hint="eastAsia"/>
+          <w:sz w:val="32"/>
+          <w:szCs w:val="32"/>
+        </w:rPr>
+        <w:t xml:space="preserve"> 西k(y)x </w:t>
       </w:r>
       <w:proofErr w:type="gramStart"/>
       <w:r>
@@ -71,6 +163,7 @@
         </w:rPr>
         <w:t>敖</w:t>
       </w:r>
+      <w:proofErr w:type="spellStart"/>
       <w:proofErr w:type="gramEnd"/>
       <w:r>
         <w:rPr>
@@ -78,7 +171,16 @@
           <w:sz w:val="32"/>
           <w:szCs w:val="32"/>
         </w:rPr>
-        <w:t xml:space="preserve">uqo </w:t>
+        <w:t>uqo</w:t>
+      </w:r>
+      <w:proofErr w:type="spellEnd"/>
+      <w:r>
+        <w:rPr>
+          <w:rFonts w:ascii="宋体" w:eastAsia="宋体" w:hAnsi="宋体" w:hint="eastAsia"/>
+          <w:sz w:val="32"/>
+          <w:szCs w:val="32"/>
+        </w:rPr>
+        <w:t xml:space="preserve"> </w:t>
       </w:r>
       <w:proofErr w:type="gramStart"/>
       <w:r>
@@ -89,6 +191,7 @@
         </w:rPr>
         <w:t>咅</w:t>
       </w:r>
+      <w:proofErr w:type="spellStart"/>
       <w:proofErr w:type="gramEnd"/>
       <w:r>
         <w:rPr>
@@ -96,7 +199,34 @@
           <w:sz w:val="32"/>
           <w:szCs w:val="32"/>
         </w:rPr>
-        <w:t>lkdt 疌zksvj 龹(</w:t>
+        <w:t>lkdt</w:t>
+      </w:r>
+      <w:proofErr w:type="spellEnd"/>
+      <w:r>
+        <w:rPr>
+          <w:rFonts w:ascii="宋体" w:eastAsia="宋体" w:hAnsi="宋体" w:hint="eastAsia"/>
+          <w:sz w:val="32"/>
+          <w:szCs w:val="32"/>
+        </w:rPr>
+        <w:t xml:space="preserve"> 疌</w:t>
+      </w:r>
+      <w:proofErr w:type="spellStart"/>
+      <w:r>
+        <w:rPr>
+          <w:rFonts w:ascii="宋体" w:eastAsia="宋体" w:hAnsi="宋体" w:hint="eastAsia"/>
+          <w:sz w:val="32"/>
+          <w:szCs w:val="32"/>
+        </w:rPr>
+        <w:t>zksvj</w:t>
+      </w:r>
+      <w:proofErr w:type="spellEnd"/>
+      <w:r>
+        <w:rPr>
+          <w:rFonts w:ascii="宋体" w:eastAsia="宋体" w:hAnsi="宋体" w:hint="eastAsia"/>
+          <w:sz w:val="32"/>
+          <w:szCs w:val="32"/>
+        </w:rPr>
+        <w:t xml:space="preserve"> 龹(</w:t>
       </w:r>
       <w:r>
         <w:rPr>
@@ -112,8 +242,18 @@
           <w:sz w:val="32"/>
           <w:szCs w:val="32"/>
         </w:rPr>
-        <w:t>) dmcorj</w:t>
-      </w:r>
+        <w:t xml:space="preserve">) </w:t>
+      </w:r>
+      <w:proofErr w:type="spellStart"/>
+      <w:r>
+        <w:rPr>
+          <w:rFonts w:ascii="宋体" w:eastAsia="宋体" w:hAnsi="宋体" w:hint="eastAsia"/>
+          <w:sz w:val="32"/>
+          <w:szCs w:val="32"/>
+        </w:rPr>
+        <w:t>dmcorj</w:t>
+      </w:r>
+      <w:proofErr w:type="spellEnd"/>
     </w:p>
     <w:p>
       <w:pPr>
@@ -163,8 +303,72 @@
           <w:sz w:val="32"/>
           <w:szCs w:val="32"/>
         </w:rPr>
-        <w:t>=r. rf yi2bu, yi2bu=r. i. bi ui i. md vi(b)→rc</w:t>
-      </w:r>
+        <w:t xml:space="preserve">=r. rf yi2bu, yi2bu=r. </w:t>
+      </w:r>
+      <w:proofErr w:type="spellStart"/>
+      <w:r>
+        <w:rPr>
+          <w:rFonts w:ascii="宋体" w:eastAsia="宋体" w:hAnsi="宋体" w:hint="eastAsia"/>
+          <w:sz w:val="32"/>
+          <w:szCs w:val="32"/>
+        </w:rPr>
+        <w:t>i</w:t>
+      </w:r>
+      <w:proofErr w:type="spellEnd"/>
+      <w:r>
+        <w:rPr>
+          <w:rFonts w:ascii="宋体" w:eastAsia="宋体" w:hAnsi="宋体" w:hint="eastAsia"/>
+          <w:sz w:val="32"/>
+          <w:szCs w:val="32"/>
+        </w:rPr>
+        <w:t xml:space="preserve">. bi </w:t>
+      </w:r>
+      <w:proofErr w:type="spellStart"/>
+      <w:r>
+        <w:rPr>
+          <w:rFonts w:ascii="宋体" w:eastAsia="宋体" w:hAnsi="宋体" w:hint="eastAsia"/>
+          <w:sz w:val="32"/>
+          <w:szCs w:val="32"/>
+        </w:rPr>
+        <w:t>ui</w:t>
+      </w:r>
+      <w:proofErr w:type="spellEnd"/>
+      <w:r>
+        <w:rPr>
+          <w:rFonts w:ascii="宋体" w:eastAsia="宋体" w:hAnsi="宋体" w:hint="eastAsia"/>
+          <w:sz w:val="32"/>
+          <w:szCs w:val="32"/>
+        </w:rPr>
+        <w:t xml:space="preserve"> </w:t>
+      </w:r>
+      <w:proofErr w:type="spellStart"/>
+      <w:r>
+        <w:rPr>
+          <w:rFonts w:ascii="宋体" w:eastAsia="宋体" w:hAnsi="宋体" w:hint="eastAsia"/>
+          <w:sz w:val="32"/>
+          <w:szCs w:val="32"/>
+        </w:rPr>
+        <w:t>i</w:t>
+      </w:r>
+      <w:proofErr w:type="spellEnd"/>
+      <w:r>
+        <w:rPr>
+          <w:rFonts w:ascii="宋体" w:eastAsia="宋体" w:hAnsi="宋体" w:hint="eastAsia"/>
+          <w:sz w:val="32"/>
+          <w:szCs w:val="32"/>
+        </w:rPr>
+        <w:t>. md vi(b)→</w:t>
+      </w:r>
+      <w:proofErr w:type="spellStart"/>
+      <w:r>
+        <w:rPr>
+          <w:rFonts w:ascii="宋体" w:eastAsia="宋体" w:hAnsi="宋体" w:hint="eastAsia"/>
+          <w:sz w:val="32"/>
+          <w:szCs w:val="32"/>
+        </w:rPr>
+        <w:t>rc</w:t>
+      </w:r>
+      <w:proofErr w:type="spellEnd"/>
     </w:p>
     <w:p>
       <w:pPr>
@@ -190,7 +394,25 @@
           <w:sz w:val="32"/>
           <w:szCs w:val="32"/>
         </w:rPr>
-        <w:t>=r. ri qm4d, qm4d=r. dk rf→rf</w:t>
+        <w:t xml:space="preserve">=r. </w:t>
+      </w:r>
+      <w:proofErr w:type="spellStart"/>
+      <w:r>
+        <w:rPr>
+          <w:rFonts w:ascii="宋体" w:eastAsia="宋体" w:hAnsi="宋体" w:hint="eastAsia"/>
+          <w:sz w:val="32"/>
+          <w:szCs w:val="32"/>
+        </w:rPr>
+        <w:t>ri</w:t>
+      </w:r>
+      <w:proofErr w:type="spellEnd"/>
+      <w:r>
+        <w:rPr>
+          <w:rFonts w:ascii="宋体" w:eastAsia="宋体" w:hAnsi="宋体" w:hint="eastAsia"/>
+          <w:sz w:val="32"/>
+          <w:szCs w:val="32"/>
+        </w:rPr>
+        <w:t xml:space="preserve"> qm4d, qm4d=r. dk rf→rf</w:t>
       </w:r>
     </w:p>
     <w:p>
@@ -215,8 +437,45 @@
           <w:sz w:val="32"/>
           <w:szCs w:val="32"/>
         </w:rPr>
-        <w:t>=r. rb yi1u, yi1u=ii. uh dp du, du=iii. ah kb dm ah→</w:t>
-      </w:r>
+        <w:t xml:space="preserve">=r. </w:t>
+      </w:r>
+      <w:proofErr w:type="spellStart"/>
+      <w:r>
+        <w:rPr>
+          <w:rFonts w:ascii="宋体" w:eastAsia="宋体" w:hAnsi="宋体" w:hint="eastAsia"/>
+          <w:sz w:val="32"/>
+          <w:szCs w:val="32"/>
+        </w:rPr>
+        <w:t>rb</w:t>
+      </w:r>
+      <w:proofErr w:type="spellEnd"/>
+      <w:r>
+        <w:rPr>
+          <w:rFonts w:ascii="宋体" w:eastAsia="宋体" w:hAnsi="宋体" w:hint="eastAsia"/>
+          <w:sz w:val="32"/>
+          <w:szCs w:val="32"/>
+        </w:rPr>
+        <w:t xml:space="preserve"> yi1u, yi1u=ii. uh </w:t>
+      </w:r>
+      <w:proofErr w:type="spellStart"/>
+      <w:r>
+        <w:rPr>
+          <w:rFonts w:ascii="宋体" w:eastAsia="宋体" w:hAnsi="宋体" w:hint="eastAsia"/>
+          <w:sz w:val="32"/>
+          <w:szCs w:val="32"/>
+        </w:rPr>
+        <w:t>dp</w:t>
+      </w:r>
+      <w:proofErr w:type="spellEnd"/>
+      <w:r>
+        <w:rPr>
+          <w:rFonts w:ascii="宋体" w:eastAsia="宋体" w:hAnsi="宋体" w:hint="eastAsia"/>
+          <w:sz w:val="32"/>
+          <w:szCs w:val="32"/>
+        </w:rPr>
+        <w:t xml:space="preserve"> du, du=iii. ah kb dm ah→</w:t>
+      </w:r>
+      <w:proofErr w:type="spellStart"/>
       <w:r>
         <w:rPr>
           <w:rFonts w:ascii="宋体" w:eastAsia="宋体" w:hAnsi="宋体" w:hint="eastAsia"/>
@@ -225,6 +484,7 @@
         </w:rPr>
         <w:t>rg</w:t>
       </w:r>
+      <w:proofErr w:type="spellEnd"/>
     </w:p>
     <w:p>
       <w:pPr>
@@ -243,6 +503,14 @@
           <w:szCs w:val="32"/>
         </w:rPr>
       </w:pPr>
+      <w:r>
+        <w:rPr>
+          <w:rFonts w:ascii="宋体" w:eastAsia="宋体" w:hAnsi="宋体" w:hint="eastAsia"/>
+          <w:sz w:val="32"/>
+          <w:szCs w:val="32"/>
+        </w:rPr>
+        <w:t>阇</w:t>
+      </w:r>
       <w:proofErr w:type="gramStart"/>
       <w:r>
         <w:rPr>
@@ -250,7 +518,7 @@
           <w:sz w:val="32"/>
           <w:szCs w:val="32"/>
         </w:rPr>
-        <w:t>馄鸾</w:t>
+        <w:t>阈阉阊阋阍阏粝粕焐焓烽</w:t>
       </w:r>
       <w:proofErr w:type="gramEnd"/>
       <w:r>
@@ -259,7 +527,7 @@
           <w:sz w:val="32"/>
           <w:szCs w:val="32"/>
         </w:rPr>
-        <w:t>孰</w:t>
+        <w:t>焖烷焗</w:t>
       </w:r>
       <w:proofErr w:type="gramStart"/>
       <w:r>
@@ -268,7 +536,7 @@
           <w:sz w:val="32"/>
           <w:szCs w:val="32"/>
         </w:rPr>
-        <w:t>庹庾痍疵旌旎袤</w:t>
+        <w:t>渚淇淞渎涿淖挲淠涸渑淦淝</w:t>
       </w:r>
       <w:proofErr w:type="gramEnd"/>
       <w:r>
@@ -277,7 +545,7 @@
           <w:sz w:val="32"/>
           <w:szCs w:val="32"/>
         </w:rPr>
-        <w:t>阇</w:t>
+        <w:t>淬</w:t>
       </w:r>
       <w:proofErr w:type="gramStart"/>
       <w:r>
@@ -286,7 +554,7 @@
           <w:sz w:val="32"/>
           <w:szCs w:val="32"/>
         </w:rPr>
-        <w:t>阈阉阊阋阍阏粝粕焐焓烽</w:t>
+        <w:t>淙涫渌惬悻悱惝惘惆</w:t>
       </w:r>
       <w:proofErr w:type="gramEnd"/>
       <w:r>
@@ -295,33 +563,15 @@
           <w:sz w:val="32"/>
           <w:szCs w:val="32"/>
         </w:rPr>
-        <w:t>焖烷焗</w:t>
-      </w:r>
-      <w:proofErr w:type="gramStart"/>
-      <w:r>
-        <w:rPr>
-          <w:rFonts w:ascii="宋体" w:eastAsia="宋体" w:hAnsi="宋体" w:hint="eastAsia"/>
-          <w:sz w:val="32"/>
-          <w:szCs w:val="32"/>
-        </w:rPr>
-        <w:t>渚淇淞渎涿淖挲淠涸渑淦淝</w:t>
-      </w:r>
-      <w:proofErr w:type="gramEnd"/>
-      <w:r>
-        <w:rPr>
-          <w:rFonts w:ascii="宋体" w:eastAsia="宋体" w:hAnsi="宋体" w:hint="eastAsia"/>
-          <w:sz w:val="32"/>
-          <w:szCs w:val="32"/>
-        </w:rPr>
-        <w:t>淬淙涫渌惬悻悱惝惘惆惚惇惮窕谌谏皲谑裆袷裉谒谔谕谖谗谛谝逯郿隈粜隍隗婧婊婕娼婵胬袈恿绫骐绯绱骒绲骓绶绺绻绾骖缁耠琫琪瑛琦琥琨靓琰琮琯琬琛琚辇鼋揳堞搽揸揠堙趄揖颉塄揿揄蛩</w:t>
-      </w:r>
-      <w:r>
-        <w:rPr>
-          <w:rFonts w:ascii="宋体" w:eastAsia="宋体" w:hAnsi="宋体" w:hint="eastAsia"/>
-          <w:sz w:val="32"/>
-          <w:szCs w:val="32"/>
-        </w:rPr>
-        <w:t>塆摒揆葑葚靰靸葳葺葸萼葆葩葶蒌萱葭楮棼椟棹椤棰赍椋椁椪椐鹁酤酢酡鹂殚殛雯雱辊辋椠辎斐睄睑睇睃戢嗒喃喱喹喈跖跗跞跚跏跆蛱蛲蛳蛐蛔蛞蛴蛟蛘喁喟啾嗖喑嗟喽嗞喀喙嵘嵖崴詈嵎崽嵬嵛嵯嵝嵫幄嵋赕铻铼铿锃锂锆锇锉锏锑锒锔掣矬氰毳毽犊犄犋鹄犍稃稂筌傣傈舄牍傥傧傩遁徨媭畲颌鹆舜貂腈腆腴腑腚腱鱿鲀鲂猢猹猥飓觞觚猱颎馇馊亵脔裒痨痦痞痤痫痧赓竦瓿啻颏鹇阒阕粞遒焯焜焙鹈湛湮湎湜湍湫溲湟溆湲湔湉渥湄滁愠愦惴愀愔喾谟扉裢裎裥祾祺谠谡谧</w:t>
+        <w:t>惚惇惮窕谌谏皲谑裆袷裉谒谔谕谖谗谛谝逯郿隈粜隍隗婧婊婕娼婵胬袈恿绫骐绯绱骒绲骓绶绺绻绾骖缁耠琫琪瑛琦琥琨靓琰琮琯琬琛琚辇鼋揳堞搽揸揠堙趄揖颉塄揿揄蛩</w:t>
+      </w:r>
+      <w:r>
+        <w:rPr>
+          <w:rFonts w:ascii="宋体" w:eastAsia="宋体" w:hAnsi="宋体" w:hint="eastAsia"/>
+          <w:sz w:val="32"/>
+          <w:szCs w:val="32"/>
+        </w:rPr>
+        <w:t>塆摒揆葑葚靰靸葳葺葸萼葆葩葶蒌萱葭楮棼椟棹椤棰赍椋椁椪椐鹁酤酢酡鹂殚殛雯雱辊辋椠辎斐睄睑睇睃戢嗒喃喱喹喈跖跗跞跚跏跆蛱蛲蛳蛐蛔蛞蛴蛟蛘喁喟啾嗖喑嗟喽嗞喀喙嵘嵖崴詈嵎崽嵬嵛嵯嵝嵫幄嵋赕铻铼铿锃锂锆锇锉锏锑锒锔掣矬氰毳毽犊犄犋鹄犍稃稂筌傣傈舄牍傥傧傩遁徨媭畲颌鹆舜貂腈腆腴腑腚腱鱿鲀鲂猢猹猥飓觞觚猱颎馇馊亵脔裒痨痦痞痤痫痧赓竦瓿啻颏鹇阒阕粞遒焯焜焙鹈湛湮湎湜湍湫溲湟溆湲湔湉渥湄滁愠愦惴愀愔喾谟扉裢裎裥祾祺谠谡谧孱媛巯翚皴缂缃缇缌缑</w:t>
       </w:r>
       <w:r>
         <w:rPr>
@@ -330,7 +580,7 @@
           <w:szCs w:val="32"/>
         </w:rPr>
         <w:lastRenderedPageBreak/>
-        <w:t>孱媛巯翚皴缂缃缇缌缑缒缗飨耢瑚瑁瑗瑄瑕韫髡塬鄢趔趑摅摁蜇搋搪搐搛搠摈彀搦搡蓁蓍靳蓐蓦鹋蒽蓓蓊蒯蓑蒿蒺蓠蒟蒹蒴蒗蓥楔楠楂楝楫楸椴槌楯榈槎榉楦楣楹椽裘剽甄酮酰酩蜃碛碓硼碉碚碇碜辏龃龅訾粲虞睚嗪韪嗉睨睢雎睥嘟嗑嗫嗬嗔嗝戥煦暄暌跬跶跐跣跹蛸蜊蜍蜣畹嗥嗍嗨嗐嗤嗵罨嵊嵩嵴骰锗锛锜锝锞锟锢锨锩锭锱氲犏歃稞筠筢筲筱牒煲敫徭愆艄毹貊貅貉颔腠腩腼腭腧塍媵詹鲆鲇鲈</w:t>
+        <w:t>缒缗飨耢瑚瑁瑗瑄瑕韫髡塬鄢趔趑摅摁蜇搋搪搐搛搠摈彀搦搡蓁蓍靳蓐蓦鹋蒽蓓蓊蒯蓑蒿蒺蓠蒟蒹蒴蒗蓥楔楠楂楝楫楸椴槌楯榈槎榉楦楣楹椽裘剽甄酮酰酩蜃碛碓硼碉碚碇碜辏龃龅訾粲虞睚嗪韪嗉睨睢雎睥嘟嗑嗫嗬嗔嗝戥煦暄暌跬跶跐跣跹蛸蜊蜍蜣畹嗥嗍嗨嗐嗤嗵罨嵊嵩嵴骰锗锛锜锝锞锟锢锨锩锭锱氲犏歃稞筠筢筲筱牒煲敫徭愆艄毹貊貅貉颔腠腩腼腭腧塍媵詹鲆鲇鲈</w:t>
       </w:r>
     </w:p>
     <w:p>

--- a/help/部分余部副码顺序.docx
+++ b/help/部分余部副码顺序.docx
@@ -16,79 +16,39 @@
           <w:sz w:val="32"/>
           <w:szCs w:val="32"/>
         </w:rPr>
-        <w:t>副(末位为声)：畐</w:t>
-      </w:r>
-      <w:proofErr w:type="spellStart"/>
-      <w:r>
-        <w:rPr>
-          <w:rFonts w:ascii="宋体" w:eastAsia="宋体" w:hAnsi="宋体" w:hint="eastAsia"/>
-          <w:sz w:val="32"/>
-          <w:szCs w:val="32"/>
-        </w:rPr>
-        <w:t>ktf</w:t>
-      </w:r>
-      <w:proofErr w:type="spellEnd"/>
-      <w:r>
-        <w:rPr>
-          <w:rFonts w:ascii="宋体" w:eastAsia="宋体" w:hAnsi="宋体" w:hint="eastAsia"/>
-          <w:sz w:val="32"/>
-          <w:szCs w:val="32"/>
-        </w:rPr>
-        <w:t xml:space="preserve"> 喜</w:t>
-      </w:r>
-      <w:proofErr w:type="spellStart"/>
-      <w:r>
-        <w:rPr>
-          <w:rFonts w:ascii="宋体" w:eastAsia="宋体" w:hAnsi="宋体" w:hint="eastAsia"/>
-          <w:sz w:val="32"/>
-          <w:szCs w:val="32"/>
-        </w:rPr>
-        <w:t>ukdjx</w:t>
-      </w:r>
-      <w:proofErr w:type="spellEnd"/>
-      <w:r>
-        <w:rPr>
-          <w:rFonts w:ascii="宋体" w:eastAsia="宋体" w:hAnsi="宋体" w:hint="eastAsia"/>
-          <w:sz w:val="32"/>
-          <w:szCs w:val="32"/>
-        </w:rPr>
-        <w:t xml:space="preserve"> 壹</w:t>
-      </w:r>
-      <w:proofErr w:type="spellStart"/>
-      <w:r>
-        <w:rPr>
-          <w:rFonts w:ascii="宋体" w:eastAsia="宋体" w:hAnsi="宋体" w:hint="eastAsia"/>
-          <w:sz w:val="32"/>
-          <w:szCs w:val="32"/>
-        </w:rPr>
-        <w:t>udky</w:t>
-      </w:r>
-      <w:proofErr w:type="spellEnd"/>
-      <w:r>
-        <w:rPr>
-          <w:rFonts w:ascii="宋体" w:eastAsia="宋体" w:hAnsi="宋体" w:hint="eastAsia"/>
-          <w:sz w:val="32"/>
-          <w:szCs w:val="32"/>
-        </w:rPr>
-        <w:t xml:space="preserve"> 皇</w:t>
-      </w:r>
-      <w:proofErr w:type="spellStart"/>
-      <w:r>
-        <w:rPr>
-          <w:rFonts w:ascii="宋体" w:eastAsia="宋体" w:hAnsi="宋体" w:hint="eastAsia"/>
-          <w:sz w:val="32"/>
-          <w:szCs w:val="32"/>
-        </w:rPr>
-        <w:t>wbh</w:t>
-      </w:r>
-      <w:proofErr w:type="spellEnd"/>
-      <w:r>
-        <w:rPr>
-          <w:rFonts w:ascii="宋体" w:eastAsia="宋体" w:hAnsi="宋体" w:hint="eastAsia"/>
-          <w:sz w:val="32"/>
-          <w:szCs w:val="32"/>
-        </w:rPr>
-        <w:t xml:space="preserve"> </w:t>
+        <w:t>副(末位为声)：畐t</w:t>
+      </w:r>
+      <w:r>
+        <w:rPr>
+          <w:rFonts w:ascii="宋体" w:eastAsia="宋体" w:hAnsi="宋体" w:hint="eastAsia"/>
+          <w:sz w:val="32"/>
+          <w:szCs w:val="32"/>
+        </w:rPr>
+        <w:t>k</w:t>
+      </w:r>
+      <w:r>
+        <w:rPr>
+          <w:rFonts w:ascii="宋体" w:eastAsia="宋体" w:hAnsi="宋体" w:hint="eastAsia"/>
+          <w:sz w:val="32"/>
+          <w:szCs w:val="32"/>
+        </w:rPr>
+        <w:t>f 喜k</w:t>
+      </w:r>
+      <w:r>
+        <w:rPr>
+          <w:rFonts w:ascii="宋体" w:eastAsia="宋体" w:hAnsi="宋体" w:hint="eastAsia"/>
+          <w:sz w:val="32"/>
+          <w:szCs w:val="32"/>
+        </w:rPr>
+        <w:t>u</w:t>
+      </w:r>
+      <w:r>
+        <w:rPr>
+          <w:rFonts w:ascii="宋体" w:eastAsia="宋体" w:hAnsi="宋体" w:hint="eastAsia"/>
+          <w:sz w:val="32"/>
+          <w:szCs w:val="32"/>
+        </w:rPr>
+        <w:t xml:space="preserve">djx 壹udky 皇wbh </w:t>
       </w:r>
       <w:proofErr w:type="gramStart"/>
       <w:r>
@@ -99,7 +59,6 @@
         </w:rPr>
         <w:t>尞</w:t>
       </w:r>
-      <w:proofErr w:type="spellStart"/>
       <w:proofErr w:type="gramEnd"/>
       <w:r>
         <w:rPr>
@@ -107,16 +66,7 @@
           <w:sz w:val="32"/>
           <w:szCs w:val="32"/>
         </w:rPr>
-        <w:t>xudrl</w:t>
-      </w:r>
-      <w:proofErr w:type="spellEnd"/>
-      <w:r>
-        <w:rPr>
-          <w:rFonts w:ascii="宋体" w:eastAsia="宋体" w:hAnsi="宋体" w:hint="eastAsia"/>
-          <w:sz w:val="32"/>
-          <w:szCs w:val="32"/>
-        </w:rPr>
-        <w:t>⿱</w:t>
+        <w:t>xudrl⿱</w:t>
       </w:r>
       <w:r>
         <w:rPr>
@@ -135,7 +85,6 @@
         </w:rPr>
         <w:t>巾</w:t>
       </w:r>
-      <w:proofErr w:type="spellStart"/>
       <w:proofErr w:type="gramEnd"/>
       <w:r>
         <w:rPr>
@@ -143,16 +92,7 @@
           <w:sz w:val="32"/>
           <w:szCs w:val="32"/>
         </w:rPr>
-        <w:t>jru</w:t>
-      </w:r>
-      <w:proofErr w:type="spellEnd"/>
-      <w:r>
-        <w:rPr>
-          <w:rFonts w:ascii="宋体" w:eastAsia="宋体" w:hAnsi="宋体" w:hint="eastAsia"/>
-          <w:sz w:val="32"/>
-          <w:szCs w:val="32"/>
-        </w:rPr>
-        <w:t xml:space="preserve"> 西k(y)x </w:t>
+        <w:t xml:space="preserve">jru 西k(y)x </w:t>
       </w:r>
       <w:proofErr w:type="gramStart"/>
       <w:r>
@@ -163,7 +103,6 @@
         </w:rPr>
         <w:t>敖</w:t>
       </w:r>
-      <w:proofErr w:type="spellStart"/>
       <w:proofErr w:type="gramEnd"/>
       <w:r>
         <w:rPr>
@@ -171,16 +110,7 @@
           <w:sz w:val="32"/>
           <w:szCs w:val="32"/>
         </w:rPr>
-        <w:t>uqo</w:t>
-      </w:r>
-      <w:proofErr w:type="spellEnd"/>
-      <w:r>
-        <w:rPr>
-          <w:rFonts w:ascii="宋体" w:eastAsia="宋体" w:hAnsi="宋体" w:hint="eastAsia"/>
-          <w:sz w:val="32"/>
-          <w:szCs w:val="32"/>
-        </w:rPr>
-        <w:t xml:space="preserve"> </w:t>
+        <w:t xml:space="preserve">uqo </w:t>
       </w:r>
       <w:proofErr w:type="gramStart"/>
       <w:r>
@@ -191,7 +121,6 @@
         </w:rPr>
         <w:t>咅</w:t>
       </w:r>
-      <w:proofErr w:type="spellStart"/>
       <w:proofErr w:type="gramEnd"/>
       <w:r>
         <w:rPr>
@@ -199,34 +128,23 @@
           <w:sz w:val="32"/>
           <w:szCs w:val="32"/>
         </w:rPr>
-        <w:t>lkdt</w:t>
-      </w:r>
-      <w:proofErr w:type="spellEnd"/>
-      <w:r>
-        <w:rPr>
-          <w:rFonts w:ascii="宋体" w:eastAsia="宋体" w:hAnsi="宋体" w:hint="eastAsia"/>
-          <w:sz w:val="32"/>
-          <w:szCs w:val="32"/>
-        </w:rPr>
-        <w:t xml:space="preserve"> 疌</w:t>
-      </w:r>
-      <w:proofErr w:type="spellStart"/>
-      <w:r>
-        <w:rPr>
-          <w:rFonts w:ascii="宋体" w:eastAsia="宋体" w:hAnsi="宋体" w:hint="eastAsia"/>
-          <w:sz w:val="32"/>
-          <w:szCs w:val="32"/>
-        </w:rPr>
-        <w:t>zksvj</w:t>
-      </w:r>
-      <w:proofErr w:type="spellEnd"/>
-      <w:r>
-        <w:rPr>
-          <w:rFonts w:ascii="宋体" w:eastAsia="宋体" w:hAnsi="宋体" w:hint="eastAsia"/>
-          <w:sz w:val="32"/>
-          <w:szCs w:val="32"/>
-        </w:rPr>
-        <w:t xml:space="preserve"> 龹(</w:t>
+        <w:t>k</w:t>
+      </w:r>
+      <w:r>
+        <w:rPr>
+          <w:rFonts w:ascii="宋体" w:eastAsia="宋体" w:hAnsi="宋体" w:hint="eastAsia"/>
+          <w:sz w:val="32"/>
+          <w:szCs w:val="32"/>
+        </w:rPr>
+        <w:t>l</w:t>
+      </w:r>
+      <w:r>
+        <w:rPr>
+          <w:rFonts w:ascii="宋体" w:eastAsia="宋体" w:hAnsi="宋体" w:hint="eastAsia"/>
+          <w:sz w:val="32"/>
+          <w:szCs w:val="32"/>
+        </w:rPr>
+        <w:t>dt 疌zksvj 龹(</w:t>
       </w:r>
       <w:r>
         <w:rPr>
@@ -242,18 +160,8 @@
           <w:sz w:val="32"/>
           <w:szCs w:val="32"/>
         </w:rPr>
-        <w:t xml:space="preserve">) </w:t>
-      </w:r>
-      <w:proofErr w:type="spellStart"/>
-      <w:r>
-        <w:rPr>
-          <w:rFonts w:ascii="宋体" w:eastAsia="宋体" w:hAnsi="宋体" w:hint="eastAsia"/>
-          <w:sz w:val="32"/>
-          <w:szCs w:val="32"/>
-        </w:rPr>
-        <w:t>dmcorj</w:t>
-      </w:r>
-      <w:proofErr w:type="spellEnd"/>
+        <w:t>) dmcorj</w:t>
+      </w:r>
     </w:p>
     <w:p>
       <w:pPr>
@@ -303,72 +211,8 @@
           <w:sz w:val="32"/>
           <w:szCs w:val="32"/>
         </w:rPr>
-        <w:t xml:space="preserve">=r. rf yi2bu, yi2bu=r. </w:t>
-      </w:r>
-      <w:proofErr w:type="spellStart"/>
-      <w:r>
-        <w:rPr>
-          <w:rFonts w:ascii="宋体" w:eastAsia="宋体" w:hAnsi="宋体" w:hint="eastAsia"/>
-          <w:sz w:val="32"/>
-          <w:szCs w:val="32"/>
-        </w:rPr>
-        <w:t>i</w:t>
-      </w:r>
-      <w:proofErr w:type="spellEnd"/>
-      <w:r>
-        <w:rPr>
-          <w:rFonts w:ascii="宋体" w:eastAsia="宋体" w:hAnsi="宋体" w:hint="eastAsia"/>
-          <w:sz w:val="32"/>
-          <w:szCs w:val="32"/>
-        </w:rPr>
-        <w:t xml:space="preserve">. bi </w:t>
-      </w:r>
-      <w:proofErr w:type="spellStart"/>
-      <w:r>
-        <w:rPr>
-          <w:rFonts w:ascii="宋体" w:eastAsia="宋体" w:hAnsi="宋体" w:hint="eastAsia"/>
-          <w:sz w:val="32"/>
-          <w:szCs w:val="32"/>
-        </w:rPr>
-        <w:t>ui</w:t>
-      </w:r>
-      <w:proofErr w:type="spellEnd"/>
-      <w:r>
-        <w:rPr>
-          <w:rFonts w:ascii="宋体" w:eastAsia="宋体" w:hAnsi="宋体" w:hint="eastAsia"/>
-          <w:sz w:val="32"/>
-          <w:szCs w:val="32"/>
-        </w:rPr>
-        <w:t xml:space="preserve"> </w:t>
-      </w:r>
-      <w:proofErr w:type="spellStart"/>
-      <w:r>
-        <w:rPr>
-          <w:rFonts w:ascii="宋体" w:eastAsia="宋体" w:hAnsi="宋体" w:hint="eastAsia"/>
-          <w:sz w:val="32"/>
-          <w:szCs w:val="32"/>
-        </w:rPr>
-        <w:t>i</w:t>
-      </w:r>
-      <w:proofErr w:type="spellEnd"/>
-      <w:r>
-        <w:rPr>
-          <w:rFonts w:ascii="宋体" w:eastAsia="宋体" w:hAnsi="宋体" w:hint="eastAsia"/>
-          <w:sz w:val="32"/>
-          <w:szCs w:val="32"/>
-        </w:rPr>
-        <w:t>. md vi(b)→</w:t>
-      </w:r>
-      <w:proofErr w:type="spellStart"/>
-      <w:r>
-        <w:rPr>
-          <w:rFonts w:ascii="宋体" w:eastAsia="宋体" w:hAnsi="宋体" w:hint="eastAsia"/>
-          <w:sz w:val="32"/>
-          <w:szCs w:val="32"/>
-        </w:rPr>
-        <w:t>rc</w:t>
-      </w:r>
-      <w:proofErr w:type="spellEnd"/>
+        <w:t>=r. rf yi2bu, yi2bu=r. i. bi ui i. md vi(b)→rc</w:t>
+      </w:r>
     </w:p>
     <w:p>
       <w:pPr>
@@ -394,25 +238,7 @@
           <w:sz w:val="32"/>
           <w:szCs w:val="32"/>
         </w:rPr>
-        <w:t xml:space="preserve">=r. </w:t>
-      </w:r>
-      <w:proofErr w:type="spellStart"/>
-      <w:r>
-        <w:rPr>
-          <w:rFonts w:ascii="宋体" w:eastAsia="宋体" w:hAnsi="宋体" w:hint="eastAsia"/>
-          <w:sz w:val="32"/>
-          <w:szCs w:val="32"/>
-        </w:rPr>
-        <w:t>ri</w:t>
-      </w:r>
-      <w:proofErr w:type="spellEnd"/>
-      <w:r>
-        <w:rPr>
-          <w:rFonts w:ascii="宋体" w:eastAsia="宋体" w:hAnsi="宋体" w:hint="eastAsia"/>
-          <w:sz w:val="32"/>
-          <w:szCs w:val="32"/>
-        </w:rPr>
-        <w:t xml:space="preserve"> qm4d, qm4d=r. dk rf→rf</w:t>
+        <w:t>=r. ri qm4d, qm4d=r. dk rf→rf</w:t>
       </w:r>
     </w:p>
     <w:p>
@@ -437,45 +263,8 @@
           <w:sz w:val="32"/>
           <w:szCs w:val="32"/>
         </w:rPr>
-        <w:t xml:space="preserve">=r. </w:t>
-      </w:r>
-      <w:proofErr w:type="spellStart"/>
-      <w:r>
-        <w:rPr>
-          <w:rFonts w:ascii="宋体" w:eastAsia="宋体" w:hAnsi="宋体" w:hint="eastAsia"/>
-          <w:sz w:val="32"/>
-          <w:szCs w:val="32"/>
-        </w:rPr>
-        <w:t>rb</w:t>
-      </w:r>
-      <w:proofErr w:type="spellEnd"/>
-      <w:r>
-        <w:rPr>
-          <w:rFonts w:ascii="宋体" w:eastAsia="宋体" w:hAnsi="宋体" w:hint="eastAsia"/>
-          <w:sz w:val="32"/>
-          <w:szCs w:val="32"/>
-        </w:rPr>
-        <w:t xml:space="preserve"> yi1u, yi1u=ii. uh </w:t>
-      </w:r>
-      <w:proofErr w:type="spellStart"/>
-      <w:r>
-        <w:rPr>
-          <w:rFonts w:ascii="宋体" w:eastAsia="宋体" w:hAnsi="宋体" w:hint="eastAsia"/>
-          <w:sz w:val="32"/>
-          <w:szCs w:val="32"/>
-        </w:rPr>
-        <w:t>dp</w:t>
-      </w:r>
-      <w:proofErr w:type="spellEnd"/>
-      <w:r>
-        <w:rPr>
-          <w:rFonts w:ascii="宋体" w:eastAsia="宋体" w:hAnsi="宋体" w:hint="eastAsia"/>
-          <w:sz w:val="32"/>
-          <w:szCs w:val="32"/>
-        </w:rPr>
-        <w:t xml:space="preserve"> du, du=iii. ah kb dm ah→</w:t>
-      </w:r>
-      <w:proofErr w:type="spellStart"/>
+        <w:t>=r. rb yi1u, yi1u=ii. uh dp du, du=iii. ah kb dm ah→</w:t>
+      </w:r>
       <w:r>
         <w:rPr>
           <w:rFonts w:ascii="宋体" w:eastAsia="宋体" w:hAnsi="宋体" w:hint="eastAsia"/>
@@ -484,7 +273,6 @@
         </w:rPr>
         <w:t>rg</w:t>
       </w:r>
-      <w:proofErr w:type="spellEnd"/>
     </w:p>
     <w:p>
       <w:pPr>
@@ -503,14 +291,6 @@
           <w:szCs w:val="32"/>
         </w:rPr>
       </w:pPr>
-      <w:r>
-        <w:rPr>
-          <w:rFonts w:ascii="宋体" w:eastAsia="宋体" w:hAnsi="宋体" w:hint="eastAsia"/>
-          <w:sz w:val="32"/>
-          <w:szCs w:val="32"/>
-        </w:rPr>
-        <w:t>阇</w:t>
-      </w:r>
       <w:proofErr w:type="gramStart"/>
       <w:r>
         <w:rPr>
@@ -518,7 +298,7 @@
           <w:sz w:val="32"/>
           <w:szCs w:val="32"/>
         </w:rPr>
-        <w:t>阈阉阊阋阍阏粝粕焐焓烽</w:t>
+        <w:t>谌谏皲谑</w:t>
       </w:r>
       <w:proofErr w:type="gramEnd"/>
       <w:r>
@@ -527,7 +307,7 @@
           <w:sz w:val="32"/>
           <w:szCs w:val="32"/>
         </w:rPr>
-        <w:t>焖烷焗</w:t>
+        <w:t>裆</w:t>
       </w:r>
       <w:proofErr w:type="gramStart"/>
       <w:r>
@@ -536,7 +316,7 @@
           <w:sz w:val="32"/>
           <w:szCs w:val="32"/>
         </w:rPr>
-        <w:t>渚淇淞渎涿淖挲淠涸渑淦淝</w:t>
+        <w:t>袷裉谒谔谕谖谗谛谝逯</w:t>
       </w:r>
       <w:proofErr w:type="gramEnd"/>
       <w:r>
@@ -545,7 +325,7 @@
           <w:sz w:val="32"/>
           <w:szCs w:val="32"/>
         </w:rPr>
-        <w:t>淬</w:t>
+        <w:t>郿</w:t>
       </w:r>
       <w:proofErr w:type="gramStart"/>
       <w:r>
@@ -554,7 +334,7 @@
           <w:sz w:val="32"/>
           <w:szCs w:val="32"/>
         </w:rPr>
-        <w:t>淙涫渌惬悻悱惝惘惆</w:t>
+        <w:t>隈</w:t>
       </w:r>
       <w:proofErr w:type="gramEnd"/>
       <w:r>
@@ -563,15 +343,51 @@
           <w:sz w:val="32"/>
           <w:szCs w:val="32"/>
         </w:rPr>
-        <w:t>惚惇惮窕谌谏皲谑裆袷裉谒谔谕谖谗谛谝逯郿隈粜隍隗婧婊婕娼婵胬袈恿绫骐绯绱骒绲骓绶绺绻绾骖缁耠琫琪瑛琦琥琨靓琰琮琯琬琛琚辇鼋揳堞搽揸揠堙趄揖颉塄揿揄蛩</w:t>
-      </w:r>
-      <w:r>
-        <w:rPr>
-          <w:rFonts w:ascii="宋体" w:eastAsia="宋体" w:hAnsi="宋体" w:hint="eastAsia"/>
-          <w:sz w:val="32"/>
-          <w:szCs w:val="32"/>
-        </w:rPr>
-        <w:t>塆摒揆葑葚靰靸葳葺葸萼葆葩葶蒌萱葭楮棼椟棹椤棰赍椋椁椪椐鹁酤酢酡鹂殚殛雯雱辊辋椠辎斐睄睑睇睃戢嗒喃喱喹喈跖跗跞跚跏跆蛱蛲蛳蛐蛔蛞蛴蛟蛘喁喟啾嗖喑嗟喽嗞喀喙嵘嵖崴詈嵎崽嵬嵛嵯嵝嵫幄嵋赕铻铼铿锃锂锆锇锉锏锑锒锔掣矬氰毳毽犊犄犋鹄犍稃稂筌傣傈舄牍傥傧傩遁徨媭畲颌鹆舜貂腈腆腴腑腚腱鱿鲀鲂猢猹猥飓觞觚猱颎馇馊亵脔裒痨痦痞痤痫痧赓竦瓿啻颏鹇阒阕粞遒焯焜焙鹈湛湮湎湜湍湫溲湟溆湲湔湉渥湄滁愠愦惴愀愔喾谟扉裢裎裥祾祺谠谡谧孱媛巯翚皴缂缃缇缌缑</w:t>
+        <w:t>粜</w:t>
+      </w:r>
+      <w:proofErr w:type="gramStart"/>
+      <w:r>
+        <w:rPr>
+          <w:rFonts w:ascii="宋体" w:eastAsia="宋体" w:hAnsi="宋体" w:hint="eastAsia"/>
+          <w:sz w:val="32"/>
+          <w:szCs w:val="32"/>
+        </w:rPr>
+        <w:t>隍隗婧婊婕娼婵胬袈恿</w:t>
+      </w:r>
+      <w:proofErr w:type="gramEnd"/>
+      <w:r>
+        <w:rPr>
+          <w:rFonts w:ascii="宋体" w:eastAsia="宋体" w:hAnsi="宋体" w:hint="eastAsia"/>
+          <w:sz w:val="32"/>
+          <w:szCs w:val="32"/>
+        </w:rPr>
+        <w:t>绫</w:t>
+      </w:r>
+      <w:proofErr w:type="gramStart"/>
+      <w:r>
+        <w:rPr>
+          <w:rFonts w:ascii="宋体" w:eastAsia="宋体" w:hAnsi="宋体" w:hint="eastAsia"/>
+          <w:sz w:val="32"/>
+          <w:szCs w:val="32"/>
+        </w:rPr>
+        <w:t>骐绯绱骒绲骓绶</w:t>
+      </w:r>
+      <w:proofErr w:type="gramEnd"/>
+      <w:r>
+        <w:rPr>
+          <w:rFonts w:ascii="宋体" w:eastAsia="宋体" w:hAnsi="宋体" w:hint="eastAsia"/>
+          <w:sz w:val="32"/>
+          <w:szCs w:val="32"/>
+        </w:rPr>
+        <w:t>绺绻绾骖缁耠琫琪瑛琦琥琨靓琰琮琯琬琛琚辇鼋揳堞搽揸揠堙趄揖颉塄揿揄蛩</w:t>
+      </w:r>
+      <w:r>
+        <w:rPr>
+          <w:rFonts w:ascii="宋体" w:eastAsia="宋体" w:hAnsi="宋体" w:hint="eastAsia"/>
+          <w:sz w:val="32"/>
+          <w:szCs w:val="32"/>
+        </w:rPr>
+        <w:t>塆摒揆葑葚靰靸葳葺葸萼葆葩葶蒌萱葭楮棼椟棹椤棰赍椋椁椪椐鹁酤酢酡鹂殚殛雯雱辊辋椠辎斐睄睑睇睃戢嗒喃喱喹喈跖跗跞跚跏跆蛱蛲蛳蛐蛔蛞蛴蛟蛘喁喟啾嗖喑嗟喽嗞喀喙嵘嵖崴詈嵎崽嵬嵛嵯嵝嵫幄嵋赕铻铼铿锃锂锆锇锉锏锑锒锔掣矬氰毳毽犊犄犋鹄犍稃稂筌傣傈舄牍傥傧傩遁徨媭畲颌鹆舜貂腈腆腴腑腚腱鱿鲀鲂猢猹猥飓觞觚猱颎馇馊亵脔裒痨痦痞痤痫痧赓竦瓿啻颏鹇阒阕粞遒焯焜焙鹈湛湮湎湜湍湫溲湟溆湲湔湉渥湄滁愠愦惴愀愔喾谟扉裢裎裥祾祺谠谡谧孱媛巯翚皴缂缃缇缌缑缒缗飨耢瑚瑁瑗瑄瑕韫髡塬鄢趔趑摅摁蜇搋搪搐搛搠摈彀搦搡蓁蓍靳蓐蓦鹋蒽蓓蓊蒯蓑蒿蒺蓠</w:t>
       </w:r>
       <w:r>
         <w:rPr>
@@ -580,7 +396,7 @@
           <w:szCs w:val="32"/>
         </w:rPr>
         <w:lastRenderedPageBreak/>
-        <w:t>缒缗飨耢瑚瑁瑗瑄瑕韫髡塬鄢趔趑摅摁蜇搋搪搐搛搠摈彀搦搡蓁蓍靳蓐蓦鹋蒽蓓蓊蒯蓑蒿蒺蓠蒟蒹蒴蒗蓥楔楠楂楝楫楸椴槌楯榈槎榉楦楣楹椽裘剽甄酮酰酩蜃碛碓硼碉碚碇碜辏龃龅訾粲虞睚嗪韪嗉睨睢雎睥嘟嗑嗫嗬嗔嗝戥煦暄暌跬跶跐跣跹蛸蜊蜍蜣畹嗥嗍嗨嗐嗤嗵罨嵊嵩嵴骰锗锛锜锝锞锟锢锨锩锭锱氲犏歃稞筠筢筲筱牒煲敫徭愆艄毹貊貅貉颔腠腩腼腭腧塍媵詹鲆鲇鲈</w:t>
+        <w:t>蒟蒹蒴蒗蓥楔楠楂楝楫楸椴槌楯榈槎榉楦楣楹椽裘剽甄酮酰酩蜃碛碓硼碉碚碇碜辏龃龅訾粲虞睚嗪韪嗉睨睢雎睥嘟嗑嗫嗬嗔嗝戥煦暄暌跬跶跐跣跹蛸蜊蜍蜣畹嗥嗍嗨嗐嗤嗵罨嵊嵩嵴骰锗锛锜锝锞锟锢锨锩锭锱氲犏歃稞筠筢筲筱牒煲敫徭愆艄毹貊貅貉颔腠腩腼腭腧塍媵詹鲆鲇鲈</w:t>
       </w:r>
     </w:p>
     <w:p>

--- a/help/部分余部副码顺序.docx
+++ b/help/部分余部副码顺序.docx
@@ -298,7 +298,7 @@
           <w:sz w:val="32"/>
           <w:szCs w:val="32"/>
         </w:rPr>
-        <w:t>谌谏皲谑</w:t>
+        <w:t>胬袈恿</w:t>
       </w:r>
       <w:proofErr w:type="gramEnd"/>
       <w:r>
@@ -307,7 +307,7 @@
           <w:sz w:val="32"/>
           <w:szCs w:val="32"/>
         </w:rPr>
-        <w:t>裆</w:t>
+        <w:t>绫</w:t>
       </w:r>
       <w:proofErr w:type="gramStart"/>
       <w:r>
@@ -316,7 +316,7 @@
           <w:sz w:val="32"/>
           <w:szCs w:val="32"/>
         </w:rPr>
-        <w:t>袷裉谒谔谕谖谗谛谝逯</w:t>
+        <w:t>骐绯绱骒绲骓绶</w:t>
       </w:r>
       <w:proofErr w:type="gramEnd"/>
       <w:r>
@@ -325,7 +325,7 @@
           <w:sz w:val="32"/>
           <w:szCs w:val="32"/>
         </w:rPr>
-        <w:t>郿</w:t>
+        <w:t>绺</w:t>
       </w:r>
       <w:proofErr w:type="gramStart"/>
       <w:r>
@@ -334,7 +334,7 @@
           <w:sz w:val="32"/>
           <w:szCs w:val="32"/>
         </w:rPr>
-        <w:t>隈</w:t>
+        <w:t>绻绾骖缁耠</w:t>
       </w:r>
       <w:proofErr w:type="gramEnd"/>
       <w:r>
@@ -343,7 +343,7 @@
           <w:sz w:val="32"/>
           <w:szCs w:val="32"/>
         </w:rPr>
-        <w:t>粜</w:t>
+        <w:t>琫琪</w:t>
       </w:r>
       <w:proofErr w:type="gramStart"/>
       <w:r>
@@ -352,7 +352,7 @@
           <w:sz w:val="32"/>
           <w:szCs w:val="32"/>
         </w:rPr>
-        <w:t>隍隗婧婊婕娼婵胬袈恿</w:t>
+        <w:t>瑛</w:t>
       </w:r>
       <w:proofErr w:type="gramEnd"/>
       <w:r>
@@ -361,7 +361,7 @@
           <w:sz w:val="32"/>
           <w:szCs w:val="32"/>
         </w:rPr>
-        <w:t>绫</w:t>
+        <w:t>琦</w:t>
       </w:r>
       <w:proofErr w:type="gramStart"/>
       <w:r>
@@ -370,7 +370,7 @@
           <w:sz w:val="32"/>
           <w:szCs w:val="32"/>
         </w:rPr>
-        <w:t>骐绯绱骒绲骓绶</w:t>
+        <w:t>琥琨</w:t>
       </w:r>
       <w:proofErr w:type="gramEnd"/>
       <w:r>
@@ -379,15 +379,123 @@
           <w:sz w:val="32"/>
           <w:szCs w:val="32"/>
         </w:rPr>
-        <w:t>绺绻绾骖缁耠琫琪瑛琦琥琨靓琰琮琯琬琛琚辇鼋揳堞搽揸揠堙趄揖颉塄揿揄蛩</w:t>
-      </w:r>
-      <w:r>
-        <w:rPr>
-          <w:rFonts w:ascii="宋体" w:eastAsia="宋体" w:hAnsi="宋体" w:hint="eastAsia"/>
-          <w:sz w:val="32"/>
-          <w:szCs w:val="32"/>
-        </w:rPr>
-        <w:t>塆摒揆葑葚靰靸葳葺葸萼葆葩葶蒌萱葭楮棼椟棹椤棰赍椋椁椪椐鹁酤酢酡鹂殚殛雯雱辊辋椠辎斐睄睑睇睃戢嗒喃喱喹喈跖跗跞跚跏跆蛱蛲蛳蛐蛔蛞蛴蛟蛘喁喟啾嗖喑嗟喽嗞喀喙嵘嵖崴詈嵎崽嵬嵛嵯嵝嵫幄嵋赕铻铼铿锃锂锆锇锉锏锑锒锔掣矬氰毳毽犊犄犋鹄犍稃稂筌傣傈舄牍傥傧傩遁徨媭畲颌鹆舜貂腈腆腴腑腚腱鱿鲀鲂猢猹猥飓觞觚猱颎馇馊亵脔裒痨痦痞痤痫痧赓竦瓿啻颏鹇阒阕粞遒焯焜焙鹈湛湮湎湜湍湫溲湟溆湲湔湉渥湄滁愠愦惴愀愔喾谟扉裢裎裥祾祺谠谡谧孱媛巯翚皴缂缃缇缌缑缒缗飨耢瑚瑁瑗瑄瑕韫髡塬鄢趔趑摅摁蜇搋搪搐搛搠摈彀搦搡蓁蓍靳蓐蓦鹋蒽蓓蓊蒯蓑蒿蒺蓠</w:t>
+        <w:t>靓</w:t>
+      </w:r>
+      <w:proofErr w:type="gramStart"/>
+      <w:r>
+        <w:rPr>
+          <w:rFonts w:ascii="宋体" w:eastAsia="宋体" w:hAnsi="宋体" w:hint="eastAsia"/>
+          <w:sz w:val="32"/>
+          <w:szCs w:val="32"/>
+        </w:rPr>
+        <w:t>琰琮</w:t>
+      </w:r>
+      <w:proofErr w:type="gramEnd"/>
+      <w:r>
+        <w:rPr>
+          <w:rFonts w:ascii="宋体" w:eastAsia="宋体" w:hAnsi="宋体" w:hint="eastAsia"/>
+          <w:sz w:val="32"/>
+          <w:szCs w:val="32"/>
+        </w:rPr>
+        <w:t>琯</w:t>
+      </w:r>
+      <w:proofErr w:type="gramStart"/>
+      <w:r>
+        <w:rPr>
+          <w:rFonts w:ascii="宋体" w:eastAsia="宋体" w:hAnsi="宋体" w:hint="eastAsia"/>
+          <w:sz w:val="32"/>
+          <w:szCs w:val="32"/>
+        </w:rPr>
+        <w:t>琬琛琚辇</w:t>
+      </w:r>
+      <w:proofErr w:type="gramEnd"/>
+      <w:r>
+        <w:rPr>
+          <w:rFonts w:ascii="宋体" w:eastAsia="宋体" w:hAnsi="宋体" w:hint="eastAsia"/>
+          <w:sz w:val="32"/>
+          <w:szCs w:val="32"/>
+        </w:rPr>
+        <w:t>鼋揳</w:t>
+      </w:r>
+      <w:proofErr w:type="gramStart"/>
+      <w:r>
+        <w:rPr>
+          <w:rFonts w:ascii="宋体" w:eastAsia="宋体" w:hAnsi="宋体" w:hint="eastAsia"/>
+          <w:sz w:val="32"/>
+          <w:szCs w:val="32"/>
+        </w:rPr>
+        <w:t>堞</w:t>
+      </w:r>
+      <w:proofErr w:type="gramEnd"/>
+      <w:r>
+        <w:rPr>
+          <w:rFonts w:ascii="宋体" w:eastAsia="宋体" w:hAnsi="宋体" w:hint="eastAsia"/>
+          <w:sz w:val="32"/>
+          <w:szCs w:val="32"/>
+        </w:rPr>
+        <w:t>搽</w:t>
+      </w:r>
+      <w:proofErr w:type="gramStart"/>
+      <w:r>
+        <w:rPr>
+          <w:rFonts w:ascii="宋体" w:eastAsia="宋体" w:hAnsi="宋体" w:hint="eastAsia"/>
+          <w:sz w:val="32"/>
+          <w:szCs w:val="32"/>
+        </w:rPr>
+        <w:t>揸揠堙趄</w:t>
+      </w:r>
+      <w:proofErr w:type="gramEnd"/>
+      <w:r>
+        <w:rPr>
+          <w:rFonts w:ascii="宋体" w:eastAsia="宋体" w:hAnsi="宋体" w:hint="eastAsia"/>
+          <w:sz w:val="32"/>
+          <w:szCs w:val="32"/>
+        </w:rPr>
+        <w:t>揖</w:t>
+      </w:r>
+      <w:proofErr w:type="gramStart"/>
+      <w:r>
+        <w:rPr>
+          <w:rFonts w:ascii="宋体" w:eastAsia="宋体" w:hAnsi="宋体" w:hint="eastAsia"/>
+          <w:sz w:val="32"/>
+          <w:szCs w:val="32"/>
+        </w:rPr>
+        <w:t>颉塄</w:t>
+      </w:r>
+      <w:proofErr w:type="gramEnd"/>
+      <w:r>
+        <w:rPr>
+          <w:rFonts w:ascii="宋体" w:eastAsia="宋体" w:hAnsi="宋体" w:hint="eastAsia"/>
+          <w:sz w:val="32"/>
+          <w:szCs w:val="32"/>
+        </w:rPr>
+        <w:t>揿</w:t>
+      </w:r>
+      <w:proofErr w:type="gramStart"/>
+      <w:r>
+        <w:rPr>
+          <w:rFonts w:ascii="宋体" w:eastAsia="宋体" w:hAnsi="宋体" w:hint="eastAsia"/>
+          <w:sz w:val="32"/>
+          <w:szCs w:val="32"/>
+        </w:rPr>
+        <w:t>揄</w:t>
+      </w:r>
+      <w:proofErr w:type="gramEnd"/>
+      <w:r>
+        <w:rPr>
+          <w:rFonts w:ascii="宋体" w:eastAsia="宋体" w:hAnsi="宋体" w:hint="eastAsia"/>
+          <w:sz w:val="32"/>
+          <w:szCs w:val="32"/>
+        </w:rPr>
+        <w:t>蛩</w:t>
+      </w:r>
+      <w:r>
+        <w:rPr>
+          <w:rFonts w:ascii="宋体" w:eastAsia="宋体" w:hAnsi="宋体" w:hint="eastAsia"/>
+          <w:sz w:val="32"/>
+          <w:szCs w:val="32"/>
+        </w:rPr>
+        <w:t>塆摒揆葑葚靰靸葳葺葸萼葆葩葶蒌萱葭楮棼椟棹椤棰赍椋椁椪椐鹁酤酢酡鹂殚殛雯雱辊辋椠辎斐睄睑睇睃戢嗒喃喱喹喈跖跗跞跚跏跆蛱蛲蛳蛐蛔蛞蛴蛟蛘喁喟啾嗖喑嗟喽嗞喀喙嵘嵖崴詈嵎崽嵬嵛嵯嵝嵫幄嵋赕铻铼铿锃锂锆锇锉锏锑锒锔掣矬氰毳毽犊犄犋鹄犍稃稂筌傣傈舄牍傥傧傩遁徨媭畲颌鹆舜貂腈腆腴腑腚腱鱿鲀鲂猢猹猥飓觞觚猱颎馇馊亵脔裒痨痦痞痤痫痧赓竦瓿啻颏鹇阒阕粞遒焯焜焙鹈湛湮湎湜湍湫溲湟溆湲湔湉渥湄滁愠愦惴愀愔喾谟扉裢裎裥祾祺谠谡谧孱媛巯翚皴缂缃缇缌缑缒缗飨耢瑚瑁瑗瑄瑕韫髡塬鄢趔趑摅摁蜇搋搪搐搛搠摈彀搦搡蓁蓍靳蓐蓦鹋蒽蓓蓊蒯蓑蒿蒺蓠蒟蒹蒴蒗蓥楔楠楂楝楫楸椴槌楯榈槎榉楦楣楹椽裘剽甄酮</w:t>
       </w:r>
       <w:r>
         <w:rPr>
@@ -396,7 +504,7 @@
           <w:szCs w:val="32"/>
         </w:rPr>
         <w:lastRenderedPageBreak/>
-        <w:t>蒟蒹蒴蒗蓥楔楠楂楝楫楸椴槌楯榈槎榉楦楣楹椽裘剽甄酮酰酩蜃碛碓硼碉碚碇碜辏龃龅訾粲虞睚嗪韪嗉睨睢雎睥嘟嗑嗫嗬嗔嗝戥煦暄暌跬跶跐跣跹蛸蜊蜍蜣畹嗥嗍嗨嗐嗤嗵罨嵊嵩嵴骰锗锛锜锝锞锟锢锨锩锭锱氲犏歃稞筠筢筲筱牒煲敫徭愆艄毹貊貅貉颔腠腩腼腭腧塍媵詹鲆鲇鲈</w:t>
+        <w:t>酰酩蜃碛碓硼碉碚碇碜辏龃龅訾粲虞睚嗪韪嗉睨睢雎睥嘟嗑嗫嗬嗔嗝戥煦暄暌跬跶跐跣跹蛸蜊蜍蜣畹嗥嗍嗨嗐嗤嗵罨嵊嵩嵴骰锗锛锜锝锞锟锢锨锩锭锱氲犏歃稞筠筢筲筱牒煲敫徭愆艄毹貊貅貉颔腠腩腼腭腧塍媵詹鲆鲇鲈</w:t>
       </w:r>
     </w:p>
     <w:p>

--- a/help/部分余部副码顺序.docx
+++ b/help/部分余部副码顺序.docx
@@ -16,7 +16,16 @@
           <w:sz w:val="32"/>
           <w:szCs w:val="32"/>
         </w:rPr>
-        <w:t>副(末位为声)：畐t</w:t>
+        <w:t>副(末位为声)：畐</w:t>
+      </w:r>
+      <w:proofErr w:type="spellStart"/>
+      <w:r>
+        <w:rPr>
+          <w:rFonts w:ascii="宋体" w:eastAsia="宋体" w:hAnsi="宋体" w:hint="eastAsia"/>
+          <w:sz w:val="32"/>
+          <w:szCs w:val="32"/>
+        </w:rPr>
+        <w:t>t</w:t>
       </w:r>
       <w:r>
         <w:rPr>
@@ -32,7 +41,25 @@
           <w:sz w:val="32"/>
           <w:szCs w:val="32"/>
         </w:rPr>
-        <w:t>f 喜k</w:t>
+        <w:t>f</w:t>
+      </w:r>
+      <w:proofErr w:type="spellEnd"/>
+      <w:r>
+        <w:rPr>
+          <w:rFonts w:ascii="宋体" w:eastAsia="宋体" w:hAnsi="宋体" w:hint="eastAsia"/>
+          <w:sz w:val="32"/>
+          <w:szCs w:val="32"/>
+        </w:rPr>
+        <w:t xml:space="preserve"> 喜</w:t>
+      </w:r>
+      <w:proofErr w:type="spellStart"/>
+      <w:r>
+        <w:rPr>
+          <w:rFonts w:ascii="宋体" w:eastAsia="宋体" w:hAnsi="宋体" w:hint="eastAsia"/>
+          <w:sz w:val="32"/>
+          <w:szCs w:val="32"/>
+        </w:rPr>
+        <w:t>k</w:t>
       </w:r>
       <w:r>
         <w:rPr>
@@ -48,7 +75,52 @@
           <w:sz w:val="32"/>
           <w:szCs w:val="32"/>
         </w:rPr>
-        <w:t xml:space="preserve">djx 壹udky 皇wbh </w:t>
+        <w:t>djx</w:t>
+      </w:r>
+      <w:proofErr w:type="spellEnd"/>
+      <w:r>
+        <w:rPr>
+          <w:rFonts w:ascii="宋体" w:eastAsia="宋体" w:hAnsi="宋体" w:hint="eastAsia"/>
+          <w:sz w:val="32"/>
+          <w:szCs w:val="32"/>
+        </w:rPr>
+        <w:t xml:space="preserve"> 壹</w:t>
+      </w:r>
+      <w:proofErr w:type="spellStart"/>
+      <w:r>
+        <w:rPr>
+          <w:rFonts w:ascii="宋体" w:eastAsia="宋体" w:hAnsi="宋体" w:hint="eastAsia"/>
+          <w:sz w:val="32"/>
+          <w:szCs w:val="32"/>
+        </w:rPr>
+        <w:t>udky</w:t>
+      </w:r>
+      <w:proofErr w:type="spellEnd"/>
+      <w:r>
+        <w:rPr>
+          <w:rFonts w:ascii="宋体" w:eastAsia="宋体" w:hAnsi="宋体" w:hint="eastAsia"/>
+          <w:sz w:val="32"/>
+          <w:szCs w:val="32"/>
+        </w:rPr>
+        <w:t xml:space="preserve"> 皇</w:t>
+      </w:r>
+      <w:proofErr w:type="spellStart"/>
+      <w:r>
+        <w:rPr>
+          <w:rFonts w:ascii="宋体" w:eastAsia="宋体" w:hAnsi="宋体" w:hint="eastAsia"/>
+          <w:sz w:val="32"/>
+          <w:szCs w:val="32"/>
+        </w:rPr>
+        <w:t>wbh</w:t>
+      </w:r>
+      <w:proofErr w:type="spellEnd"/>
+      <w:r>
+        <w:rPr>
+          <w:rFonts w:ascii="宋体" w:eastAsia="宋体" w:hAnsi="宋体" w:hint="eastAsia"/>
+          <w:sz w:val="32"/>
+          <w:szCs w:val="32"/>
+        </w:rPr>
+        <w:t xml:space="preserve"> </w:t>
       </w:r>
       <w:proofErr w:type="gramStart"/>
       <w:r>
@@ -59,6 +131,7 @@
         </w:rPr>
         <w:t>尞</w:t>
       </w:r>
+      <w:proofErr w:type="spellStart"/>
       <w:proofErr w:type="gramEnd"/>
       <w:r>
         <w:rPr>
@@ -66,7 +139,16 @@
           <w:sz w:val="32"/>
           <w:szCs w:val="32"/>
         </w:rPr>
-        <w:t>xudrl⿱</w:t>
+        <w:t>xudrl</w:t>
+      </w:r>
+      <w:proofErr w:type="spellEnd"/>
+      <w:r>
+        <w:rPr>
+          <w:rFonts w:ascii="宋体" w:eastAsia="宋体" w:hAnsi="宋体" w:hint="eastAsia"/>
+          <w:sz w:val="32"/>
+          <w:szCs w:val="32"/>
+        </w:rPr>
+        <w:t>⿱</w:t>
       </w:r>
       <w:r>
         <w:rPr>
@@ -85,6 +167,7 @@
         </w:rPr>
         <w:t>巾</w:t>
       </w:r>
+      <w:proofErr w:type="spellStart"/>
       <w:proofErr w:type="gramEnd"/>
       <w:r>
         <w:rPr>
@@ -92,7 +175,16 @@
           <w:sz w:val="32"/>
           <w:szCs w:val="32"/>
         </w:rPr>
-        <w:t xml:space="preserve">jru 西k(y)x </w:t>
+        <w:t>jru</w:t>
+      </w:r>
+      <w:proofErr w:type="spellEnd"/>
+      <w:r>
+        <w:rPr>
+          <w:rFonts w:ascii="宋体" w:eastAsia="宋体" w:hAnsi="宋体" w:hint="eastAsia"/>
+          <w:sz w:val="32"/>
+          <w:szCs w:val="32"/>
+        </w:rPr>
+        <w:t xml:space="preserve"> 西k(y)x </w:t>
       </w:r>
       <w:proofErr w:type="gramStart"/>
       <w:r>
@@ -103,6 +195,7 @@
         </w:rPr>
         <w:t>敖</w:t>
       </w:r>
+      <w:proofErr w:type="spellStart"/>
       <w:proofErr w:type="gramEnd"/>
       <w:r>
         <w:rPr>
@@ -110,7 +203,16 @@
           <w:sz w:val="32"/>
           <w:szCs w:val="32"/>
         </w:rPr>
-        <w:t xml:space="preserve">uqo </w:t>
+        <w:t>uqo</w:t>
+      </w:r>
+      <w:proofErr w:type="spellEnd"/>
+      <w:r>
+        <w:rPr>
+          <w:rFonts w:ascii="宋体" w:eastAsia="宋体" w:hAnsi="宋体" w:hint="eastAsia"/>
+          <w:sz w:val="32"/>
+          <w:szCs w:val="32"/>
+        </w:rPr>
+        <w:t xml:space="preserve"> </w:t>
       </w:r>
       <w:proofErr w:type="gramStart"/>
       <w:r>
@@ -121,6 +223,7 @@
         </w:rPr>
         <w:t>咅</w:t>
       </w:r>
+      <w:proofErr w:type="spellStart"/>
       <w:proofErr w:type="gramEnd"/>
       <w:r>
         <w:rPr>
@@ -144,7 +247,34 @@
           <w:sz w:val="32"/>
           <w:szCs w:val="32"/>
         </w:rPr>
-        <w:t>dt 疌zksvj 龹(</w:t>
+        <w:t>dt</w:t>
+      </w:r>
+      <w:proofErr w:type="spellEnd"/>
+      <w:r>
+        <w:rPr>
+          <w:rFonts w:ascii="宋体" w:eastAsia="宋体" w:hAnsi="宋体" w:hint="eastAsia"/>
+          <w:sz w:val="32"/>
+          <w:szCs w:val="32"/>
+        </w:rPr>
+        <w:t xml:space="preserve"> 疌</w:t>
+      </w:r>
+      <w:proofErr w:type="spellStart"/>
+      <w:r>
+        <w:rPr>
+          <w:rFonts w:ascii="宋体" w:eastAsia="宋体" w:hAnsi="宋体" w:hint="eastAsia"/>
+          <w:sz w:val="32"/>
+          <w:szCs w:val="32"/>
+        </w:rPr>
+        <w:t>zksvj</w:t>
+      </w:r>
+      <w:proofErr w:type="spellEnd"/>
+      <w:r>
+        <w:rPr>
+          <w:rFonts w:ascii="宋体" w:eastAsia="宋体" w:hAnsi="宋体" w:hint="eastAsia"/>
+          <w:sz w:val="32"/>
+          <w:szCs w:val="32"/>
+        </w:rPr>
+        <w:t xml:space="preserve"> 龹(</w:t>
       </w:r>
       <w:r>
         <w:rPr>
@@ -160,8 +290,18 @@
           <w:sz w:val="32"/>
           <w:szCs w:val="32"/>
         </w:rPr>
-        <w:t>) dmcorj</w:t>
-      </w:r>
+        <w:t xml:space="preserve">) </w:t>
+      </w:r>
+      <w:proofErr w:type="spellStart"/>
+      <w:r>
+        <w:rPr>
+          <w:rFonts w:ascii="宋体" w:eastAsia="宋体" w:hAnsi="宋体" w:hint="eastAsia"/>
+          <w:sz w:val="32"/>
+          <w:szCs w:val="32"/>
+        </w:rPr>
+        <w:t>dmcorj</w:t>
+      </w:r>
+      <w:proofErr w:type="spellEnd"/>
     </w:p>
     <w:p>
       <w:pPr>
@@ -211,8 +351,72 @@
           <w:sz w:val="32"/>
           <w:szCs w:val="32"/>
         </w:rPr>
-        <w:t>=r. rf yi2bu, yi2bu=r. i. bi ui i. md vi(b)→rc</w:t>
-      </w:r>
+        <w:t xml:space="preserve">=r. rf yi2bu, yi2bu=r. </w:t>
+      </w:r>
+      <w:proofErr w:type="spellStart"/>
+      <w:r>
+        <w:rPr>
+          <w:rFonts w:ascii="宋体" w:eastAsia="宋体" w:hAnsi="宋体" w:hint="eastAsia"/>
+          <w:sz w:val="32"/>
+          <w:szCs w:val="32"/>
+        </w:rPr>
+        <w:t>i</w:t>
+      </w:r>
+      <w:proofErr w:type="spellEnd"/>
+      <w:r>
+        <w:rPr>
+          <w:rFonts w:ascii="宋体" w:eastAsia="宋体" w:hAnsi="宋体" w:hint="eastAsia"/>
+          <w:sz w:val="32"/>
+          <w:szCs w:val="32"/>
+        </w:rPr>
+        <w:t xml:space="preserve">. bi </w:t>
+      </w:r>
+      <w:proofErr w:type="spellStart"/>
+      <w:r>
+        <w:rPr>
+          <w:rFonts w:ascii="宋体" w:eastAsia="宋体" w:hAnsi="宋体" w:hint="eastAsia"/>
+          <w:sz w:val="32"/>
+          <w:szCs w:val="32"/>
+        </w:rPr>
+        <w:t>ui</w:t>
+      </w:r>
+      <w:proofErr w:type="spellEnd"/>
+      <w:r>
+        <w:rPr>
+          <w:rFonts w:ascii="宋体" w:eastAsia="宋体" w:hAnsi="宋体" w:hint="eastAsia"/>
+          <w:sz w:val="32"/>
+          <w:szCs w:val="32"/>
+        </w:rPr>
+        <w:t xml:space="preserve"> </w:t>
+      </w:r>
+      <w:proofErr w:type="spellStart"/>
+      <w:r>
+        <w:rPr>
+          <w:rFonts w:ascii="宋体" w:eastAsia="宋体" w:hAnsi="宋体" w:hint="eastAsia"/>
+          <w:sz w:val="32"/>
+          <w:szCs w:val="32"/>
+        </w:rPr>
+        <w:t>i</w:t>
+      </w:r>
+      <w:proofErr w:type="spellEnd"/>
+      <w:r>
+        <w:rPr>
+          <w:rFonts w:ascii="宋体" w:eastAsia="宋体" w:hAnsi="宋体" w:hint="eastAsia"/>
+          <w:sz w:val="32"/>
+          <w:szCs w:val="32"/>
+        </w:rPr>
+        <w:t>. md vi(b)→</w:t>
+      </w:r>
+      <w:proofErr w:type="spellStart"/>
+      <w:r>
+        <w:rPr>
+          <w:rFonts w:ascii="宋体" w:eastAsia="宋体" w:hAnsi="宋体" w:hint="eastAsia"/>
+          <w:sz w:val="32"/>
+          <w:szCs w:val="32"/>
+        </w:rPr>
+        <w:t>rc</w:t>
+      </w:r>
+      <w:proofErr w:type="spellEnd"/>
     </w:p>
     <w:p>
       <w:pPr>
@@ -238,7 +442,25 @@
           <w:sz w:val="32"/>
           <w:szCs w:val="32"/>
         </w:rPr>
-        <w:t>=r. ri qm4d, qm4d=r. dk rf→rf</w:t>
+        <w:t xml:space="preserve">=r. </w:t>
+      </w:r>
+      <w:proofErr w:type="spellStart"/>
+      <w:r>
+        <w:rPr>
+          <w:rFonts w:ascii="宋体" w:eastAsia="宋体" w:hAnsi="宋体" w:hint="eastAsia"/>
+          <w:sz w:val="32"/>
+          <w:szCs w:val="32"/>
+        </w:rPr>
+        <w:t>ri</w:t>
+      </w:r>
+      <w:proofErr w:type="spellEnd"/>
+      <w:r>
+        <w:rPr>
+          <w:rFonts w:ascii="宋体" w:eastAsia="宋体" w:hAnsi="宋体" w:hint="eastAsia"/>
+          <w:sz w:val="32"/>
+          <w:szCs w:val="32"/>
+        </w:rPr>
+        <w:t xml:space="preserve"> qm4d, qm4d=r. dk rf→rf</w:t>
       </w:r>
     </w:p>
     <w:p>
@@ -263,8 +485,45 @@
           <w:sz w:val="32"/>
           <w:szCs w:val="32"/>
         </w:rPr>
-        <w:t>=r. rb yi1u, yi1u=ii. uh dp du, du=iii. ah kb dm ah→</w:t>
-      </w:r>
+        <w:t xml:space="preserve">=r. </w:t>
+      </w:r>
+      <w:proofErr w:type="spellStart"/>
+      <w:r>
+        <w:rPr>
+          <w:rFonts w:ascii="宋体" w:eastAsia="宋体" w:hAnsi="宋体" w:hint="eastAsia"/>
+          <w:sz w:val="32"/>
+          <w:szCs w:val="32"/>
+        </w:rPr>
+        <w:t>rb</w:t>
+      </w:r>
+      <w:proofErr w:type="spellEnd"/>
+      <w:r>
+        <w:rPr>
+          <w:rFonts w:ascii="宋体" w:eastAsia="宋体" w:hAnsi="宋体" w:hint="eastAsia"/>
+          <w:sz w:val="32"/>
+          <w:szCs w:val="32"/>
+        </w:rPr>
+        <w:t xml:space="preserve"> yi1u, yi1u=ii. uh </w:t>
+      </w:r>
+      <w:proofErr w:type="spellStart"/>
+      <w:r>
+        <w:rPr>
+          <w:rFonts w:ascii="宋体" w:eastAsia="宋体" w:hAnsi="宋体" w:hint="eastAsia"/>
+          <w:sz w:val="32"/>
+          <w:szCs w:val="32"/>
+        </w:rPr>
+        <w:t>dp</w:t>
+      </w:r>
+      <w:proofErr w:type="spellEnd"/>
+      <w:r>
+        <w:rPr>
+          <w:rFonts w:ascii="宋体" w:eastAsia="宋体" w:hAnsi="宋体" w:hint="eastAsia"/>
+          <w:sz w:val="32"/>
+          <w:szCs w:val="32"/>
+        </w:rPr>
+        <w:t xml:space="preserve"> du, du=iii. ah kb dm ah→</w:t>
+      </w:r>
+      <w:proofErr w:type="spellStart"/>
       <w:r>
         <w:rPr>
           <w:rFonts w:ascii="宋体" w:eastAsia="宋体" w:hAnsi="宋体" w:hint="eastAsia"/>
@@ -273,6 +532,7 @@
         </w:rPr>
         <w:t>rg</w:t>
       </w:r>
+      <w:proofErr w:type="spellEnd"/>
     </w:p>
     <w:p>
       <w:pPr>
@@ -291,6 +551,23 @@
           <w:szCs w:val="32"/>
         </w:rPr>
       </w:pPr>
+      <w:r>
+        <w:rPr>
+          <w:rFonts w:ascii="宋体" w:eastAsia="宋体" w:hAnsi="宋体" w:hint="eastAsia"/>
+          <w:sz w:val="32"/>
+          <w:szCs w:val="32"/>
+        </w:rPr>
+        <w:t>待录入：</w:t>
+      </w:r>
+    </w:p>
+    <w:p>
+      <w:pPr>
+        <w:rPr>
+          <w:rFonts w:ascii="宋体" w:eastAsia="宋体" w:hAnsi="宋体" w:hint="eastAsia"/>
+          <w:sz w:val="32"/>
+          <w:szCs w:val="32"/>
+        </w:rPr>
+      </w:pPr>
       <w:proofErr w:type="gramStart"/>
       <w:r>
         <w:rPr>
@@ -298,7 +575,7 @@
           <w:sz w:val="32"/>
           <w:szCs w:val="32"/>
         </w:rPr>
-        <w:t>胬袈恿</w:t>
+        <w:t>椤棰赍椋椁椪椐鹁酤酢酡鹂殚殛雯</w:t>
       </w:r>
       <w:proofErr w:type="gramEnd"/>
       <w:r>
@@ -307,7 +584,7 @@
           <w:sz w:val="32"/>
           <w:szCs w:val="32"/>
         </w:rPr>
-        <w:t>绫</w:t>
+        <w:t>雱辊</w:t>
       </w:r>
       <w:proofErr w:type="gramStart"/>
       <w:r>
@@ -316,7 +593,7 @@
           <w:sz w:val="32"/>
           <w:szCs w:val="32"/>
         </w:rPr>
-        <w:t>骐绯绱骒绲骓绶</w:t>
+        <w:t>辋椠辎斐</w:t>
       </w:r>
       <w:proofErr w:type="gramEnd"/>
       <w:r>
@@ -325,7 +602,7 @@
           <w:sz w:val="32"/>
           <w:szCs w:val="32"/>
         </w:rPr>
-        <w:t>绺</w:t>
+        <w:t>睄</w:t>
       </w:r>
       <w:proofErr w:type="gramStart"/>
       <w:r>
@@ -334,7 +611,7 @@
           <w:sz w:val="32"/>
           <w:szCs w:val="32"/>
         </w:rPr>
-        <w:t>绻绾骖缁耠</w:t>
+        <w:t>睑睇睃戢</w:t>
       </w:r>
       <w:proofErr w:type="gramEnd"/>
       <w:r>
@@ -343,7 +620,7 @@
           <w:sz w:val="32"/>
           <w:szCs w:val="32"/>
         </w:rPr>
-        <w:t>琫琪</w:t>
+        <w:t>嗒</w:t>
       </w:r>
       <w:proofErr w:type="gramStart"/>
       <w:r>
@@ -352,7 +629,7 @@
           <w:sz w:val="32"/>
           <w:szCs w:val="32"/>
         </w:rPr>
-        <w:t>瑛</w:t>
+        <w:t>喃喱喹喈跖跗跞跚跏</w:t>
       </w:r>
       <w:proofErr w:type="gramEnd"/>
       <w:r>
@@ -361,141 +638,7 @@
           <w:sz w:val="32"/>
           <w:szCs w:val="32"/>
         </w:rPr>
-        <w:t>琦</w:t>
-      </w:r>
-      <w:proofErr w:type="gramStart"/>
-      <w:r>
-        <w:rPr>
-          <w:rFonts w:ascii="宋体" w:eastAsia="宋体" w:hAnsi="宋体" w:hint="eastAsia"/>
-          <w:sz w:val="32"/>
-          <w:szCs w:val="32"/>
-        </w:rPr>
-        <w:t>琥琨</w:t>
-      </w:r>
-      <w:proofErr w:type="gramEnd"/>
-      <w:r>
-        <w:rPr>
-          <w:rFonts w:ascii="宋体" w:eastAsia="宋体" w:hAnsi="宋体" w:hint="eastAsia"/>
-          <w:sz w:val="32"/>
-          <w:szCs w:val="32"/>
-        </w:rPr>
-        <w:t>靓</w:t>
-      </w:r>
-      <w:proofErr w:type="gramStart"/>
-      <w:r>
-        <w:rPr>
-          <w:rFonts w:ascii="宋体" w:eastAsia="宋体" w:hAnsi="宋体" w:hint="eastAsia"/>
-          <w:sz w:val="32"/>
-          <w:szCs w:val="32"/>
-        </w:rPr>
-        <w:t>琰琮</w:t>
-      </w:r>
-      <w:proofErr w:type="gramEnd"/>
-      <w:r>
-        <w:rPr>
-          <w:rFonts w:ascii="宋体" w:eastAsia="宋体" w:hAnsi="宋体" w:hint="eastAsia"/>
-          <w:sz w:val="32"/>
-          <w:szCs w:val="32"/>
-        </w:rPr>
-        <w:t>琯</w:t>
-      </w:r>
-      <w:proofErr w:type="gramStart"/>
-      <w:r>
-        <w:rPr>
-          <w:rFonts w:ascii="宋体" w:eastAsia="宋体" w:hAnsi="宋体" w:hint="eastAsia"/>
-          <w:sz w:val="32"/>
-          <w:szCs w:val="32"/>
-        </w:rPr>
-        <w:t>琬琛琚辇</w:t>
-      </w:r>
-      <w:proofErr w:type="gramEnd"/>
-      <w:r>
-        <w:rPr>
-          <w:rFonts w:ascii="宋体" w:eastAsia="宋体" w:hAnsi="宋体" w:hint="eastAsia"/>
-          <w:sz w:val="32"/>
-          <w:szCs w:val="32"/>
-        </w:rPr>
-        <w:t>鼋揳</w:t>
-      </w:r>
-      <w:proofErr w:type="gramStart"/>
-      <w:r>
-        <w:rPr>
-          <w:rFonts w:ascii="宋体" w:eastAsia="宋体" w:hAnsi="宋体" w:hint="eastAsia"/>
-          <w:sz w:val="32"/>
-          <w:szCs w:val="32"/>
-        </w:rPr>
-        <w:t>堞</w:t>
-      </w:r>
-      <w:proofErr w:type="gramEnd"/>
-      <w:r>
-        <w:rPr>
-          <w:rFonts w:ascii="宋体" w:eastAsia="宋体" w:hAnsi="宋体" w:hint="eastAsia"/>
-          <w:sz w:val="32"/>
-          <w:szCs w:val="32"/>
-        </w:rPr>
-        <w:t>搽</w:t>
-      </w:r>
-      <w:proofErr w:type="gramStart"/>
-      <w:r>
-        <w:rPr>
-          <w:rFonts w:ascii="宋体" w:eastAsia="宋体" w:hAnsi="宋体" w:hint="eastAsia"/>
-          <w:sz w:val="32"/>
-          <w:szCs w:val="32"/>
-        </w:rPr>
-        <w:t>揸揠堙趄</w:t>
-      </w:r>
-      <w:proofErr w:type="gramEnd"/>
-      <w:r>
-        <w:rPr>
-          <w:rFonts w:ascii="宋体" w:eastAsia="宋体" w:hAnsi="宋体" w:hint="eastAsia"/>
-          <w:sz w:val="32"/>
-          <w:szCs w:val="32"/>
-        </w:rPr>
-        <w:t>揖</w:t>
-      </w:r>
-      <w:proofErr w:type="gramStart"/>
-      <w:r>
-        <w:rPr>
-          <w:rFonts w:ascii="宋体" w:eastAsia="宋体" w:hAnsi="宋体" w:hint="eastAsia"/>
-          <w:sz w:val="32"/>
-          <w:szCs w:val="32"/>
-        </w:rPr>
-        <w:t>颉塄</w:t>
-      </w:r>
-      <w:proofErr w:type="gramEnd"/>
-      <w:r>
-        <w:rPr>
-          <w:rFonts w:ascii="宋体" w:eastAsia="宋体" w:hAnsi="宋体" w:hint="eastAsia"/>
-          <w:sz w:val="32"/>
-          <w:szCs w:val="32"/>
-        </w:rPr>
-        <w:t>揿</w:t>
-      </w:r>
-      <w:proofErr w:type="gramStart"/>
-      <w:r>
-        <w:rPr>
-          <w:rFonts w:ascii="宋体" w:eastAsia="宋体" w:hAnsi="宋体" w:hint="eastAsia"/>
-          <w:sz w:val="32"/>
-          <w:szCs w:val="32"/>
-        </w:rPr>
-        <w:t>揄</w:t>
-      </w:r>
-      <w:proofErr w:type="gramEnd"/>
-      <w:r>
-        <w:rPr>
-          <w:rFonts w:ascii="宋体" w:eastAsia="宋体" w:hAnsi="宋体" w:hint="eastAsia"/>
-          <w:sz w:val="32"/>
-          <w:szCs w:val="32"/>
-        </w:rPr>
-        <w:t>蛩</w:t>
-      </w:r>
-      <w:r>
-        <w:rPr>
-          <w:rFonts w:ascii="宋体" w:eastAsia="宋体" w:hAnsi="宋体" w:hint="eastAsia"/>
-          <w:sz w:val="32"/>
-          <w:szCs w:val="32"/>
-        </w:rPr>
-        <w:t>塆摒揆葑葚靰靸葳葺葸萼葆葩葶蒌萱葭楮棼椟棹椤棰赍椋椁椪椐鹁酤酢酡鹂殚殛雯雱辊辋椠辎斐睄睑睇睃戢嗒喃喱喹喈跖跗跞跚跏跆蛱蛲蛳蛐蛔蛞蛴蛟蛘喁喟啾嗖喑嗟喽嗞喀喙嵘嵖崴詈嵎崽嵬嵛嵯嵝嵫幄嵋赕铻铼铿锃锂锆锇锉锏锑锒锔掣矬氰毳毽犊犄犋鹄犍稃稂筌傣傈舄牍傥傧傩遁徨媭畲颌鹆舜貂腈腆腴腑腚腱鱿鲀鲂猢猹猥飓觞觚猱颎馇馊亵脔裒痨痦痞痤痫痧赓竦瓿啻颏鹇阒阕粞遒焯焜焙鹈湛湮湎湜湍湫溲湟溆湲湔湉渥湄滁愠愦惴愀愔喾谟扉裢裎裥祾祺谠谡谧孱媛巯翚皴缂缃缇缌缑缒缗飨耢瑚瑁瑗瑄瑕韫髡塬鄢趔趑摅摁蜇搋搪搐搛搠摈彀搦搡蓁蓍靳蓐蓦鹋蒽蓓蓊蒯蓑蒿蒺蓠蒟蒹蒴蒗蓥楔楠楂楝楫楸椴槌楯榈槎榉楦楣楹椽裘剽甄酮</w:t>
+        <w:t>跆蛱蛲蛳蛐蛔蛞蛴蛟蛘喁喟啾嗖喑嗟喽嗞喀喙嵘嵖崴詈嵎崽嵬嵛嵯嵝嵫幄嵋赕铻铼铿锃锂锆锇锉锏锑锒锔掣矬氰毳毽犊犄犋鹄犍稃稂筌傣傈舄牍傥傧傩遁徨媭畲颌鹆舜貂腈腆腴腑腚腱鱿鲀鲂猢猹猥飓觞觚猱颎馇馊亵脔裒痨痦痞痤痫痧赓竦瓿啻颏鹇阒阕粞遒焯焜焙鹈湛湮湎湜湍湫溲湟溆湲湔湉渥湄滁愠愦惴愀愔喾谟扉裢裎裥祾祺谠谡谧孱媛巯翚皴缂缃缇缌缑缒缗飨耢瑚瑁瑗瑄瑕韫髡塬鄢趔趑摅摁蜇搋搪搐搛搠摈彀搦搡蓁蓍靳蓐蓦鹋蒽蓓蓊蒯蓑蒿蒺蓠蒟蒹蒴蒗蓥楔楠楂楝楫楸椴槌楯榈槎榉楦楣楹椽裘剽甄酮酰酩蜃碛碓硼碉碚碇碜辏龃龅訾粲虞睚嗪韪嗉睨睢雎睥嘟嗑嗫嗬嗔嗝戥煦暄暌跬跶跐跣跹蛸蜊</w:t>
       </w:r>
       <w:r>
         <w:rPr>
@@ -504,7 +647,7 @@
           <w:szCs w:val="32"/>
         </w:rPr>
         <w:lastRenderedPageBreak/>
-        <w:t>酰酩蜃碛碓硼碉碚碇碜辏龃龅訾粲虞睚嗪韪嗉睨睢雎睥嘟嗑嗫嗬嗔嗝戥煦暄暌跬跶跐跣跹蛸蜊蜍蜣畹嗥嗍嗨嗐嗤嗵罨嵊嵩嵴骰锗锛锜锝锞锟锢锨锩锭锱氲犏歃稞筠筢筲筱牒煲敫徭愆艄毹貊貅貉颔腠腩腼腭腧塍媵詹鲆鲇鲈</w:t>
+        <w:t>蜍蜣畹嗥嗍嗨嗐嗤嗵罨嵊嵩嵴骰锗锛锜锝锞锟锢锨锩锭锱氲犏歃稞筠筢筲筱牒煲敫徭愆艄毹貊貅貉颔腠腩腼腭腧塍媵詹鲆鲇鲈</w:t>
       </w:r>
     </w:p>
     <w:p>

--- a/help/部分余部副码顺序.docx
+++ b/help/部分余部副码顺序.docx
@@ -575,7 +575,7 @@
           <w:sz w:val="32"/>
           <w:szCs w:val="32"/>
         </w:rPr>
-        <w:t>椤棰赍椋椁椪椐鹁酤酢酡鹂殚殛雯</w:t>
+        <w:t>蛘喁喟啾</w:t>
       </w:r>
       <w:proofErr w:type="gramEnd"/>
       <w:r>
@@ -584,7 +584,7 @@
           <w:sz w:val="32"/>
           <w:szCs w:val="32"/>
         </w:rPr>
-        <w:t>雱辊</w:t>
+        <w:t>嗖</w:t>
       </w:r>
       <w:proofErr w:type="gramStart"/>
       <w:r>
@@ -593,7 +593,7 @@
           <w:sz w:val="32"/>
           <w:szCs w:val="32"/>
         </w:rPr>
-        <w:t>辋椠辎斐</w:t>
+        <w:t>喑嗟</w:t>
       </w:r>
       <w:proofErr w:type="gramEnd"/>
       <w:r>
@@ -602,7 +602,7 @@
           <w:sz w:val="32"/>
           <w:szCs w:val="32"/>
         </w:rPr>
-        <w:t>睄</w:t>
+        <w:t>喽</w:t>
       </w:r>
       <w:proofErr w:type="gramStart"/>
       <w:r>
@@ -611,7 +611,7 @@
           <w:sz w:val="32"/>
           <w:szCs w:val="32"/>
         </w:rPr>
-        <w:t>睑睇睃戢</w:t>
+        <w:t>嗞</w:t>
       </w:r>
       <w:proofErr w:type="gramEnd"/>
       <w:r>
@@ -620,7 +620,7 @@
           <w:sz w:val="32"/>
           <w:szCs w:val="32"/>
         </w:rPr>
-        <w:t>嗒</w:t>
+        <w:t>喀喙</w:t>
       </w:r>
       <w:proofErr w:type="gramStart"/>
       <w:r>
@@ -629,7 +629,7 @@
           <w:sz w:val="32"/>
           <w:szCs w:val="32"/>
         </w:rPr>
-        <w:t>喃喱喹喈跖跗跞跚跏</w:t>
+        <w:t>嵘嵖</w:t>
       </w:r>
       <w:proofErr w:type="gramEnd"/>
       <w:r>
@@ -638,7 +638,169 @@
           <w:sz w:val="32"/>
           <w:szCs w:val="32"/>
         </w:rPr>
-        <w:t>跆蛱蛲蛳蛐蛔蛞蛴蛟蛘喁喟啾嗖喑嗟喽嗞喀喙嵘嵖崴詈嵎崽嵬嵛嵯嵝嵫幄嵋赕铻铼铿锃锂锆锇锉锏锑锒锔掣矬氰毳毽犊犄犋鹄犍稃稂筌傣傈舄牍傥傧傩遁徨媭畲颌鹆舜貂腈腆腴腑腚腱鱿鲀鲂猢猹猥飓觞觚猱颎馇馊亵脔裒痨痦痞痤痫痧赓竦瓿啻颏鹇阒阕粞遒焯焜焙鹈湛湮湎湜湍湫溲湟溆湲湔湉渥湄滁愠愦惴愀愔喾谟扉裢裎裥祾祺谠谡谧孱媛巯翚皴缂缃缇缌缑缒缗飨耢瑚瑁瑗瑄瑕韫髡塬鄢趔趑摅摁蜇搋搪搐搛搠摈彀搦搡蓁蓍靳蓐蓦鹋蒽蓓蓊蒯蓑蒿蒺蓠蒟蒹蒴蒗蓥楔楠楂楝楫楸椴槌楯榈槎榉楦楣楹椽裘剽甄酮酰酩蜃碛碓硼碉碚碇碜辏龃龅訾粲虞睚嗪韪嗉睨睢雎睥嘟嗑嗫嗬嗔嗝戥煦暄暌跬跶跐跣跹蛸蜊</w:t>
+        <w:t>崴</w:t>
+      </w:r>
+      <w:proofErr w:type="gramStart"/>
+      <w:r>
+        <w:rPr>
+          <w:rFonts w:ascii="宋体" w:eastAsia="宋体" w:hAnsi="宋体" w:hint="eastAsia"/>
+          <w:sz w:val="32"/>
+          <w:szCs w:val="32"/>
+        </w:rPr>
+        <w:t>詈嵎崽嵬嵛嵯嵝嵫幄嵋赕</w:t>
+      </w:r>
+      <w:proofErr w:type="gramEnd"/>
+      <w:r>
+        <w:rPr>
+          <w:rFonts w:ascii="宋体" w:eastAsia="宋体" w:hAnsi="宋体" w:hint="eastAsia"/>
+          <w:sz w:val="32"/>
+          <w:szCs w:val="32"/>
+        </w:rPr>
+        <w:t>铻</w:t>
+      </w:r>
+      <w:proofErr w:type="gramStart"/>
+      <w:r>
+        <w:rPr>
+          <w:rFonts w:ascii="宋体" w:eastAsia="宋体" w:hAnsi="宋体" w:hint="eastAsia"/>
+          <w:sz w:val="32"/>
+          <w:szCs w:val="32"/>
+        </w:rPr>
+        <w:t>铼铿锃</w:t>
+      </w:r>
+      <w:proofErr w:type="gramEnd"/>
+      <w:r>
+        <w:rPr>
+          <w:rFonts w:ascii="宋体" w:eastAsia="宋体" w:hAnsi="宋体" w:hint="eastAsia"/>
+          <w:sz w:val="32"/>
+          <w:szCs w:val="32"/>
+        </w:rPr>
+        <w:t>锂锆</w:t>
+      </w:r>
+      <w:proofErr w:type="gramStart"/>
+      <w:r>
+        <w:rPr>
+          <w:rFonts w:ascii="宋体" w:eastAsia="宋体" w:hAnsi="宋体" w:hint="eastAsia"/>
+          <w:sz w:val="32"/>
+          <w:szCs w:val="32"/>
+        </w:rPr>
+        <w:t>锇</w:t>
+      </w:r>
+      <w:proofErr w:type="gramEnd"/>
+      <w:r>
+        <w:rPr>
+          <w:rFonts w:ascii="宋体" w:eastAsia="宋体" w:hAnsi="宋体" w:hint="eastAsia"/>
+          <w:sz w:val="32"/>
+          <w:szCs w:val="32"/>
+        </w:rPr>
+        <w:t>锉</w:t>
+      </w:r>
+      <w:proofErr w:type="gramStart"/>
+      <w:r>
+        <w:rPr>
+          <w:rFonts w:ascii="宋体" w:eastAsia="宋体" w:hAnsi="宋体" w:hint="eastAsia"/>
+          <w:sz w:val="32"/>
+          <w:szCs w:val="32"/>
+        </w:rPr>
+        <w:t>锏</w:t>
+      </w:r>
+      <w:proofErr w:type="gramEnd"/>
+      <w:r>
+        <w:rPr>
+          <w:rFonts w:ascii="宋体" w:eastAsia="宋体" w:hAnsi="宋体" w:hint="eastAsia"/>
+          <w:sz w:val="32"/>
+          <w:szCs w:val="32"/>
+        </w:rPr>
+        <w:t>锑</w:t>
+      </w:r>
+      <w:proofErr w:type="gramStart"/>
+      <w:r>
+        <w:rPr>
+          <w:rFonts w:ascii="宋体" w:eastAsia="宋体" w:hAnsi="宋体" w:hint="eastAsia"/>
+          <w:sz w:val="32"/>
+          <w:szCs w:val="32"/>
+        </w:rPr>
+        <w:t>锒</w:t>
+      </w:r>
+      <w:proofErr w:type="gramEnd"/>
+      <w:r>
+        <w:rPr>
+          <w:rFonts w:ascii="宋体" w:eastAsia="宋体" w:hAnsi="宋体" w:hint="eastAsia"/>
+          <w:sz w:val="32"/>
+          <w:szCs w:val="32"/>
+        </w:rPr>
+        <w:t>锔</w:t>
+      </w:r>
+      <w:proofErr w:type="gramStart"/>
+      <w:r>
+        <w:rPr>
+          <w:rFonts w:ascii="宋体" w:eastAsia="宋体" w:hAnsi="宋体" w:hint="eastAsia"/>
+          <w:sz w:val="32"/>
+          <w:szCs w:val="32"/>
+        </w:rPr>
+        <w:t>掣</w:t>
+      </w:r>
+      <w:proofErr w:type="gramEnd"/>
+      <w:r>
+        <w:rPr>
+          <w:rFonts w:ascii="宋体" w:eastAsia="宋体" w:hAnsi="宋体" w:hint="eastAsia"/>
+          <w:sz w:val="32"/>
+          <w:szCs w:val="32"/>
+        </w:rPr>
+        <w:t>矬氰</w:t>
+      </w:r>
+      <w:proofErr w:type="gramStart"/>
+      <w:r>
+        <w:rPr>
+          <w:rFonts w:ascii="宋体" w:eastAsia="宋体" w:hAnsi="宋体" w:hint="eastAsia"/>
+          <w:sz w:val="32"/>
+          <w:szCs w:val="32"/>
+        </w:rPr>
+        <w:t>毳毽</w:t>
+      </w:r>
+      <w:proofErr w:type="gramEnd"/>
+      <w:r>
+        <w:rPr>
+          <w:rFonts w:ascii="宋体" w:eastAsia="宋体" w:hAnsi="宋体" w:hint="eastAsia"/>
+          <w:sz w:val="32"/>
+          <w:szCs w:val="32"/>
+        </w:rPr>
+        <w:t>犊</w:t>
+      </w:r>
+      <w:proofErr w:type="gramStart"/>
+      <w:r>
+        <w:rPr>
+          <w:rFonts w:ascii="宋体" w:eastAsia="宋体" w:hAnsi="宋体" w:hint="eastAsia"/>
+          <w:sz w:val="32"/>
+          <w:szCs w:val="32"/>
+        </w:rPr>
+        <w:t>犄犋</w:t>
+      </w:r>
+      <w:proofErr w:type="gramEnd"/>
+      <w:r>
+        <w:rPr>
+          <w:rFonts w:ascii="宋体" w:eastAsia="宋体" w:hAnsi="宋体" w:hint="eastAsia"/>
+          <w:sz w:val="32"/>
+          <w:szCs w:val="32"/>
+        </w:rPr>
+        <w:t>鹄</w:t>
+      </w:r>
+      <w:proofErr w:type="gramStart"/>
+      <w:r>
+        <w:rPr>
+          <w:rFonts w:ascii="宋体" w:eastAsia="宋体" w:hAnsi="宋体" w:hint="eastAsia"/>
+          <w:sz w:val="32"/>
+          <w:szCs w:val="32"/>
+        </w:rPr>
+        <w:t>犍</w:t>
+      </w:r>
+      <w:proofErr w:type="gramEnd"/>
+      <w:r>
+        <w:rPr>
+          <w:rFonts w:ascii="宋体" w:eastAsia="宋体" w:hAnsi="宋体" w:hint="eastAsia"/>
+          <w:sz w:val="32"/>
+          <w:szCs w:val="32"/>
+        </w:rPr>
+        <w:t>稃稂筌傣傈舄牍傥傧傩遁徨媭畲颌鹆舜貂腈腆腴腑腚腱鱿鲀鲂猢猹猥飓觞觚猱颎馇馊亵脔裒痨痦痞痤痫痧赓竦瓿啻颏鹇阒阕粞遒焯焜焙鹈湛湮湎湜湍湫溲湟溆湲湔渥湄滁愠愦惴愀愔喾谟扉裢裎裥祾祺谠谡谧孱媛巯翚皴缂缃缇缌缑缒缗飨耢瑚瑁瑗瑄瑕韫髡塬鄢趔趑摅摁蜇搋搪搐搛搠摈彀搦搡蓁蓍靳蓐蓦鹋蒽蓓蓊蒯蓑蒿蒺蓠蒟蒹蒴蒗蓥楔楠楂楝楫楸椴槌楯榈槎榉楦楣楹椽裘剽甄酮酰酩蜃碛碓硼碉碚碇碜辏龃龅訾粲虞睚嗪韪嗉睨睢雎睥嘟嗑嗫嗬嗔嗝戥煦暄暌跬跶跐跣跹蛸蜊蜍蜣畹嗥嗍嗨嗐嗤嗵罨嵊嵩嵴骰锗锛锜锝锞锟锢锨锩锭锱氲犏歃稞筠筢筲筱牒煲敫徭愆艄毹貊貅貉颔腠腩</w:t>
       </w:r>
       <w:r>
         <w:rPr>
@@ -647,7 +809,7 @@
           <w:szCs w:val="32"/>
         </w:rPr>
         <w:lastRenderedPageBreak/>
-        <w:t>蜍蜣畹嗥嗍嗨嗐嗤嗵罨嵊嵩嵴骰锗锛锜锝锞锟锢锨锩锭锱氲犏歃稞筠筢筲筱牒煲敫徭愆艄毹貊貅貉颔腠腩腼腭腧塍媵詹鲆鲇鲈</w:t>
+        <w:t>腼腭腧塍媵詹鲆鲇鲈</w:t>
       </w:r>
     </w:p>
     <w:p>

--- a/help/部分余部副码顺序.docx
+++ b/help/部分余部副码顺序.docx
@@ -568,6 +568,14 @@
           <w:szCs w:val="32"/>
         </w:rPr>
       </w:pPr>
+      <w:r>
+        <w:rPr>
+          <w:rFonts w:ascii="宋体" w:eastAsia="宋体" w:hAnsi="宋体" w:hint="eastAsia"/>
+          <w:sz w:val="32"/>
+          <w:szCs w:val="32"/>
+        </w:rPr>
+        <w:t>铻</w:t>
+      </w:r>
       <w:proofErr w:type="gramStart"/>
       <w:r>
         <w:rPr>
@@ -575,7 +583,7 @@
           <w:sz w:val="32"/>
           <w:szCs w:val="32"/>
         </w:rPr>
-        <w:t>蛘喁喟啾</w:t>
+        <w:t>铼铿锃</w:t>
       </w:r>
       <w:proofErr w:type="gramEnd"/>
       <w:r>
@@ -584,7 +592,7 @@
           <w:sz w:val="32"/>
           <w:szCs w:val="32"/>
         </w:rPr>
-        <w:t>嗖</w:t>
+        <w:t>锂锆</w:t>
       </w:r>
       <w:proofErr w:type="gramStart"/>
       <w:r>
@@ -593,7 +601,7 @@
           <w:sz w:val="32"/>
           <w:szCs w:val="32"/>
         </w:rPr>
-        <w:t>喑嗟</w:t>
+        <w:t>锇</w:t>
       </w:r>
       <w:proofErr w:type="gramEnd"/>
       <w:r>
@@ -602,7 +610,7 @@
           <w:sz w:val="32"/>
           <w:szCs w:val="32"/>
         </w:rPr>
-        <w:t>喽</w:t>
+        <w:t>锉</w:t>
       </w:r>
       <w:proofErr w:type="gramStart"/>
       <w:r>
@@ -611,7 +619,7 @@
           <w:sz w:val="32"/>
           <w:szCs w:val="32"/>
         </w:rPr>
-        <w:t>嗞</w:t>
+        <w:t>锏</w:t>
       </w:r>
       <w:proofErr w:type="gramEnd"/>
       <w:r>
@@ -620,7 +628,7 @@
           <w:sz w:val="32"/>
           <w:szCs w:val="32"/>
         </w:rPr>
-        <w:t>喀喙</w:t>
+        <w:t>锑</w:t>
       </w:r>
       <w:proofErr w:type="gramStart"/>
       <w:r>
@@ -629,7 +637,7 @@
           <w:sz w:val="32"/>
           <w:szCs w:val="32"/>
         </w:rPr>
-        <w:t>嵘嵖</w:t>
+        <w:t>锒</w:t>
       </w:r>
       <w:proofErr w:type="gramEnd"/>
       <w:r>
@@ -638,7 +646,7 @@
           <w:sz w:val="32"/>
           <w:szCs w:val="32"/>
         </w:rPr>
-        <w:t>崴</w:t>
+        <w:t>锔</w:t>
       </w:r>
       <w:proofErr w:type="gramStart"/>
       <w:r>
@@ -647,7 +655,7 @@
           <w:sz w:val="32"/>
           <w:szCs w:val="32"/>
         </w:rPr>
-        <w:t>詈嵎崽嵬嵛嵯嵝嵫幄嵋赕</w:t>
+        <w:t>掣</w:t>
       </w:r>
       <w:proofErr w:type="gramEnd"/>
       <w:r>
@@ -656,7 +664,7 @@
           <w:sz w:val="32"/>
           <w:szCs w:val="32"/>
         </w:rPr>
-        <w:t>铻</w:t>
+        <w:t>矬氰</w:t>
       </w:r>
       <w:proofErr w:type="gramStart"/>
       <w:r>
@@ -665,7 +673,7 @@
           <w:sz w:val="32"/>
           <w:szCs w:val="32"/>
         </w:rPr>
-        <w:t>铼铿锃</w:t>
+        <w:t>毳毽</w:t>
       </w:r>
       <w:proofErr w:type="gramEnd"/>
       <w:r>
@@ -674,7 +682,7 @@
           <w:sz w:val="32"/>
           <w:szCs w:val="32"/>
         </w:rPr>
-        <w:t>锂锆</w:t>
+        <w:t>犊</w:t>
       </w:r>
       <w:proofErr w:type="gramStart"/>
       <w:r>
@@ -683,7 +691,7 @@
           <w:sz w:val="32"/>
           <w:szCs w:val="32"/>
         </w:rPr>
-        <w:t>锇</w:t>
+        <w:t>犄犋</w:t>
       </w:r>
       <w:proofErr w:type="gramEnd"/>
       <w:r>
@@ -692,7 +700,7 @@
           <w:sz w:val="32"/>
           <w:szCs w:val="32"/>
         </w:rPr>
-        <w:t>锉</w:t>
+        <w:t>鹄</w:t>
       </w:r>
       <w:proofErr w:type="gramStart"/>
       <w:r>
@@ -701,7 +709,7 @@
           <w:sz w:val="32"/>
           <w:szCs w:val="32"/>
         </w:rPr>
-        <w:t>锏</w:t>
+        <w:t>犍稃稂筌</w:t>
       </w:r>
       <w:proofErr w:type="gramEnd"/>
       <w:r>
@@ -710,7 +718,7 @@
           <w:sz w:val="32"/>
           <w:szCs w:val="32"/>
         </w:rPr>
-        <w:t>锑</w:t>
+        <w:t>傣</w:t>
       </w:r>
       <w:proofErr w:type="gramStart"/>
       <w:r>
@@ -719,7 +727,7 @@
           <w:sz w:val="32"/>
           <w:szCs w:val="32"/>
         </w:rPr>
-        <w:t>锒</w:t>
+        <w:t>傈舄牍傥傧傩</w:t>
       </w:r>
       <w:proofErr w:type="gramEnd"/>
       <w:r>
@@ -728,7 +736,7 @@
           <w:sz w:val="32"/>
           <w:szCs w:val="32"/>
         </w:rPr>
-        <w:t>锔</w:t>
+        <w:t>遁</w:t>
       </w:r>
       <w:proofErr w:type="gramStart"/>
       <w:r>
@@ -737,7 +745,7 @@
           <w:sz w:val="32"/>
           <w:szCs w:val="32"/>
         </w:rPr>
-        <w:t>掣</w:t>
+        <w:t>徨</w:t>
       </w:r>
       <w:proofErr w:type="gramEnd"/>
       <w:r>
@@ -746,7 +754,7 @@
           <w:sz w:val="32"/>
           <w:szCs w:val="32"/>
         </w:rPr>
-        <w:t>矬氰</w:t>
+        <w:t>媭</w:t>
       </w:r>
       <w:proofErr w:type="gramStart"/>
       <w:r>
@@ -755,7 +763,7 @@
           <w:sz w:val="32"/>
           <w:szCs w:val="32"/>
         </w:rPr>
-        <w:t>毳毽</w:t>
+        <w:t>畲</w:t>
       </w:r>
       <w:proofErr w:type="gramEnd"/>
       <w:r>
@@ -764,7 +772,7 @@
           <w:sz w:val="32"/>
           <w:szCs w:val="32"/>
         </w:rPr>
-        <w:t>犊</w:t>
+        <w:t>颌</w:t>
       </w:r>
       <w:proofErr w:type="gramStart"/>
       <w:r>
@@ -773,7 +781,7 @@
           <w:sz w:val="32"/>
           <w:szCs w:val="32"/>
         </w:rPr>
-        <w:t>犄犋</w:t>
+        <w:t>鹆</w:t>
       </w:r>
       <w:proofErr w:type="gramEnd"/>
       <w:r>
@@ -782,7 +790,7 @@
           <w:sz w:val="32"/>
           <w:szCs w:val="32"/>
         </w:rPr>
-        <w:t>鹄</w:t>
+        <w:t>舜貂</w:t>
       </w:r>
       <w:proofErr w:type="gramStart"/>
       <w:r>
@@ -791,7 +799,7 @@
           <w:sz w:val="32"/>
           <w:szCs w:val="32"/>
         </w:rPr>
-        <w:t>犍</w:t>
+        <w:t>腈</w:t>
       </w:r>
       <w:proofErr w:type="gramEnd"/>
       <w:r>
@@ -800,16 +808,61 @@
           <w:sz w:val="32"/>
           <w:szCs w:val="32"/>
         </w:rPr>
-        <w:t>稃稂筌傣傈舄牍傥傧傩遁徨媭畲颌鹆舜貂腈腆腴腑腚腱鱿鲀鲂猢猹猥飓觞觚猱颎馇馊亵脔裒痨痦痞痤痫痧赓竦瓿啻颏鹇阒阕粞遒焯焜焙鹈湛湮湎湜湍湫溲湟溆湲湔渥湄滁愠愦惴愀愔喾谟扉裢裎裥祾祺谠谡谧孱媛巯翚皴缂缃缇缌缑缒缗飨耢瑚瑁瑗瑄瑕韫髡塬鄢趔趑摅摁蜇搋搪搐搛搠摈彀搦搡蓁蓍靳蓐蓦鹋蒽蓓蓊蒯蓑蒿蒺蓠蒟蒹蒴蒗蓥楔楠楂楝楫楸椴槌楯榈槎榉楦楣楹椽裘剽甄酮酰酩蜃碛碓硼碉碚碇碜辏龃龅訾粲虞睚嗪韪嗉睨睢雎睥嘟嗑嗫嗬嗔嗝戥煦暄暌跬跶跐跣跹蛸蜊蜍蜣畹嗥嗍嗨嗐嗤嗵罨嵊嵩嵴骰锗锛锜锝锞锟锢锨锩锭锱氲犏歃稞筠筢筲筱牒煲敫徭愆艄毹貊貅貉颔腠腩</w:t>
-      </w:r>
-      <w:r>
-        <w:rPr>
-          <w:rFonts w:ascii="宋体" w:eastAsia="宋体" w:hAnsi="宋体" w:hint="eastAsia"/>
-          <w:sz w:val="32"/>
-          <w:szCs w:val="32"/>
-        </w:rPr>
-        <w:lastRenderedPageBreak/>
-        <w:t>腼腭腧塍媵詹鲆鲇鲈</w:t>
+        <w:t>腆</w:t>
+      </w:r>
+      <w:proofErr w:type="gramStart"/>
+      <w:r>
+        <w:rPr>
+          <w:rFonts w:ascii="宋体" w:eastAsia="宋体" w:hAnsi="宋体" w:hint="eastAsia"/>
+          <w:sz w:val="32"/>
+          <w:szCs w:val="32"/>
+        </w:rPr>
+        <w:t>腴腑腚</w:t>
+      </w:r>
+      <w:proofErr w:type="gramEnd"/>
+      <w:r>
+        <w:rPr>
+          <w:rFonts w:ascii="宋体" w:eastAsia="宋体" w:hAnsi="宋体" w:hint="eastAsia"/>
+          <w:sz w:val="32"/>
+          <w:szCs w:val="32"/>
+        </w:rPr>
+        <w:t>腱</w:t>
+      </w:r>
+      <w:proofErr w:type="gramStart"/>
+      <w:r>
+        <w:rPr>
+          <w:rFonts w:ascii="宋体" w:eastAsia="宋体" w:hAnsi="宋体" w:hint="eastAsia"/>
+          <w:sz w:val="32"/>
+          <w:szCs w:val="32"/>
+        </w:rPr>
+        <w:t>鱿</w:t>
+      </w:r>
+      <w:proofErr w:type="gramEnd"/>
+      <w:r>
+        <w:rPr>
+          <w:rFonts w:ascii="宋体" w:eastAsia="宋体" w:hAnsi="宋体" w:hint="eastAsia"/>
+          <w:sz w:val="32"/>
+          <w:szCs w:val="32"/>
+        </w:rPr>
+        <w:t>鲀</w:t>
+      </w:r>
+      <w:proofErr w:type="gramStart"/>
+      <w:r>
+        <w:rPr>
+          <w:rFonts w:ascii="宋体" w:eastAsia="宋体" w:hAnsi="宋体" w:hint="eastAsia"/>
+          <w:sz w:val="32"/>
+          <w:szCs w:val="32"/>
+        </w:rPr>
+        <w:t>鲂猢猹</w:t>
+      </w:r>
+      <w:proofErr w:type="gramEnd"/>
+      <w:r>
+        <w:rPr>
+          <w:rFonts w:ascii="宋体" w:eastAsia="宋体" w:hAnsi="宋体" w:hint="eastAsia"/>
+          <w:sz w:val="32"/>
+          <w:szCs w:val="32"/>
+        </w:rPr>
+        <w:t>猥飓觞觚猱颎馇馊亵脔裒痨痦痞痤痫痧赓竦瓿啻颏鹇阒阕粞遒焯焜焙鹈湛湮湎湜湍湫溲湟溆湲湔渥湄滁愠愦惴愀愔喾谟扉裢裎裥祾祺谠谡谧孱媛巯翚皴缂缃缇缌缑缒缗飨耢瑚瑁瑗瑄瑕韫髡塬鄢趔趑摅摁蜇搋搪搐搛搠摈彀搦搡蓁蓍靳蓐蓦鹋蒽蓓蓊蒯蓑蒿蒺蓠蒟蒹蒴蒗蓥楔楠楂楝楫楸椴槌楯榈槎榉楦楣楹椽裘剽甄酮酰酩蜃碛碓硼碉碚碇碜辏龃龅訾粲虞睚嗪韪嗉睨睢雎睥嘟嗑嗫嗬嗔嗝戥煦暄暌跬跶跐跣跹蛸蜊蜍蜣畹嗥嗍嗨嗐嗤嗵罨嵊嵩嵴骰锗锛锜锝锞锟锢锨锩锭锱氲犏歃稞筠筢筲筱牒煲敫徭愆艄毹貊貅貉颔腠腩腼腭腧塍媵詹鲆鲇鲈</w:t>
       </w:r>
     </w:p>
     <w:p>

--- a/help/部分余部副码顺序.docx
+++ b/help/部分余部副码顺序.docx
@@ -16,16 +16,7 @@
           <w:sz w:val="32"/>
           <w:szCs w:val="32"/>
         </w:rPr>
-        <w:t>副(末位为声)：畐</w:t>
-      </w:r>
-      <w:proofErr w:type="spellStart"/>
-      <w:r>
-        <w:rPr>
-          <w:rFonts w:ascii="宋体" w:eastAsia="宋体" w:hAnsi="宋体" w:hint="eastAsia"/>
-          <w:sz w:val="32"/>
-          <w:szCs w:val="32"/>
-        </w:rPr>
-        <w:t>t</w:t>
+        <w:t>副(末位为声)：畐t</w:t>
       </w:r>
       <w:r>
         <w:rPr>
@@ -41,25 +32,7 @@
           <w:sz w:val="32"/>
           <w:szCs w:val="32"/>
         </w:rPr>
-        <w:t>f</w:t>
-      </w:r>
-      <w:proofErr w:type="spellEnd"/>
-      <w:r>
-        <w:rPr>
-          <w:rFonts w:ascii="宋体" w:eastAsia="宋体" w:hAnsi="宋体" w:hint="eastAsia"/>
-          <w:sz w:val="32"/>
-          <w:szCs w:val="32"/>
-        </w:rPr>
-        <w:t xml:space="preserve"> 喜</w:t>
-      </w:r>
-      <w:proofErr w:type="spellStart"/>
-      <w:r>
-        <w:rPr>
-          <w:rFonts w:ascii="宋体" w:eastAsia="宋体" w:hAnsi="宋体" w:hint="eastAsia"/>
-          <w:sz w:val="32"/>
-          <w:szCs w:val="32"/>
-        </w:rPr>
-        <w:t>k</w:t>
+        <w:t>f 喜k</w:t>
       </w:r>
       <w:r>
         <w:rPr>
@@ -75,80 +48,7 @@
           <w:sz w:val="32"/>
           <w:szCs w:val="32"/>
         </w:rPr>
-        <w:t>djx</w:t>
-      </w:r>
-      <w:proofErr w:type="spellEnd"/>
-      <w:r>
-        <w:rPr>
-          <w:rFonts w:ascii="宋体" w:eastAsia="宋体" w:hAnsi="宋体" w:hint="eastAsia"/>
-          <w:sz w:val="32"/>
-          <w:szCs w:val="32"/>
-        </w:rPr>
-        <w:t xml:space="preserve"> 壹</w:t>
-      </w:r>
-      <w:proofErr w:type="spellStart"/>
-      <w:r>
-        <w:rPr>
-          <w:rFonts w:ascii="宋体" w:eastAsia="宋体" w:hAnsi="宋体" w:hint="eastAsia"/>
-          <w:sz w:val="32"/>
-          <w:szCs w:val="32"/>
-        </w:rPr>
-        <w:t>udky</w:t>
-      </w:r>
-      <w:proofErr w:type="spellEnd"/>
-      <w:r>
-        <w:rPr>
-          <w:rFonts w:ascii="宋体" w:eastAsia="宋体" w:hAnsi="宋体" w:hint="eastAsia"/>
-          <w:sz w:val="32"/>
-          <w:szCs w:val="32"/>
-        </w:rPr>
-        <w:t xml:space="preserve"> 皇</w:t>
-      </w:r>
-      <w:proofErr w:type="spellStart"/>
-      <w:r>
-        <w:rPr>
-          <w:rFonts w:ascii="宋体" w:eastAsia="宋体" w:hAnsi="宋体" w:hint="eastAsia"/>
-          <w:sz w:val="32"/>
-          <w:szCs w:val="32"/>
-        </w:rPr>
-        <w:t>wbh</w:t>
-      </w:r>
-      <w:proofErr w:type="spellEnd"/>
-      <w:r>
-        <w:rPr>
-          <w:rFonts w:ascii="宋体" w:eastAsia="宋体" w:hAnsi="宋体" w:hint="eastAsia"/>
-          <w:sz w:val="32"/>
-          <w:szCs w:val="32"/>
-        </w:rPr>
-        <w:t xml:space="preserve"> </w:t>
-      </w:r>
-      <w:proofErr w:type="gramStart"/>
-      <w:r>
-        <w:rPr>
-          <w:rFonts w:ascii="宋体" w:eastAsia="宋体" w:hAnsi="宋体" w:hint="eastAsia"/>
-          <w:sz w:val="32"/>
-          <w:szCs w:val="32"/>
-        </w:rPr>
-        <w:t>尞</w:t>
-      </w:r>
-      <w:proofErr w:type="spellStart"/>
-      <w:proofErr w:type="gramEnd"/>
-      <w:r>
-        <w:rPr>
-          <w:rFonts w:ascii="宋体" w:eastAsia="宋体" w:hAnsi="宋体" w:hint="eastAsia"/>
-          <w:sz w:val="32"/>
-          <w:szCs w:val="32"/>
-        </w:rPr>
-        <w:t>xudrl</w:t>
-      </w:r>
-      <w:proofErr w:type="spellEnd"/>
-      <w:r>
-        <w:rPr>
-          <w:rFonts w:ascii="宋体" w:eastAsia="宋体" w:hAnsi="宋体" w:hint="eastAsia"/>
-          <w:sz w:val="32"/>
-          <w:szCs w:val="32"/>
-        </w:rPr>
-        <w:t>⿱</w:t>
+        <w:t>djx 壹udky 皇wbh 尞xudrl⿱</w:t>
       </w:r>
       <w:r>
         <w:rPr>
@@ -158,80 +58,13 @@
         </w:rPr>
         <w:t>𠂉</w:t>
       </w:r>
-      <w:proofErr w:type="gramStart"/>
-      <w:r>
-        <w:rPr>
-          <w:rFonts w:ascii="宋体" w:eastAsia="宋体" w:hAnsi="宋体" w:hint="eastAsia"/>
-          <w:sz w:val="32"/>
-          <w:szCs w:val="32"/>
-        </w:rPr>
-        <w:t>巾</w:t>
-      </w:r>
-      <w:proofErr w:type="spellStart"/>
-      <w:proofErr w:type="gramEnd"/>
-      <w:r>
-        <w:rPr>
-          <w:rFonts w:ascii="宋体" w:eastAsia="宋体" w:hAnsi="宋体" w:hint="eastAsia"/>
-          <w:sz w:val="32"/>
-          <w:szCs w:val="32"/>
-        </w:rPr>
-        <w:t>jru</w:t>
-      </w:r>
-      <w:proofErr w:type="spellEnd"/>
-      <w:r>
-        <w:rPr>
-          <w:rFonts w:ascii="宋体" w:eastAsia="宋体" w:hAnsi="宋体" w:hint="eastAsia"/>
-          <w:sz w:val="32"/>
-          <w:szCs w:val="32"/>
-        </w:rPr>
-        <w:t xml:space="preserve"> 西k(y)x </w:t>
-      </w:r>
-      <w:proofErr w:type="gramStart"/>
-      <w:r>
-        <w:rPr>
-          <w:rFonts w:ascii="宋体" w:eastAsia="宋体" w:hAnsi="宋体" w:hint="eastAsia"/>
-          <w:sz w:val="32"/>
-          <w:szCs w:val="32"/>
-        </w:rPr>
-        <w:t>敖</w:t>
-      </w:r>
-      <w:proofErr w:type="spellStart"/>
-      <w:proofErr w:type="gramEnd"/>
-      <w:r>
-        <w:rPr>
-          <w:rFonts w:ascii="宋体" w:eastAsia="宋体" w:hAnsi="宋体" w:hint="eastAsia"/>
-          <w:sz w:val="32"/>
-          <w:szCs w:val="32"/>
-        </w:rPr>
-        <w:t>uqo</w:t>
-      </w:r>
-      <w:proofErr w:type="spellEnd"/>
-      <w:r>
-        <w:rPr>
-          <w:rFonts w:ascii="宋体" w:eastAsia="宋体" w:hAnsi="宋体" w:hint="eastAsia"/>
-          <w:sz w:val="32"/>
-          <w:szCs w:val="32"/>
-        </w:rPr>
-        <w:t xml:space="preserve"> </w:t>
-      </w:r>
-      <w:proofErr w:type="gramStart"/>
-      <w:r>
-        <w:rPr>
-          <w:rFonts w:ascii="宋体" w:eastAsia="宋体" w:hAnsi="宋体" w:hint="eastAsia"/>
-          <w:sz w:val="32"/>
-          <w:szCs w:val="32"/>
-        </w:rPr>
-        <w:t>咅</w:t>
-      </w:r>
-      <w:proofErr w:type="spellStart"/>
-      <w:proofErr w:type="gramEnd"/>
-      <w:r>
-        <w:rPr>
-          <w:rFonts w:ascii="宋体" w:eastAsia="宋体" w:hAnsi="宋体" w:hint="eastAsia"/>
-          <w:sz w:val="32"/>
-          <w:szCs w:val="32"/>
-        </w:rPr>
-        <w:t>k</w:t>
+      <w:r>
+        <w:rPr>
+          <w:rFonts w:ascii="宋体" w:eastAsia="宋体" w:hAnsi="宋体" w:hint="eastAsia"/>
+          <w:sz w:val="32"/>
+          <w:szCs w:val="32"/>
+        </w:rPr>
+        <w:t>巾jru 西k(y)x 敖uqo 咅k</w:t>
       </w:r>
       <w:r>
         <w:rPr>
@@ -247,34 +80,7 @@
           <w:sz w:val="32"/>
           <w:szCs w:val="32"/>
         </w:rPr>
-        <w:t>dt</w:t>
-      </w:r>
-      <w:proofErr w:type="spellEnd"/>
-      <w:r>
-        <w:rPr>
-          <w:rFonts w:ascii="宋体" w:eastAsia="宋体" w:hAnsi="宋体" w:hint="eastAsia"/>
-          <w:sz w:val="32"/>
-          <w:szCs w:val="32"/>
-        </w:rPr>
-        <w:t xml:space="preserve"> 疌</w:t>
-      </w:r>
-      <w:proofErr w:type="spellStart"/>
-      <w:r>
-        <w:rPr>
-          <w:rFonts w:ascii="宋体" w:eastAsia="宋体" w:hAnsi="宋体" w:hint="eastAsia"/>
-          <w:sz w:val="32"/>
-          <w:szCs w:val="32"/>
-        </w:rPr>
-        <w:t>zksvj</w:t>
-      </w:r>
-      <w:proofErr w:type="spellEnd"/>
-      <w:r>
-        <w:rPr>
-          <w:rFonts w:ascii="宋体" w:eastAsia="宋体" w:hAnsi="宋体" w:hint="eastAsia"/>
-          <w:sz w:val="32"/>
-          <w:szCs w:val="32"/>
-        </w:rPr>
-        <w:t xml:space="preserve"> 龹(</w:t>
+        <w:t>dt 疌zksvj 龹(</w:t>
       </w:r>
       <w:r>
         <w:rPr>
@@ -290,18 +96,8 @@
           <w:sz w:val="32"/>
           <w:szCs w:val="32"/>
         </w:rPr>
-        <w:t xml:space="preserve">) </w:t>
-      </w:r>
-      <w:proofErr w:type="spellStart"/>
-      <w:r>
-        <w:rPr>
-          <w:rFonts w:ascii="宋体" w:eastAsia="宋体" w:hAnsi="宋体" w:hint="eastAsia"/>
-          <w:sz w:val="32"/>
-          <w:szCs w:val="32"/>
-        </w:rPr>
-        <w:t>dmcorj</w:t>
-      </w:r>
-      <w:proofErr w:type="spellEnd"/>
+        <w:t>) dmcorj</w:t>
+      </w:r>
     </w:p>
     <w:p>
       <w:pPr>
@@ -351,72 +147,8 @@
           <w:sz w:val="32"/>
           <w:szCs w:val="32"/>
         </w:rPr>
-        <w:t xml:space="preserve">=r. rf yi2bu, yi2bu=r. </w:t>
-      </w:r>
-      <w:proofErr w:type="spellStart"/>
-      <w:r>
-        <w:rPr>
-          <w:rFonts w:ascii="宋体" w:eastAsia="宋体" w:hAnsi="宋体" w:hint="eastAsia"/>
-          <w:sz w:val="32"/>
-          <w:szCs w:val="32"/>
-        </w:rPr>
-        <w:t>i</w:t>
-      </w:r>
-      <w:proofErr w:type="spellEnd"/>
-      <w:r>
-        <w:rPr>
-          <w:rFonts w:ascii="宋体" w:eastAsia="宋体" w:hAnsi="宋体" w:hint="eastAsia"/>
-          <w:sz w:val="32"/>
-          <w:szCs w:val="32"/>
-        </w:rPr>
-        <w:t xml:space="preserve">. bi </w:t>
-      </w:r>
-      <w:proofErr w:type="spellStart"/>
-      <w:r>
-        <w:rPr>
-          <w:rFonts w:ascii="宋体" w:eastAsia="宋体" w:hAnsi="宋体" w:hint="eastAsia"/>
-          <w:sz w:val="32"/>
-          <w:szCs w:val="32"/>
-        </w:rPr>
-        <w:t>ui</w:t>
-      </w:r>
-      <w:proofErr w:type="spellEnd"/>
-      <w:r>
-        <w:rPr>
-          <w:rFonts w:ascii="宋体" w:eastAsia="宋体" w:hAnsi="宋体" w:hint="eastAsia"/>
-          <w:sz w:val="32"/>
-          <w:szCs w:val="32"/>
-        </w:rPr>
-        <w:t xml:space="preserve"> </w:t>
-      </w:r>
-      <w:proofErr w:type="spellStart"/>
-      <w:r>
-        <w:rPr>
-          <w:rFonts w:ascii="宋体" w:eastAsia="宋体" w:hAnsi="宋体" w:hint="eastAsia"/>
-          <w:sz w:val="32"/>
-          <w:szCs w:val="32"/>
-        </w:rPr>
-        <w:t>i</w:t>
-      </w:r>
-      <w:proofErr w:type="spellEnd"/>
-      <w:r>
-        <w:rPr>
-          <w:rFonts w:ascii="宋体" w:eastAsia="宋体" w:hAnsi="宋体" w:hint="eastAsia"/>
-          <w:sz w:val="32"/>
-          <w:szCs w:val="32"/>
-        </w:rPr>
-        <w:t>. md vi(b)→</w:t>
-      </w:r>
-      <w:proofErr w:type="spellStart"/>
-      <w:r>
-        <w:rPr>
-          <w:rFonts w:ascii="宋体" w:eastAsia="宋体" w:hAnsi="宋体" w:hint="eastAsia"/>
-          <w:sz w:val="32"/>
-          <w:szCs w:val="32"/>
-        </w:rPr>
-        <w:t>rc</w:t>
-      </w:r>
-      <w:proofErr w:type="spellEnd"/>
+        <w:t>=r. rf yi2bu, yi2bu=r. i. bi ui i. md vi(b)→rc</w:t>
+      </w:r>
     </w:p>
     <w:p>
       <w:pPr>
@@ -426,7 +158,6 @@
           <w:szCs w:val="32"/>
         </w:rPr>
       </w:pPr>
-      <w:proofErr w:type="gramStart"/>
       <w:r>
         <w:rPr>
           <w:rFonts w:ascii="宋体" w:eastAsia="宋体" w:hAnsi="宋体"/>
@@ -435,32 +166,13 @@
         </w:rPr>
         <w:t>欥</w:t>
       </w:r>
-      <w:proofErr w:type="gramEnd"/>
-      <w:r>
-        <w:rPr>
-          <w:rFonts w:ascii="宋体" w:eastAsia="宋体" w:hAnsi="宋体" w:hint="eastAsia"/>
-          <w:sz w:val="32"/>
-          <w:szCs w:val="32"/>
-        </w:rPr>
-        <w:t xml:space="preserve">=r. </w:t>
-      </w:r>
-      <w:proofErr w:type="spellStart"/>
-      <w:r>
-        <w:rPr>
-          <w:rFonts w:ascii="宋体" w:eastAsia="宋体" w:hAnsi="宋体" w:hint="eastAsia"/>
-          <w:sz w:val="32"/>
-          <w:szCs w:val="32"/>
-        </w:rPr>
-        <w:t>ri</w:t>
-      </w:r>
-      <w:proofErr w:type="spellEnd"/>
-      <w:r>
-        <w:rPr>
-          <w:rFonts w:ascii="宋体" w:eastAsia="宋体" w:hAnsi="宋体" w:hint="eastAsia"/>
-          <w:sz w:val="32"/>
-          <w:szCs w:val="32"/>
-        </w:rPr>
-        <w:t xml:space="preserve"> qm4d, qm4d=r. dk rf→rf</w:t>
+      <w:r>
+        <w:rPr>
+          <w:rFonts w:ascii="宋体" w:eastAsia="宋体" w:hAnsi="宋体" w:hint="eastAsia"/>
+          <w:sz w:val="32"/>
+          <w:szCs w:val="32"/>
+        </w:rPr>
+        <w:t>=r. ri qm4d, qm4d=r. dk rf→rf</w:t>
       </w:r>
     </w:p>
     <w:p>
@@ -485,45 +197,8 @@
           <w:sz w:val="32"/>
           <w:szCs w:val="32"/>
         </w:rPr>
-        <w:t xml:space="preserve">=r. </w:t>
-      </w:r>
-      <w:proofErr w:type="spellStart"/>
-      <w:r>
-        <w:rPr>
-          <w:rFonts w:ascii="宋体" w:eastAsia="宋体" w:hAnsi="宋体" w:hint="eastAsia"/>
-          <w:sz w:val="32"/>
-          <w:szCs w:val="32"/>
-        </w:rPr>
-        <w:t>rb</w:t>
-      </w:r>
-      <w:proofErr w:type="spellEnd"/>
-      <w:r>
-        <w:rPr>
-          <w:rFonts w:ascii="宋体" w:eastAsia="宋体" w:hAnsi="宋体" w:hint="eastAsia"/>
-          <w:sz w:val="32"/>
-          <w:szCs w:val="32"/>
-        </w:rPr>
-        <w:t xml:space="preserve"> yi1u, yi1u=ii. uh </w:t>
-      </w:r>
-      <w:proofErr w:type="spellStart"/>
-      <w:r>
-        <w:rPr>
-          <w:rFonts w:ascii="宋体" w:eastAsia="宋体" w:hAnsi="宋体" w:hint="eastAsia"/>
-          <w:sz w:val="32"/>
-          <w:szCs w:val="32"/>
-        </w:rPr>
-        <w:t>dp</w:t>
-      </w:r>
-      <w:proofErr w:type="spellEnd"/>
-      <w:r>
-        <w:rPr>
-          <w:rFonts w:ascii="宋体" w:eastAsia="宋体" w:hAnsi="宋体" w:hint="eastAsia"/>
-          <w:sz w:val="32"/>
-          <w:szCs w:val="32"/>
-        </w:rPr>
-        <w:t xml:space="preserve"> du, du=iii. ah kb dm ah→</w:t>
-      </w:r>
-      <w:proofErr w:type="spellStart"/>
+        <w:t>=r. rb yi1u, yi1u=ii. uh dp du, du=iii. ah kb dm ah→</w:t>
+      </w:r>
       <w:r>
         <w:rPr>
           <w:rFonts w:ascii="宋体" w:eastAsia="宋体" w:hAnsi="宋体" w:hint="eastAsia"/>
@@ -532,7 +207,6 @@
         </w:rPr>
         <w:t>rg</w:t>
       </w:r>
-      <w:proofErr w:type="spellEnd"/>
     </w:p>
     <w:p>
       <w:pPr>
@@ -574,295 +248,7 @@
           <w:sz w:val="32"/>
           <w:szCs w:val="32"/>
         </w:rPr>
-        <w:t>铻</w:t>
-      </w:r>
-      <w:proofErr w:type="gramStart"/>
-      <w:r>
-        <w:rPr>
-          <w:rFonts w:ascii="宋体" w:eastAsia="宋体" w:hAnsi="宋体" w:hint="eastAsia"/>
-          <w:sz w:val="32"/>
-          <w:szCs w:val="32"/>
-        </w:rPr>
-        <w:t>铼铿锃</w:t>
-      </w:r>
-      <w:proofErr w:type="gramEnd"/>
-      <w:r>
-        <w:rPr>
-          <w:rFonts w:ascii="宋体" w:eastAsia="宋体" w:hAnsi="宋体" w:hint="eastAsia"/>
-          <w:sz w:val="32"/>
-          <w:szCs w:val="32"/>
-        </w:rPr>
-        <w:t>锂锆</w:t>
-      </w:r>
-      <w:proofErr w:type="gramStart"/>
-      <w:r>
-        <w:rPr>
-          <w:rFonts w:ascii="宋体" w:eastAsia="宋体" w:hAnsi="宋体" w:hint="eastAsia"/>
-          <w:sz w:val="32"/>
-          <w:szCs w:val="32"/>
-        </w:rPr>
-        <w:t>锇</w:t>
-      </w:r>
-      <w:proofErr w:type="gramEnd"/>
-      <w:r>
-        <w:rPr>
-          <w:rFonts w:ascii="宋体" w:eastAsia="宋体" w:hAnsi="宋体" w:hint="eastAsia"/>
-          <w:sz w:val="32"/>
-          <w:szCs w:val="32"/>
-        </w:rPr>
-        <w:t>锉</w:t>
-      </w:r>
-      <w:proofErr w:type="gramStart"/>
-      <w:r>
-        <w:rPr>
-          <w:rFonts w:ascii="宋体" w:eastAsia="宋体" w:hAnsi="宋体" w:hint="eastAsia"/>
-          <w:sz w:val="32"/>
-          <w:szCs w:val="32"/>
-        </w:rPr>
-        <w:t>锏</w:t>
-      </w:r>
-      <w:proofErr w:type="gramEnd"/>
-      <w:r>
-        <w:rPr>
-          <w:rFonts w:ascii="宋体" w:eastAsia="宋体" w:hAnsi="宋体" w:hint="eastAsia"/>
-          <w:sz w:val="32"/>
-          <w:szCs w:val="32"/>
-        </w:rPr>
-        <w:t>锑</w:t>
-      </w:r>
-      <w:proofErr w:type="gramStart"/>
-      <w:r>
-        <w:rPr>
-          <w:rFonts w:ascii="宋体" w:eastAsia="宋体" w:hAnsi="宋体" w:hint="eastAsia"/>
-          <w:sz w:val="32"/>
-          <w:szCs w:val="32"/>
-        </w:rPr>
-        <w:t>锒</w:t>
-      </w:r>
-      <w:proofErr w:type="gramEnd"/>
-      <w:r>
-        <w:rPr>
-          <w:rFonts w:ascii="宋体" w:eastAsia="宋体" w:hAnsi="宋体" w:hint="eastAsia"/>
-          <w:sz w:val="32"/>
-          <w:szCs w:val="32"/>
-        </w:rPr>
-        <w:t>锔</w:t>
-      </w:r>
-      <w:proofErr w:type="gramStart"/>
-      <w:r>
-        <w:rPr>
-          <w:rFonts w:ascii="宋体" w:eastAsia="宋体" w:hAnsi="宋体" w:hint="eastAsia"/>
-          <w:sz w:val="32"/>
-          <w:szCs w:val="32"/>
-        </w:rPr>
-        <w:t>掣</w:t>
-      </w:r>
-      <w:proofErr w:type="gramEnd"/>
-      <w:r>
-        <w:rPr>
-          <w:rFonts w:ascii="宋体" w:eastAsia="宋体" w:hAnsi="宋体" w:hint="eastAsia"/>
-          <w:sz w:val="32"/>
-          <w:szCs w:val="32"/>
-        </w:rPr>
-        <w:t>矬氰</w:t>
-      </w:r>
-      <w:proofErr w:type="gramStart"/>
-      <w:r>
-        <w:rPr>
-          <w:rFonts w:ascii="宋体" w:eastAsia="宋体" w:hAnsi="宋体" w:hint="eastAsia"/>
-          <w:sz w:val="32"/>
-          <w:szCs w:val="32"/>
-        </w:rPr>
-        <w:t>毳毽</w:t>
-      </w:r>
-      <w:proofErr w:type="gramEnd"/>
-      <w:r>
-        <w:rPr>
-          <w:rFonts w:ascii="宋体" w:eastAsia="宋体" w:hAnsi="宋体" w:hint="eastAsia"/>
-          <w:sz w:val="32"/>
-          <w:szCs w:val="32"/>
-        </w:rPr>
-        <w:t>犊</w:t>
-      </w:r>
-      <w:proofErr w:type="gramStart"/>
-      <w:r>
-        <w:rPr>
-          <w:rFonts w:ascii="宋体" w:eastAsia="宋体" w:hAnsi="宋体" w:hint="eastAsia"/>
-          <w:sz w:val="32"/>
-          <w:szCs w:val="32"/>
-        </w:rPr>
-        <w:t>犄犋</w:t>
-      </w:r>
-      <w:proofErr w:type="gramEnd"/>
-      <w:r>
-        <w:rPr>
-          <w:rFonts w:ascii="宋体" w:eastAsia="宋体" w:hAnsi="宋体" w:hint="eastAsia"/>
-          <w:sz w:val="32"/>
-          <w:szCs w:val="32"/>
-        </w:rPr>
-        <w:t>鹄</w:t>
-      </w:r>
-      <w:proofErr w:type="gramStart"/>
-      <w:r>
-        <w:rPr>
-          <w:rFonts w:ascii="宋体" w:eastAsia="宋体" w:hAnsi="宋体" w:hint="eastAsia"/>
-          <w:sz w:val="32"/>
-          <w:szCs w:val="32"/>
-        </w:rPr>
-        <w:t>犍稃稂筌</w:t>
-      </w:r>
-      <w:proofErr w:type="gramEnd"/>
-      <w:r>
-        <w:rPr>
-          <w:rFonts w:ascii="宋体" w:eastAsia="宋体" w:hAnsi="宋体" w:hint="eastAsia"/>
-          <w:sz w:val="32"/>
-          <w:szCs w:val="32"/>
-        </w:rPr>
-        <w:t>傣</w:t>
-      </w:r>
-      <w:proofErr w:type="gramStart"/>
-      <w:r>
-        <w:rPr>
-          <w:rFonts w:ascii="宋体" w:eastAsia="宋体" w:hAnsi="宋体" w:hint="eastAsia"/>
-          <w:sz w:val="32"/>
-          <w:szCs w:val="32"/>
-        </w:rPr>
-        <w:t>傈舄牍傥傧傩</w:t>
-      </w:r>
-      <w:proofErr w:type="gramEnd"/>
-      <w:r>
-        <w:rPr>
-          <w:rFonts w:ascii="宋体" w:eastAsia="宋体" w:hAnsi="宋体" w:hint="eastAsia"/>
-          <w:sz w:val="32"/>
-          <w:szCs w:val="32"/>
-        </w:rPr>
-        <w:t>遁</w:t>
-      </w:r>
-      <w:proofErr w:type="gramStart"/>
-      <w:r>
-        <w:rPr>
-          <w:rFonts w:ascii="宋体" w:eastAsia="宋体" w:hAnsi="宋体" w:hint="eastAsia"/>
-          <w:sz w:val="32"/>
-          <w:szCs w:val="32"/>
-        </w:rPr>
-        <w:t>徨</w:t>
-      </w:r>
-      <w:proofErr w:type="gramEnd"/>
-      <w:r>
-        <w:rPr>
-          <w:rFonts w:ascii="宋体" w:eastAsia="宋体" w:hAnsi="宋体" w:hint="eastAsia"/>
-          <w:sz w:val="32"/>
-          <w:szCs w:val="32"/>
-        </w:rPr>
-        <w:t>媭</w:t>
-      </w:r>
-      <w:proofErr w:type="gramStart"/>
-      <w:r>
-        <w:rPr>
-          <w:rFonts w:ascii="宋体" w:eastAsia="宋体" w:hAnsi="宋体" w:hint="eastAsia"/>
-          <w:sz w:val="32"/>
-          <w:szCs w:val="32"/>
-        </w:rPr>
-        <w:t>畲</w:t>
-      </w:r>
-      <w:proofErr w:type="gramEnd"/>
-      <w:r>
-        <w:rPr>
-          <w:rFonts w:ascii="宋体" w:eastAsia="宋体" w:hAnsi="宋体" w:hint="eastAsia"/>
-          <w:sz w:val="32"/>
-          <w:szCs w:val="32"/>
-        </w:rPr>
-        <w:t>颌</w:t>
-      </w:r>
-      <w:proofErr w:type="gramStart"/>
-      <w:r>
-        <w:rPr>
-          <w:rFonts w:ascii="宋体" w:eastAsia="宋体" w:hAnsi="宋体" w:hint="eastAsia"/>
-          <w:sz w:val="32"/>
-          <w:szCs w:val="32"/>
-        </w:rPr>
-        <w:t>鹆</w:t>
-      </w:r>
-      <w:proofErr w:type="gramEnd"/>
-      <w:r>
-        <w:rPr>
-          <w:rFonts w:ascii="宋体" w:eastAsia="宋体" w:hAnsi="宋体" w:hint="eastAsia"/>
-          <w:sz w:val="32"/>
-          <w:szCs w:val="32"/>
-        </w:rPr>
-        <w:t>舜貂</w:t>
-      </w:r>
-      <w:proofErr w:type="gramStart"/>
-      <w:r>
-        <w:rPr>
-          <w:rFonts w:ascii="宋体" w:eastAsia="宋体" w:hAnsi="宋体" w:hint="eastAsia"/>
-          <w:sz w:val="32"/>
-          <w:szCs w:val="32"/>
-        </w:rPr>
-        <w:t>腈</w:t>
-      </w:r>
-      <w:proofErr w:type="gramEnd"/>
-      <w:r>
-        <w:rPr>
-          <w:rFonts w:ascii="宋体" w:eastAsia="宋体" w:hAnsi="宋体" w:hint="eastAsia"/>
-          <w:sz w:val="32"/>
-          <w:szCs w:val="32"/>
-        </w:rPr>
-        <w:t>腆</w:t>
-      </w:r>
-      <w:proofErr w:type="gramStart"/>
-      <w:r>
-        <w:rPr>
-          <w:rFonts w:ascii="宋体" w:eastAsia="宋体" w:hAnsi="宋体" w:hint="eastAsia"/>
-          <w:sz w:val="32"/>
-          <w:szCs w:val="32"/>
-        </w:rPr>
-        <w:t>腴腑腚</w:t>
-      </w:r>
-      <w:proofErr w:type="gramEnd"/>
-      <w:r>
-        <w:rPr>
-          <w:rFonts w:ascii="宋体" w:eastAsia="宋体" w:hAnsi="宋体" w:hint="eastAsia"/>
-          <w:sz w:val="32"/>
-          <w:szCs w:val="32"/>
-        </w:rPr>
-        <w:t>腱</w:t>
-      </w:r>
-      <w:proofErr w:type="gramStart"/>
-      <w:r>
-        <w:rPr>
-          <w:rFonts w:ascii="宋体" w:eastAsia="宋体" w:hAnsi="宋体" w:hint="eastAsia"/>
-          <w:sz w:val="32"/>
-          <w:szCs w:val="32"/>
-        </w:rPr>
-        <w:t>鱿</w:t>
-      </w:r>
-      <w:proofErr w:type="gramEnd"/>
-      <w:r>
-        <w:rPr>
-          <w:rFonts w:ascii="宋体" w:eastAsia="宋体" w:hAnsi="宋体" w:hint="eastAsia"/>
-          <w:sz w:val="32"/>
-          <w:szCs w:val="32"/>
-        </w:rPr>
-        <w:t>鲀</w:t>
-      </w:r>
-      <w:proofErr w:type="gramStart"/>
-      <w:r>
-        <w:rPr>
-          <w:rFonts w:ascii="宋体" w:eastAsia="宋体" w:hAnsi="宋体" w:hint="eastAsia"/>
-          <w:sz w:val="32"/>
-          <w:szCs w:val="32"/>
-        </w:rPr>
-        <w:t>鲂猢猹</w:t>
-      </w:r>
-      <w:proofErr w:type="gramEnd"/>
-      <w:r>
-        <w:rPr>
-          <w:rFonts w:ascii="宋体" w:eastAsia="宋体" w:hAnsi="宋体" w:hint="eastAsia"/>
-          <w:sz w:val="32"/>
-          <w:szCs w:val="32"/>
-        </w:rPr>
-        <w:t>猥飓觞觚猱颎馇馊亵脔裒痨痦痞痤痫痧赓竦瓿啻颏鹇阒阕粞遒焯焜焙鹈湛湮湎湜湍湫溲湟溆湲湔渥湄滁愠愦惴愀愔喾谟扉裢裎裥祾祺谠谡谧孱媛巯翚皴缂缃缇缌缑缒缗飨耢瑚瑁瑗瑄瑕韫髡塬鄢趔趑摅摁蜇搋搪搐搛搠摈彀搦搡蓁蓍靳蓐蓦鹋蒽蓓蓊蒯蓑蒿蒺蓠蒟蒹蒴蒗蓥楔楠楂楝楫楸椴槌楯榈槎榉楦楣楹椽裘剽甄酮酰酩蜃碛碓硼碉碚碇碜辏龃龅訾粲虞睚嗪韪嗉睨睢雎睥嘟嗑嗫嗬嗔嗝戥煦暄暌跬跶跐跣跹蛸蜊蜍蜣畹嗥嗍嗨嗐嗤嗵罨嵊嵩嵴骰锗锛锜锝锞锟锢锨锩锭锱氲犏歃稞筠筢筲筱牒煲敫徭愆艄毹貊貅貉颔腠腩腼腭腧塍媵詹鲆鲇鲈</w:t>
+        <w:t>遁徨媭畲颌鹆舜貂腈腆腴腑腚腱鱿鲀鲂猢猹猥飓觞觚猱颎馇馊亵脔裒痨痦痞痤痫痧赓竦瓿啻颏鹇阒阕粞遒焯焜焙鹈湛湮湎湜湍湫溲湟溆湲湔渥湄滁愠愦惴愀愔喾谟扉裢裎裥祾祺谠谡谧孱媛巯翚皴缂缃缇缌缑缒缗飨耢瑚瑁瑗瑄瑕韫髡塬鄢趔趑摅摁蜇搋搪搐搛搠摈彀搦搡蓁蓍靳蓐蓦鹋蒽蓓蓊蒯蓑蒿蒺蓠蒟蒹蒴蒗蓥楔楠楂楝楫楸椴槌楯榈槎榉楦楣楹椽裘剽甄酮酰酩蜃碛碓硼碉碚碇碜辏龃龅訾粲虞睚嗪韪嗉睨睢雎睥嘟嗑嗫嗬嗔嗝戥煦暄暌跬跶跐跣跹蛸蜊蜍蜣畹嗥嗍嗨嗐嗤嗵罨嵊嵩嵴骰锗锛锜锝锞锟锢锨锩锭锱氲犏歃稞筠筢筲筱牒煲敫徭愆艄毹貊貅貉颔腠腩腼腭腧塍媵詹鲆鲇鲈</w:t>
       </w:r>
     </w:p>
     <w:p>

--- a/help/部分余部副码顺序.docx
+++ b/help/部分余部副码顺序.docx
@@ -248,7 +248,7 @@
           <w:sz w:val="32"/>
           <w:szCs w:val="32"/>
         </w:rPr>
-        <w:t>遁徨媭畲颌鹆舜貂腈腆腴腑腚腱鱿鲀鲂猢猹猥飓觞觚猱颎馇馊亵脔裒痨痦痞痤痫痧赓竦瓿啻颏鹇阒阕粞遒焯焜焙鹈湛湮湎湜湍湫溲湟溆湲湔渥湄滁愠愦惴愀愔喾谟扉裢裎裥祾祺谠谡谧孱媛巯翚皴缂缃缇缌缑缒缗飨耢瑚瑁瑗瑄瑕韫髡塬鄢趔趑摅摁蜇搋搪搐搛搠摈彀搦搡蓁蓍靳蓐蓦鹋蒽蓓蓊蒯蓑蒿蒺蓠蒟蒹蒴蒗蓥楔楠楂楝楫楸椴槌楯榈槎榉楦楣楹椽裘剽甄酮酰酩蜃碛碓硼碉碚碇碜辏龃龅訾粲虞睚嗪韪嗉睨睢雎睥嘟嗑嗫嗬嗔嗝戥煦暄暌跬跶跐跣跹蛸蜊蜍蜣畹嗥嗍嗨嗐嗤嗵罨嵊嵩嵴骰锗锛锜锝锞锟锢锨锩锭锱氲犏歃稞筠筢筲筱牒煲敫徭愆艄毹貊貅貉颔腠腩腼腭腧塍媵詹鲆鲇鲈</w:t>
+        <w:t>颎馇馊亵脔裒痨痦痞痤痫痧赓竦瓿啻颏鹇阒阕粞遒焯焜焙鹈湛湮湎湜湍湫溲湟溆湲湔渥湄滁愠愦惴愀愔喾谟扉裢裎裥祾祺谠谡谧孱媛巯翚皴缂缃缇缌缑缒缗飨耢瑚瑁瑗瑄瑕韫髡塬鄢趔趑摅摁蜇搋搪搐搛搠摈彀搦搡蓁蓍靳蓐蓦鹋蒽蓓蓊蒯蓑蒿蒺蓠蒟蒹蒴蒗蓥楔楠楂楝楫楸椴槌楯榈槎榉楦楣楹椽裘剽甄酮酰酩蜃碛碓硼碉碚碇碜辏龃龅訾粲虞睚嗪韪嗉睨睢雎睥嘟嗑嗫嗬嗔嗝戥煦暄暌跬跶跐跣跹蛸蜊蜍蜣畹嗥嗍嗨嗐嗤嗵罨嵊嵩嵴骰锗锛锜锝锞锟锢锨锩锭锱氲犏歃稞筠筢筲筱牒煲敫徭愆艄毹貊貅貉颔腠腩腼腭腧塍媵詹鲆鲇鲈</w:t>
       </w:r>
     </w:p>
     <w:p>

--- a/help/部分余部副码顺序.docx
+++ b/help/部分余部副码顺序.docx
@@ -248,7 +248,7 @@
           <w:sz w:val="32"/>
           <w:szCs w:val="32"/>
         </w:rPr>
-        <w:t>颎馇馊亵脔裒痨痦痞痤痫痧赓竦瓿啻颏鹇阒阕粞遒焯焜焙鹈湛湮湎湜湍湫溲湟溆湲湔渥湄滁愠愦惴愀愔喾谟扉裢裎裥祾祺谠谡谧孱媛巯翚皴缂缃缇缌缑缒缗飨耢瑚瑁瑗瑄瑕韫髡塬鄢趔趑摅摁蜇搋搪搐搛搠摈彀搦搡蓁蓍靳蓐蓦鹋蒽蓓蓊蒯蓑蒿蒺蓠蒟蒹蒴蒗蓥楔楠楂楝楫楸椴槌楯榈槎榉楦楣楹椽裘剽甄酮酰酩蜃碛碓硼碉碚碇碜辏龃龅訾粲虞睚嗪韪嗉睨睢雎睥嘟嗑嗫嗬嗔嗝戥煦暄暌跬跶跐跣跹蛸蜊蜍蜣畹嗥嗍嗨嗐嗤嗵罨嵊嵩嵴骰锗锛锜锝锞锟锢锨锩锭锱氲犏歃稞筠筢筲筱牒煲敫徭愆艄毹貊貅貉颔腠腩腼腭腧塍媵詹鲆鲇鲈</w:t>
+        <w:t>裒痨痦痞痤痫痧赓竦瓿啻颏鹇阒阕粞遒焯焜焙鹈湛湮湎湜湍湫溲湟溆湲湔渥湄滁愠愦惴愀愔喾谟扉裢裎裥祾祺谠谡谧孱媛巯翚皴缂缃缇缌缑缒缗飨耢瑚瑁瑗瑄瑕韫髡塬鄢趔趑摅摁蜇搋搪搐搛搠摈彀搦搡蓁蓍靳蓐蓦鹋蒽蓓蓊蒯蓑蒿蒺蓠蒟蒹蒴蒗蓥楔楠楂楝楫楸椴槌楯榈槎榉楦楣楹椽裘剽甄酮酰酩蜃碛碓硼碉碚碇碜辏龃龅訾粲虞睚嗪韪嗉睨睢雎睥嘟嗑嗫嗬嗔嗝戥煦暄暌跬跶跐跣跹蛸蜊蜍蜣畹嗥嗍嗨嗐嗤嗵罨嵊嵩嵴骰锗锛锜锝锞锟锢锨锩锭锱氲犏歃稞筠筢筲筱牒煲敫徭愆艄毹貊貅貉颔腠腩腼腭腧塍媵詹鲆鲇鲈</w:t>
       </w:r>
     </w:p>
     <w:p>

--- a/help/部分余部副码顺序.docx
+++ b/help/部分余部副码顺序.docx
@@ -48,7 +48,25 @@
           <w:sz w:val="32"/>
           <w:szCs w:val="32"/>
         </w:rPr>
-        <w:t>djx 壹udky 皇wbh 尞xudrl⿱</w:t>
+        <w:t xml:space="preserve">djx 壹udky 皇wbh </w:t>
+      </w:r>
+      <w:proofErr w:type="gramStart"/>
+      <w:r>
+        <w:rPr>
+          <w:rFonts w:ascii="宋体" w:eastAsia="宋体" w:hAnsi="宋体" w:hint="eastAsia"/>
+          <w:sz w:val="32"/>
+          <w:szCs w:val="32"/>
+        </w:rPr>
+        <w:t>尞</w:t>
+      </w:r>
+      <w:proofErr w:type="gramEnd"/>
+      <w:r>
+        <w:rPr>
+          <w:rFonts w:ascii="宋体" w:eastAsia="宋体" w:hAnsi="宋体" w:hint="eastAsia"/>
+          <w:sz w:val="32"/>
+          <w:szCs w:val="32"/>
+        </w:rPr>
+        <w:t>xudrl⿱</w:t>
       </w:r>
       <w:r>
         <w:rPr>
@@ -58,13 +76,59 @@
         </w:rPr>
         <w:t>𠂉</w:t>
       </w:r>
-      <w:r>
-        <w:rPr>
-          <w:rFonts w:ascii="宋体" w:eastAsia="宋体" w:hAnsi="宋体" w:hint="eastAsia"/>
-          <w:sz w:val="32"/>
-          <w:szCs w:val="32"/>
-        </w:rPr>
-        <w:t>巾jru 西k(y)x 敖uqo 咅k</w:t>
+      <w:proofErr w:type="gramStart"/>
+      <w:r>
+        <w:rPr>
+          <w:rFonts w:ascii="宋体" w:eastAsia="宋体" w:hAnsi="宋体" w:hint="eastAsia"/>
+          <w:sz w:val="32"/>
+          <w:szCs w:val="32"/>
+        </w:rPr>
+        <w:t>巾</w:t>
+      </w:r>
+      <w:proofErr w:type="gramEnd"/>
+      <w:r>
+        <w:rPr>
+          <w:rFonts w:ascii="宋体" w:eastAsia="宋体" w:hAnsi="宋体" w:hint="eastAsia"/>
+          <w:sz w:val="32"/>
+          <w:szCs w:val="32"/>
+        </w:rPr>
+        <w:t xml:space="preserve">jru 西k(y)x </w:t>
+      </w:r>
+      <w:proofErr w:type="gramStart"/>
+      <w:r>
+        <w:rPr>
+          <w:rFonts w:ascii="宋体" w:eastAsia="宋体" w:hAnsi="宋体" w:hint="eastAsia"/>
+          <w:sz w:val="32"/>
+          <w:szCs w:val="32"/>
+        </w:rPr>
+        <w:t>敖</w:t>
+      </w:r>
+      <w:proofErr w:type="gramEnd"/>
+      <w:r>
+        <w:rPr>
+          <w:rFonts w:ascii="宋体" w:eastAsia="宋体" w:hAnsi="宋体" w:hint="eastAsia"/>
+          <w:sz w:val="32"/>
+          <w:szCs w:val="32"/>
+        </w:rPr>
+        <w:t xml:space="preserve">uqo </w:t>
+      </w:r>
+      <w:proofErr w:type="gramStart"/>
+      <w:r>
+        <w:rPr>
+          <w:rFonts w:ascii="宋体" w:eastAsia="宋体" w:hAnsi="宋体" w:hint="eastAsia"/>
+          <w:sz w:val="32"/>
+          <w:szCs w:val="32"/>
+        </w:rPr>
+        <w:t>咅</w:t>
+      </w:r>
+      <w:proofErr w:type="gramEnd"/>
+      <w:r>
+        <w:rPr>
+          <w:rFonts w:ascii="宋体" w:eastAsia="宋体" w:hAnsi="宋体" w:hint="eastAsia"/>
+          <w:sz w:val="32"/>
+          <w:szCs w:val="32"/>
+        </w:rPr>
+        <w:t>k</w:t>
       </w:r>
       <w:r>
         <w:rPr>
@@ -158,6 +222,7 @@
           <w:szCs w:val="32"/>
         </w:rPr>
       </w:pPr>
+      <w:proofErr w:type="gramStart"/>
       <w:r>
         <w:rPr>
           <w:rFonts w:ascii="宋体" w:eastAsia="宋体" w:hAnsi="宋体"/>
@@ -166,6 +231,7 @@
         </w:rPr>
         <w:t>欥</w:t>
       </w:r>
+      <w:proofErr w:type="gramEnd"/>
       <w:r>
         <w:rPr>
           <w:rFonts w:ascii="宋体" w:eastAsia="宋体" w:hAnsi="宋体" w:hint="eastAsia"/>
@@ -242,13 +308,95 @@
           <w:szCs w:val="32"/>
         </w:rPr>
       </w:pPr>
-      <w:r>
-        <w:rPr>
-          <w:rFonts w:ascii="宋体" w:eastAsia="宋体" w:hAnsi="宋体" w:hint="eastAsia"/>
-          <w:sz w:val="32"/>
-          <w:szCs w:val="32"/>
-        </w:rPr>
-        <w:t>裒痨痦痞痤痫痧赓竦瓿啻颏鹇阒阕粞遒焯焜焙鹈湛湮湎湜湍湫溲湟溆湲湔渥湄滁愠愦惴愀愔喾谟扉裢裎裥祾祺谠谡谧孱媛巯翚皴缂缃缇缌缑缒缗飨耢瑚瑁瑗瑄瑕韫髡塬鄢趔趑摅摁蜇搋搪搐搛搠摈彀搦搡蓁蓍靳蓐蓦鹋蒽蓓蓊蒯蓑蒿蒺蓠蒟蒹蒴蒗蓥楔楠楂楝楫楸椴槌楯榈槎榉楦楣楹椽裘剽甄酮酰酩蜃碛碓硼碉碚碇碜辏龃龅訾粲虞睚嗪韪嗉睨睢雎睥嘟嗑嗫嗬嗔嗝戥煦暄暌跬跶跐跣跹蛸蜊蜍蜣畹嗥嗍嗨嗐嗤嗵罨嵊嵩嵴骰锗锛锜锝锞锟锢锨锩锭锱氲犏歃稞筠筢筲筱牒煲敫徭愆艄毹貊貅貉颔腠腩腼腭腧塍媵詹鲆鲇鲈</w:t>
+      <w:proofErr w:type="gramStart"/>
+      <w:r>
+        <w:rPr>
+          <w:rFonts w:ascii="宋体" w:eastAsia="宋体" w:hAnsi="宋体" w:hint="eastAsia"/>
+          <w:sz w:val="32"/>
+          <w:szCs w:val="32"/>
+        </w:rPr>
+        <w:t>粞遒</w:t>
+      </w:r>
+      <w:proofErr w:type="gramEnd"/>
+      <w:r>
+        <w:rPr>
+          <w:rFonts w:ascii="宋体" w:eastAsia="宋体" w:hAnsi="宋体" w:hint="eastAsia"/>
+          <w:sz w:val="32"/>
+          <w:szCs w:val="32"/>
+        </w:rPr>
+        <w:t>焯焜</w:t>
+      </w:r>
+      <w:proofErr w:type="gramStart"/>
+      <w:r>
+        <w:rPr>
+          <w:rFonts w:ascii="宋体" w:eastAsia="宋体" w:hAnsi="宋体" w:hint="eastAsia"/>
+          <w:sz w:val="32"/>
+          <w:szCs w:val="32"/>
+        </w:rPr>
+        <w:t>焙鹈</w:t>
+      </w:r>
+      <w:proofErr w:type="gramEnd"/>
+      <w:r>
+        <w:rPr>
+          <w:rFonts w:ascii="宋体" w:eastAsia="宋体" w:hAnsi="宋体" w:hint="eastAsia"/>
+          <w:sz w:val="32"/>
+          <w:szCs w:val="32"/>
+        </w:rPr>
+        <w:t>湛</w:t>
+      </w:r>
+      <w:proofErr w:type="gramStart"/>
+      <w:r>
+        <w:rPr>
+          <w:rFonts w:ascii="宋体" w:eastAsia="宋体" w:hAnsi="宋体" w:hint="eastAsia"/>
+          <w:sz w:val="32"/>
+          <w:szCs w:val="32"/>
+        </w:rPr>
+        <w:t>湮湎</w:t>
+      </w:r>
+      <w:proofErr w:type="gramEnd"/>
+      <w:r>
+        <w:rPr>
+          <w:rFonts w:ascii="宋体" w:eastAsia="宋体" w:hAnsi="宋体" w:hint="eastAsia"/>
+          <w:sz w:val="32"/>
+          <w:szCs w:val="32"/>
+        </w:rPr>
+        <w:t>湜</w:t>
+      </w:r>
+      <w:proofErr w:type="gramStart"/>
+      <w:r>
+        <w:rPr>
+          <w:rFonts w:ascii="宋体" w:eastAsia="宋体" w:hAnsi="宋体" w:hint="eastAsia"/>
+          <w:sz w:val="32"/>
+          <w:szCs w:val="32"/>
+        </w:rPr>
+        <w:t>湍湫溲湟溆湲湔渥湄滁愠愦惴愀愔喾谟扉裢裎裥</w:t>
+      </w:r>
+      <w:proofErr w:type="gramEnd"/>
+      <w:r>
+        <w:rPr>
+          <w:rFonts w:ascii="宋体" w:eastAsia="宋体" w:hAnsi="宋体" w:hint="eastAsia"/>
+          <w:sz w:val="32"/>
+          <w:szCs w:val="32"/>
+        </w:rPr>
+        <w:t>祾</w:t>
+      </w:r>
+      <w:proofErr w:type="gramStart"/>
+      <w:r>
+        <w:rPr>
+          <w:rFonts w:ascii="宋体" w:eastAsia="宋体" w:hAnsi="宋体" w:hint="eastAsia"/>
+          <w:sz w:val="32"/>
+          <w:szCs w:val="32"/>
+        </w:rPr>
+        <w:t>祺谠谡谧孱</w:t>
+      </w:r>
+      <w:proofErr w:type="gramEnd"/>
+      <w:r>
+        <w:rPr>
+          <w:rFonts w:ascii="宋体" w:eastAsia="宋体" w:hAnsi="宋体" w:hint="eastAsia"/>
+          <w:sz w:val="32"/>
+          <w:szCs w:val="32"/>
+        </w:rPr>
+        <w:t>媛巯翚皴缂缃缇缌缑缒缗飨耢瑚瑁瑗瑄瑕韫髡塬鄢趔趑摅摁蜇搋搪搐搛搠摈彀搦搡蓁蓍靳蓐蓦鹋蒽蓓蓊蒯蓑蒿蒺蓠蒟蒹蒴蒗蓥楔楠楂楝楫楸椴槌楯榈槎榉楦楣楹椽裘剽甄酮酰酩蜃碛碓硼碉碚碇碜辏龃龅訾粲虞睚嗪韪嗉睨睢雎睥嘟嗑嗫嗬嗔嗝戥煦暄暌跬跶跐跣跹蛸蜊蜍蜣畹嗥嗍嗨嗐嗤嗵罨嵊嵩嵴骰锗锛锜锝锞锟锢锨锩锭锱氲犏歃稞筠筢筲筱牒煲敫徭愆艄毹貊貅貉颔腠腩腼腭腧塍媵詹鲆鲇鲈</w:t>
       </w:r>
     </w:p>
     <w:p>

--- a/help/部分余部副码顺序.docx
+++ b/help/部分余部副码顺序.docx
@@ -315,7 +315,7 @@
           <w:sz w:val="32"/>
           <w:szCs w:val="32"/>
         </w:rPr>
-        <w:t>粞遒</w:t>
+        <w:t>彀搦</w:t>
       </w:r>
       <w:proofErr w:type="gramEnd"/>
       <w:r>
@@ -324,7 +324,7 @@
           <w:sz w:val="32"/>
           <w:szCs w:val="32"/>
         </w:rPr>
-        <w:t>焯焜</w:t>
+        <w:t>搡</w:t>
       </w:r>
       <w:proofErr w:type="gramStart"/>
       <w:r>
@@ -333,7 +333,7 @@
           <w:sz w:val="32"/>
           <w:szCs w:val="32"/>
         </w:rPr>
-        <w:t>焙鹈</w:t>
+        <w:t>蓁蓍靳蓐蓦鹋蒽蓓蓊蒯蓑蒺蓠</w:t>
       </w:r>
       <w:proofErr w:type="gramEnd"/>
       <w:r>
@@ -342,7 +342,7 @@
           <w:sz w:val="32"/>
           <w:szCs w:val="32"/>
         </w:rPr>
-        <w:t>湛</w:t>
+        <w:t>蒟</w:t>
       </w:r>
       <w:proofErr w:type="gramStart"/>
       <w:r>
@@ -351,7 +351,7 @@
           <w:sz w:val="32"/>
           <w:szCs w:val="32"/>
         </w:rPr>
-        <w:t>湮湎</w:t>
+        <w:t>蒹蒴蒗蓥楔</w:t>
       </w:r>
       <w:proofErr w:type="gramEnd"/>
       <w:r>
@@ -360,7 +360,7 @@
           <w:sz w:val="32"/>
           <w:szCs w:val="32"/>
         </w:rPr>
-        <w:t>湜</w:t>
+        <w:t>楠</w:t>
       </w:r>
       <w:proofErr w:type="gramStart"/>
       <w:r>
@@ -369,7 +369,7 @@
           <w:sz w:val="32"/>
           <w:szCs w:val="32"/>
         </w:rPr>
-        <w:t>湍湫溲湟溆湲湔渥湄滁愠愦惴愀愔喾谟扉裢裎裥</w:t>
+        <w:t>楂楝楫楸</w:t>
       </w:r>
       <w:proofErr w:type="gramEnd"/>
       <w:r>
@@ -378,7 +378,7 @@
           <w:sz w:val="32"/>
           <w:szCs w:val="32"/>
         </w:rPr>
-        <w:t>祾</w:t>
+        <w:t>椴槌楯</w:t>
       </w:r>
       <w:proofErr w:type="gramStart"/>
       <w:r>
@@ -387,7 +387,7 @@
           <w:sz w:val="32"/>
           <w:szCs w:val="32"/>
         </w:rPr>
-        <w:t>祺谠谡谧孱</w:t>
+        <w:t>榈槎榉楦</w:t>
       </w:r>
       <w:proofErr w:type="gramEnd"/>
       <w:r>
@@ -396,17 +396,79 @@
           <w:sz w:val="32"/>
           <w:szCs w:val="32"/>
         </w:rPr>
-        <w:t>媛巯翚皴缂缃缇缌缑缒缗飨耢瑚瑁瑗瑄瑕韫髡塬鄢趔趑摅摁蜇搋搪搐搛搠摈彀搦搡蓁蓍靳蓐蓦鹋蒽蓓蓊蒯蓑蒿蒺蓠蒟蒹蒴蒗蓥楔楠楂楝楫楸椴槌楯榈槎榉楦楣楹椽裘剽甄酮酰酩蜃碛碓硼碉碚碇碜辏龃龅訾粲虞睚嗪韪嗉睨睢雎睥嘟嗑嗫嗬嗔嗝戥煦暄暌跬跶跐跣跹蛸蜊蜍蜣畹嗥嗍嗨嗐嗤嗵罨嵊嵩嵴骰锗锛锜锝锞锟锢锨锩锭锱氲犏歃稞筠筢筲筱牒煲敫徭愆艄毹貊貅貉颔腠腩腼腭腧塍媵詹鲆鲇鲈</w:t>
-      </w:r>
-    </w:p>
-    <w:p>
-      <w:pPr>
-        <w:rPr>
-          <w:rFonts w:ascii="宋体" w:eastAsia="宋体" w:hAnsi="宋体" w:hint="eastAsia"/>
-          <w:sz w:val="32"/>
-          <w:szCs w:val="32"/>
-        </w:rPr>
-      </w:pPr>
+        <w:t>楣</w:t>
+      </w:r>
+      <w:proofErr w:type="gramStart"/>
+      <w:r>
+        <w:rPr>
+          <w:rFonts w:ascii="宋体" w:eastAsia="宋体" w:hAnsi="宋体" w:hint="eastAsia"/>
+          <w:sz w:val="32"/>
+          <w:szCs w:val="32"/>
+        </w:rPr>
+        <w:t>楹</w:t>
+      </w:r>
+      <w:proofErr w:type="gramEnd"/>
+      <w:r>
+        <w:rPr>
+          <w:rFonts w:ascii="宋体" w:eastAsia="宋体" w:hAnsi="宋体" w:hint="eastAsia"/>
+          <w:sz w:val="32"/>
+          <w:szCs w:val="32"/>
+        </w:rPr>
+        <w:t>椽裘</w:t>
+      </w:r>
+      <w:proofErr w:type="gramStart"/>
+      <w:r>
+        <w:rPr>
+          <w:rFonts w:ascii="宋体" w:eastAsia="宋体" w:hAnsi="宋体" w:hint="eastAsia"/>
+          <w:sz w:val="32"/>
+          <w:szCs w:val="32"/>
+        </w:rPr>
+        <w:t>剽甄</w:t>
+      </w:r>
+      <w:proofErr w:type="gramEnd"/>
+      <w:r>
+        <w:rPr>
+          <w:rFonts w:ascii="宋体" w:eastAsia="宋体" w:hAnsi="宋体" w:hint="eastAsia"/>
+          <w:sz w:val="32"/>
+          <w:szCs w:val="32"/>
+        </w:rPr>
+        <w:t>酮酰</w:t>
+      </w:r>
+      <w:proofErr w:type="gramStart"/>
+      <w:r>
+        <w:rPr>
+          <w:rFonts w:ascii="宋体" w:eastAsia="宋体" w:hAnsi="宋体" w:hint="eastAsia"/>
+          <w:sz w:val="32"/>
+          <w:szCs w:val="32"/>
+        </w:rPr>
+        <w:t>酩</w:t>
+      </w:r>
+      <w:proofErr w:type="gramEnd"/>
+      <w:r>
+        <w:rPr>
+          <w:rFonts w:ascii="宋体" w:eastAsia="宋体" w:hAnsi="宋体" w:hint="eastAsia"/>
+          <w:sz w:val="32"/>
+          <w:szCs w:val="32"/>
+        </w:rPr>
+        <w:t>蜃碛碓硼碉碚碇碜辏龃龅訾粲虞睚嗪韪嗉睨睢雎睥嘟嗑嗫嗬嗔嗝戥煦暄暌跬跶跐跣跹蛸蜊蜍蜣畹嗥嗍嗨嗐嗤嗵罨嵊嵩嵴骰锗锛锜锝锞锟锢锨锩锭锱氲犏歃稞筠筢筲筱牒煲敫徭愆艄毹貊貅貉颔腠腩腭腧塍媵鲆鲇鲈</w:t>
+      </w:r>
+      <w:r>
+        <w:rPr>
+          <w:rFonts w:ascii="宋体" w:eastAsia="宋体" w:hAnsi="宋体" w:hint="eastAsia"/>
+          <w:sz w:val="32"/>
+          <w:szCs w:val="32"/>
+        </w:rPr>
+        <w:t>稣鲋鲐鹐飕遛馐鹑亶瘃痱痼痿瘐瘆麂歆旒阗阙羧粳猷煳煜煨煅煊煸煺溱溘漭滢溥溧溽裟溻溷滫溴滏滃滦溏滂滓溟滪愫慑慊鲎骞窦窠窣裱褚裾裰禊谪媾嫫媲嫔缙缜缛辔骝缟缡缣骟耥瑶瑭觏慝嫠韬髦摽墁撂摞撄翥踅摭墉墒榖綦蔫蔷靺靼鞅靿甍蔸蔟蔺戬蕖蔻蓿鹕蓼榛榧榭槔榱槁槟槠榷僰酽酶厮碡碣碲磋臧殡霆辕蜚裴翡龇龈睿䁖睽嘞嘈嘌嘁嘎暝踌踉蜞蜮蝈蜱蜩蜷蜿螂蜢嘘嘡鹗嘣嘤嘚</w:t>
+      </w:r>
+      <w:r>
+        <w:rPr>
+          <w:rFonts w:ascii="宋体" w:eastAsia="宋体" w:hAnsi="宋体" w:hint="eastAsia"/>
+          <w:sz w:val="32"/>
+          <w:szCs w:val="32"/>
+        </w:rPr>
+        <w:lastRenderedPageBreak/>
+        <w:t>嗾嘧罴罱幔嶂幛赙罂骷骶鹘锲锴锶锷锸锵镁镂犒箐箦箧箍箸箬箅箪箔箜箢箓儆僳僭劁僮魆睾艋鄱膈膑鲑鲔鲚鲛鲟獐雒夤馑銮麽瘌瘊瘘瘙廖膂阚鄯鲞粿粼粽糁鹚熘熥潢漕滹漯漶潋潴漪漉漳漩澉潍慵搴窨綮谮褡褙褓褛褊谯谰屣鹛嫣嫱嫖嫦嫚嫘嫡鼐瞀骠缥缦缧缨骢耦耧瑾璜璀璎璁撷赭撸鋆撙撺墀聩鞑蕙鞒蕈蕞蕺瞢蕲赜槿樯槭樗槲醌醅魇餍磔磙霈辘龉瞌瞋瞑嘭噶颙踝踟踒踮踯踺踞蝽蝾蝻蝰蝮螋蝓蝣蝼噗嘬颚噍噙噜噔颛幡嶙嶝骺骼镊镉镌镏镓镔箴篑篌篆牖儋磐虢鹞膘鲠鲡鲢鲣鲥鲧鲩獠馓馔麾廛瘛瘼</w:t>
+      </w:r>
     </w:p>
     <w:p>
       <w:pPr>

--- a/help/部分余部副码顺序.docx
+++ b/help/部分余部副码顺序.docx
@@ -315,7 +315,7 @@
           <w:sz w:val="32"/>
           <w:szCs w:val="32"/>
         </w:rPr>
-        <w:t>彀搦</w:t>
+        <w:t>蓠</w:t>
       </w:r>
       <w:proofErr w:type="gramEnd"/>
       <w:r>
@@ -324,7 +324,7 @@
           <w:sz w:val="32"/>
           <w:szCs w:val="32"/>
         </w:rPr>
-        <w:t>搡</w:t>
+        <w:t>蒟</w:t>
       </w:r>
       <w:proofErr w:type="gramStart"/>
       <w:r>
@@ -333,7 +333,7 @@
           <w:sz w:val="32"/>
           <w:szCs w:val="32"/>
         </w:rPr>
-        <w:t>蓁蓍靳蓐蓦鹋蒽蓓蓊蒯蓑蒺蓠</w:t>
+        <w:t>蒹蒴蒗蓥楔</w:t>
       </w:r>
       <w:proofErr w:type="gramEnd"/>
       <w:r>
@@ -342,7 +342,7 @@
           <w:sz w:val="32"/>
           <w:szCs w:val="32"/>
         </w:rPr>
-        <w:t>蒟</w:t>
+        <w:t>楠</w:t>
       </w:r>
       <w:proofErr w:type="gramStart"/>
       <w:r>
@@ -351,7 +351,7 @@
           <w:sz w:val="32"/>
           <w:szCs w:val="32"/>
         </w:rPr>
-        <w:t>蒹蒴蒗蓥楔</w:t>
+        <w:t>楂楝楫楸</w:t>
       </w:r>
       <w:proofErr w:type="gramEnd"/>
       <w:r>
@@ -360,7 +360,7 @@
           <w:sz w:val="32"/>
           <w:szCs w:val="32"/>
         </w:rPr>
-        <w:t>楠</w:t>
+        <w:t>椴槌楯</w:t>
       </w:r>
       <w:proofErr w:type="gramStart"/>
       <w:r>
@@ -369,7 +369,7 @@
           <w:sz w:val="32"/>
           <w:szCs w:val="32"/>
         </w:rPr>
-        <w:t>楂楝楫楸</w:t>
+        <w:t>榈槎榉楦</w:t>
       </w:r>
       <w:proofErr w:type="gramEnd"/>
       <w:r>
@@ -378,7 +378,7 @@
           <w:sz w:val="32"/>
           <w:szCs w:val="32"/>
         </w:rPr>
-        <w:t>椴槌楯</w:t>
+        <w:t>楣</w:t>
       </w:r>
       <w:proofErr w:type="gramStart"/>
       <w:r>
@@ -387,7 +387,7 @@
           <w:sz w:val="32"/>
           <w:szCs w:val="32"/>
         </w:rPr>
-        <w:t>榈槎榉楦</w:t>
+        <w:t>楹</w:t>
       </w:r>
       <w:proofErr w:type="gramEnd"/>
       <w:r>
@@ -396,7 +396,7 @@
           <w:sz w:val="32"/>
           <w:szCs w:val="32"/>
         </w:rPr>
-        <w:t>楣</w:t>
+        <w:t>椽裘</w:t>
       </w:r>
       <w:proofErr w:type="gramStart"/>
       <w:r>
@@ -405,7 +405,7 @@
           <w:sz w:val="32"/>
           <w:szCs w:val="32"/>
         </w:rPr>
-        <w:t>楹</w:t>
+        <w:t>剽甄</w:t>
       </w:r>
       <w:proofErr w:type="gramEnd"/>
       <w:r>
@@ -414,7 +414,7 @@
           <w:sz w:val="32"/>
           <w:szCs w:val="32"/>
         </w:rPr>
-        <w:t>椽裘</w:t>
+        <w:t>酮酰</w:t>
       </w:r>
       <w:proofErr w:type="gramStart"/>
       <w:r>
@@ -423,7 +423,7 @@
           <w:sz w:val="32"/>
           <w:szCs w:val="32"/>
         </w:rPr>
-        <w:t>剽甄</w:t>
+        <w:t>酩蜃碛碓</w:t>
       </w:r>
       <w:proofErr w:type="gramEnd"/>
       <w:r>
@@ -432,7 +432,7 @@
           <w:sz w:val="32"/>
           <w:szCs w:val="32"/>
         </w:rPr>
-        <w:t>酮酰</w:t>
+        <w:t>硼</w:t>
       </w:r>
       <w:proofErr w:type="gramStart"/>
       <w:r>
@@ -441,7 +441,7 @@
           <w:sz w:val="32"/>
           <w:szCs w:val="32"/>
         </w:rPr>
-        <w:t>酩</w:t>
+        <w:t>碉碚碇碜辏龃龅訾粲</w:t>
       </w:r>
       <w:proofErr w:type="gramEnd"/>
       <w:r>
@@ -450,15 +450,33 @@
           <w:sz w:val="32"/>
           <w:szCs w:val="32"/>
         </w:rPr>
-        <w:t>蜃碛碓硼碉碚碇碜辏龃龅訾粲虞睚嗪韪嗉睨睢雎睥嘟嗑嗫嗬嗔嗝戥煦暄暌跬跶跐跣跹蛸蜊蜍蜣畹嗥嗍嗨嗐嗤嗵罨嵊嵩嵴骰锗锛锜锝锞锟锢锨锩锭锱氲犏歃稞筠筢筲筱牒煲敫徭愆艄毹貊貅貉颔腠腩腭腧塍媵鲆鲇鲈</w:t>
-      </w:r>
-      <w:r>
-        <w:rPr>
-          <w:rFonts w:ascii="宋体" w:eastAsia="宋体" w:hAnsi="宋体" w:hint="eastAsia"/>
-          <w:sz w:val="32"/>
-          <w:szCs w:val="32"/>
-        </w:rPr>
-        <w:t>稣鲋鲐鹐飕遛馐鹑亶瘃痱痼痿瘐瘆麂歆旒阗阙羧粳猷煳煜煨煅煊煸煺溱溘漭滢溥溧溽裟溻溷滫溴滏滃滦溏滂滓溟滪愫慑慊鲎骞窦窠窣裱褚裾裰禊谪媾嫫媲嫔缙缜缛辔骝缟缡缣骟耥瑶瑭觏慝嫠韬髦摽墁撂摞撄翥踅摭墉墒榖綦蔫蔷靺靼鞅靿甍蔸蔟蔺戬蕖蔻蓿鹕蓼榛榧榭槔榱槁槟槠榷僰酽酶厮碡碣碲磋臧殡霆辕蜚裴翡龇龈睿䁖睽嘞嘈嘌嘁嘎暝踌踉蜞蜮蝈蜱蜩蜷蜿螂蜢嘘嘡鹗嘣嘤嘚</w:t>
+        <w:t>虞</w:t>
+      </w:r>
+      <w:proofErr w:type="gramStart"/>
+      <w:r>
+        <w:rPr>
+          <w:rFonts w:ascii="宋体" w:eastAsia="宋体" w:hAnsi="宋体" w:hint="eastAsia"/>
+          <w:sz w:val="32"/>
+          <w:szCs w:val="32"/>
+        </w:rPr>
+        <w:t>睚嗪</w:t>
+      </w:r>
+      <w:proofErr w:type="gramEnd"/>
+      <w:r>
+        <w:rPr>
+          <w:rFonts w:ascii="宋体" w:eastAsia="宋体" w:hAnsi="宋体" w:hint="eastAsia"/>
+          <w:sz w:val="32"/>
+          <w:szCs w:val="32"/>
+        </w:rPr>
+        <w:t>韪嗉睨睢雎睥嘟嗑嗫嗬嗔嗝戥煦暄暌跬跶跐跣跹蛸蜊蜍蜣畹嗥嗍嗨嗐嗤嗵罨嵊嵩嵴骰锗锛锜锝锞锟锢锨锩锭锱氲犏歃稞筠筢筲筱牒煲敫徭愆艄毹貊貅貉颔腠腩腭腧塍媵鲆鲇鲈</w:t>
+      </w:r>
+      <w:r>
+        <w:rPr>
+          <w:rFonts w:ascii="宋体" w:eastAsia="宋体" w:hAnsi="宋体" w:hint="eastAsia"/>
+          <w:sz w:val="32"/>
+          <w:szCs w:val="32"/>
+        </w:rPr>
+        <w:t>稣鲋鲐鹐飕遛馐鹑亶瘃痱痼痿瘐瘆麂歆旒阗阙羧粳猷煳煜煨煅煊煸煺溱溘漭滢溥溧溽裟溻溷滫溴滏滃滦溏滂滓溟滪愫慑慊鲎骞窦窠窣裱褚裾裰禊谪媾嫫媲嫔缙缜缛辔骝缟缡缣骟耥瑶瑭觏慝嫠韬髦摽墁撂摞撄翥踅摭墉墒榖綦蔫蔷靺靼鞅靿甍蔸蔟蔺戬蕖蔻蓿鹕蓼榛榧榭槔榱槁槟槠榷僰酽酶厮碡碣碲磋臧殡霆辕蜚裴翡龇龈睿䁖睽嘞嘈嘌嘁嘎暝踌踉蜞蜮蝈蜱蜩蜷蜿螂蜢嘘嘡鹗嘣嘤嘚嗾嘧罴罱幔嶂幛赙罂骷骶鹘锲锴锶</w:t>
       </w:r>
       <w:r>
         <w:rPr>
@@ -467,7 +485,7 @@
           <w:szCs w:val="32"/>
         </w:rPr>
         <w:lastRenderedPageBreak/>
-        <w:t>嗾嘧罴罱幔嶂幛赙罂骷骶鹘锲锴锶锷锸锵镁镂犒箐箦箧箍箸箬箅箪箔箜箢箓儆僳僭劁僮魆睾艋鄱膈膑鲑鲔鲚鲛鲟獐雒夤馑銮麽瘌瘊瘘瘙廖膂阚鄯鲞粿粼粽糁鹚熘熥潢漕滹漯漶潋潴漪漉漳漩澉潍慵搴窨綮谮褡褙褓褛褊谯谰屣鹛嫣嫱嫖嫦嫚嫘嫡鼐瞀骠缥缦缧缨骢耦耧瑾璜璀璎璁撷赭撸鋆撙撺墀聩鞑蕙鞒蕈蕞蕺瞢蕲赜槿樯槭樗槲醌醅魇餍磔磙霈辘龉瞌瞋瞑嘭噶颙踝踟踒踮踯踺踞蝽蝾蝻蝰蝮螋蝓蝣蝼噗嘬颚噍噙噜噔颛幡嶙嶝骺骼镊镉镌镏镓镔箴篑篌篆牖儋磐虢鹞膘鲠鲡鲢鲣鲥鲧鲩獠馓馔麾廛瘛瘼</w:t>
+        <w:t>锷锸锵镁镂犒箐箦箧箍箸箬箅箪箔箜箢箓儆僳僭劁僮魆睾艋鄱膈膑鲑鲔鲚鲛鲟獐雒夤馑銮麽瘌瘊瘘瘙廖膂阚鄯鲞粿粼粽糁鹚熘熥潢漕滹漯漶潋潴漪漉漳漩澉潍慵搴窨綮谮褡褙褓褛褊谯谰屣鹛嫣嫱嫖嫦嫚嫘嫡鼐瞀骠缥缦缧缨骢耦耧瑾璜璀璎璁撷赭撸鋆撙撺墀聩鞑蕙鞒蕈蕞蕺瞢蕲赜槿樯槭樗槲醌醅魇餍磔磙霈辘龉瞌瞋瞑嘭噶颙踝踟踒踮踯踺踞蝽蝾蝻蝰蝮螋蝓蝣蝼噗嘬颚噍噙噜噔颛幡嶙嶝骺骼镊镉镌镏镓镔箴篑篌篆牖儋磐虢鹞膘鲠鲡鲢鲣鲥鲧鲩獠馓馔麾廛瘛瘼</w:t>
       </w:r>
     </w:p>
     <w:p>

--- a/help/部分余部副码顺序.docx
+++ b/help/部分余部副码顺序.docx
@@ -48,25 +48,7 @@
           <w:sz w:val="32"/>
           <w:szCs w:val="32"/>
         </w:rPr>
-        <w:t xml:space="preserve">djx 壹udky 皇wbh </w:t>
-      </w:r>
-      <w:proofErr w:type="gramStart"/>
-      <w:r>
-        <w:rPr>
-          <w:rFonts w:ascii="宋体" w:eastAsia="宋体" w:hAnsi="宋体" w:hint="eastAsia"/>
-          <w:sz w:val="32"/>
-          <w:szCs w:val="32"/>
-        </w:rPr>
-        <w:t>尞</w:t>
-      </w:r>
-      <w:proofErr w:type="gramEnd"/>
-      <w:r>
-        <w:rPr>
-          <w:rFonts w:ascii="宋体" w:eastAsia="宋体" w:hAnsi="宋体" w:hint="eastAsia"/>
-          <w:sz w:val="32"/>
-          <w:szCs w:val="32"/>
-        </w:rPr>
-        <w:t>xudrl⿱</w:t>
+        <w:t>djx 壹udky 皇wbh 尞xudrl⿱</w:t>
       </w:r>
       <w:r>
         <w:rPr>
@@ -76,59 +58,13 @@
         </w:rPr>
         <w:t>𠂉</w:t>
       </w:r>
-      <w:proofErr w:type="gramStart"/>
-      <w:r>
-        <w:rPr>
-          <w:rFonts w:ascii="宋体" w:eastAsia="宋体" w:hAnsi="宋体" w:hint="eastAsia"/>
-          <w:sz w:val="32"/>
-          <w:szCs w:val="32"/>
-        </w:rPr>
-        <w:t>巾</w:t>
-      </w:r>
-      <w:proofErr w:type="gramEnd"/>
-      <w:r>
-        <w:rPr>
-          <w:rFonts w:ascii="宋体" w:eastAsia="宋体" w:hAnsi="宋体" w:hint="eastAsia"/>
-          <w:sz w:val="32"/>
-          <w:szCs w:val="32"/>
-        </w:rPr>
-        <w:t xml:space="preserve">jru 西k(y)x </w:t>
-      </w:r>
-      <w:proofErr w:type="gramStart"/>
-      <w:r>
-        <w:rPr>
-          <w:rFonts w:ascii="宋体" w:eastAsia="宋体" w:hAnsi="宋体" w:hint="eastAsia"/>
-          <w:sz w:val="32"/>
-          <w:szCs w:val="32"/>
-        </w:rPr>
-        <w:t>敖</w:t>
-      </w:r>
-      <w:proofErr w:type="gramEnd"/>
-      <w:r>
-        <w:rPr>
-          <w:rFonts w:ascii="宋体" w:eastAsia="宋体" w:hAnsi="宋体" w:hint="eastAsia"/>
-          <w:sz w:val="32"/>
-          <w:szCs w:val="32"/>
-        </w:rPr>
-        <w:t xml:space="preserve">uqo </w:t>
-      </w:r>
-      <w:proofErr w:type="gramStart"/>
-      <w:r>
-        <w:rPr>
-          <w:rFonts w:ascii="宋体" w:eastAsia="宋体" w:hAnsi="宋体" w:hint="eastAsia"/>
-          <w:sz w:val="32"/>
-          <w:szCs w:val="32"/>
-        </w:rPr>
-        <w:t>咅</w:t>
-      </w:r>
-      <w:proofErr w:type="gramEnd"/>
-      <w:r>
-        <w:rPr>
-          <w:rFonts w:ascii="宋体" w:eastAsia="宋体" w:hAnsi="宋体" w:hint="eastAsia"/>
-          <w:sz w:val="32"/>
-          <w:szCs w:val="32"/>
-        </w:rPr>
-        <w:t>k</w:t>
+      <w:r>
+        <w:rPr>
+          <w:rFonts w:ascii="宋体" w:eastAsia="宋体" w:hAnsi="宋体" w:hint="eastAsia"/>
+          <w:sz w:val="32"/>
+          <w:szCs w:val="32"/>
+        </w:rPr>
+        <w:t>巾jru 西k(y)x 敖uqo 咅k</w:t>
       </w:r>
       <w:r>
         <w:rPr>
@@ -222,7 +158,6 @@
           <w:szCs w:val="32"/>
         </w:rPr>
       </w:pPr>
-      <w:proofErr w:type="gramStart"/>
       <w:r>
         <w:rPr>
           <w:rFonts w:ascii="宋体" w:eastAsia="宋体" w:hAnsi="宋体"/>
@@ -231,7 +166,6 @@
         </w:rPr>
         <w:t>欥</w:t>
       </w:r>
-      <w:proofErr w:type="gramEnd"/>
       <w:r>
         <w:rPr>
           <w:rFonts w:ascii="宋体" w:eastAsia="宋体" w:hAnsi="宋体" w:hint="eastAsia"/>
@@ -308,175 +242,21 @@
           <w:szCs w:val="32"/>
         </w:rPr>
       </w:pPr>
-      <w:proofErr w:type="gramStart"/>
-      <w:r>
-        <w:rPr>
-          <w:rFonts w:ascii="宋体" w:eastAsia="宋体" w:hAnsi="宋体" w:hint="eastAsia"/>
-          <w:sz w:val="32"/>
-          <w:szCs w:val="32"/>
-        </w:rPr>
-        <w:t>蓠</w:t>
-      </w:r>
-      <w:proofErr w:type="gramEnd"/>
-      <w:r>
-        <w:rPr>
-          <w:rFonts w:ascii="宋体" w:eastAsia="宋体" w:hAnsi="宋体" w:hint="eastAsia"/>
-          <w:sz w:val="32"/>
-          <w:szCs w:val="32"/>
-        </w:rPr>
-        <w:t>蒟</w:t>
-      </w:r>
-      <w:proofErr w:type="gramStart"/>
-      <w:r>
-        <w:rPr>
-          <w:rFonts w:ascii="宋体" w:eastAsia="宋体" w:hAnsi="宋体" w:hint="eastAsia"/>
-          <w:sz w:val="32"/>
-          <w:szCs w:val="32"/>
-        </w:rPr>
-        <w:t>蒹蒴蒗蓥楔</w:t>
-      </w:r>
-      <w:proofErr w:type="gramEnd"/>
-      <w:r>
-        <w:rPr>
-          <w:rFonts w:ascii="宋体" w:eastAsia="宋体" w:hAnsi="宋体" w:hint="eastAsia"/>
-          <w:sz w:val="32"/>
-          <w:szCs w:val="32"/>
-        </w:rPr>
-        <w:t>楠</w:t>
-      </w:r>
-      <w:proofErr w:type="gramStart"/>
-      <w:r>
-        <w:rPr>
-          <w:rFonts w:ascii="宋体" w:eastAsia="宋体" w:hAnsi="宋体" w:hint="eastAsia"/>
-          <w:sz w:val="32"/>
-          <w:szCs w:val="32"/>
-        </w:rPr>
-        <w:t>楂楝楫楸</w:t>
-      </w:r>
-      <w:proofErr w:type="gramEnd"/>
-      <w:r>
-        <w:rPr>
-          <w:rFonts w:ascii="宋体" w:eastAsia="宋体" w:hAnsi="宋体" w:hint="eastAsia"/>
-          <w:sz w:val="32"/>
-          <w:szCs w:val="32"/>
-        </w:rPr>
-        <w:t>椴槌楯</w:t>
-      </w:r>
-      <w:proofErr w:type="gramStart"/>
-      <w:r>
-        <w:rPr>
-          <w:rFonts w:ascii="宋体" w:eastAsia="宋体" w:hAnsi="宋体" w:hint="eastAsia"/>
-          <w:sz w:val="32"/>
-          <w:szCs w:val="32"/>
-        </w:rPr>
-        <w:t>榈槎榉楦</w:t>
-      </w:r>
-      <w:proofErr w:type="gramEnd"/>
-      <w:r>
-        <w:rPr>
-          <w:rFonts w:ascii="宋体" w:eastAsia="宋体" w:hAnsi="宋体" w:hint="eastAsia"/>
-          <w:sz w:val="32"/>
-          <w:szCs w:val="32"/>
-        </w:rPr>
-        <w:t>楣</w:t>
-      </w:r>
-      <w:proofErr w:type="gramStart"/>
-      <w:r>
-        <w:rPr>
-          <w:rFonts w:ascii="宋体" w:eastAsia="宋体" w:hAnsi="宋体" w:hint="eastAsia"/>
-          <w:sz w:val="32"/>
-          <w:szCs w:val="32"/>
-        </w:rPr>
-        <w:t>楹</w:t>
-      </w:r>
-      <w:proofErr w:type="gramEnd"/>
-      <w:r>
-        <w:rPr>
-          <w:rFonts w:ascii="宋体" w:eastAsia="宋体" w:hAnsi="宋体" w:hint="eastAsia"/>
-          <w:sz w:val="32"/>
-          <w:szCs w:val="32"/>
-        </w:rPr>
-        <w:t>椽裘</w:t>
-      </w:r>
-      <w:proofErr w:type="gramStart"/>
-      <w:r>
-        <w:rPr>
-          <w:rFonts w:ascii="宋体" w:eastAsia="宋体" w:hAnsi="宋体" w:hint="eastAsia"/>
-          <w:sz w:val="32"/>
-          <w:szCs w:val="32"/>
-        </w:rPr>
-        <w:t>剽甄</w:t>
-      </w:r>
-      <w:proofErr w:type="gramEnd"/>
-      <w:r>
-        <w:rPr>
-          <w:rFonts w:ascii="宋体" w:eastAsia="宋体" w:hAnsi="宋体" w:hint="eastAsia"/>
-          <w:sz w:val="32"/>
-          <w:szCs w:val="32"/>
-        </w:rPr>
-        <w:t>酮酰</w:t>
-      </w:r>
-      <w:proofErr w:type="gramStart"/>
-      <w:r>
-        <w:rPr>
-          <w:rFonts w:ascii="宋体" w:eastAsia="宋体" w:hAnsi="宋体" w:hint="eastAsia"/>
-          <w:sz w:val="32"/>
-          <w:szCs w:val="32"/>
-        </w:rPr>
-        <w:t>酩蜃碛碓</w:t>
-      </w:r>
-      <w:proofErr w:type="gramEnd"/>
-      <w:r>
-        <w:rPr>
-          <w:rFonts w:ascii="宋体" w:eastAsia="宋体" w:hAnsi="宋体" w:hint="eastAsia"/>
-          <w:sz w:val="32"/>
-          <w:szCs w:val="32"/>
-        </w:rPr>
-        <w:t>硼</w:t>
-      </w:r>
-      <w:proofErr w:type="gramStart"/>
-      <w:r>
-        <w:rPr>
-          <w:rFonts w:ascii="宋体" w:eastAsia="宋体" w:hAnsi="宋体" w:hint="eastAsia"/>
-          <w:sz w:val="32"/>
-          <w:szCs w:val="32"/>
-        </w:rPr>
-        <w:t>碉碚碇碜辏龃龅訾粲</w:t>
-      </w:r>
-      <w:proofErr w:type="gramEnd"/>
-      <w:r>
-        <w:rPr>
-          <w:rFonts w:ascii="宋体" w:eastAsia="宋体" w:hAnsi="宋体" w:hint="eastAsia"/>
-          <w:sz w:val="32"/>
-          <w:szCs w:val="32"/>
-        </w:rPr>
-        <w:t>虞</w:t>
-      </w:r>
-      <w:proofErr w:type="gramStart"/>
-      <w:r>
-        <w:rPr>
-          <w:rFonts w:ascii="宋体" w:eastAsia="宋体" w:hAnsi="宋体" w:hint="eastAsia"/>
-          <w:sz w:val="32"/>
-          <w:szCs w:val="32"/>
-        </w:rPr>
-        <w:t>睚嗪</w:t>
-      </w:r>
-      <w:proofErr w:type="gramEnd"/>
-      <w:r>
-        <w:rPr>
-          <w:rFonts w:ascii="宋体" w:eastAsia="宋体" w:hAnsi="宋体" w:hint="eastAsia"/>
-          <w:sz w:val="32"/>
-          <w:szCs w:val="32"/>
-        </w:rPr>
-        <w:t>韪嗉睨睢雎睥嘟嗑嗫嗬嗔嗝戥煦暄暌跬跶跐跣跹蛸蜊蜍蜣畹嗥嗍嗨嗐嗤嗵罨嵊嵩嵴骰锗锛锜锝锞锟锢锨锩锭锱氲犏歃稞筠筢筲筱牒煲敫徭愆艄毹貊貅貉颔腠腩腭腧塍媵鲆鲇鲈</w:t>
-      </w:r>
-      <w:r>
-        <w:rPr>
-          <w:rFonts w:ascii="宋体" w:eastAsia="宋体" w:hAnsi="宋体" w:hint="eastAsia"/>
-          <w:sz w:val="32"/>
-          <w:szCs w:val="32"/>
-        </w:rPr>
-        <w:t>稣鲋鲐鹐飕遛馐鹑亶瘃痱痼痿瘐瘆麂歆旒阗阙羧粳猷煳煜煨煅煊煸煺溱溘漭滢溥溧溽裟溻溷滫溴滏滃滦溏滂滓溟滪愫慑慊鲎骞窦窠窣裱褚裾裰禊谪媾嫫媲嫔缙缜缛辔骝缟缡缣骟耥瑶瑭觏慝嫠韬髦摽墁撂摞撄翥踅摭墉墒榖綦蔫蔷靺靼鞅靿甍蔸蔟蔺戬蕖蔻蓿鹕蓼榛榧榭槔榱槁槟槠榷僰酽酶厮碡碣碲磋臧殡霆辕蜚裴翡龇龈睿䁖睽嘞嘈嘌嘁嘎暝踌踉蜞蜮蝈蜱蜩蜷蜿螂蜢嘘嘡鹗嘣嘤嘚嗾嘧罴罱幔嶂幛赙罂骷骶鹘锲锴锶</w:t>
+      <w:r>
+        <w:rPr>
+          <w:rFonts w:ascii="宋体" w:eastAsia="宋体" w:hAnsi="宋体" w:hint="eastAsia"/>
+          <w:sz w:val="32"/>
+          <w:szCs w:val="32"/>
+        </w:rPr>
+        <w:t>楦楣楹椽裘剽甄酮酰酩蜃碛碓硼碉碚碇碜辏龃龅訾粲虞睚嗪韪嗉睨睢雎睥嘟嗑嗫嗬嗔嗝戥煦暄暌跬跶跐跣跹蛸蜊蜍蜣畹嗥嗍嗨嗐嗤嗵罨嵊嵩嵴骰锗锛锜锝锞锟锢锨锩锭锱氲犏歃稞筠筢筲筱牒煲敫徭愆艄毹貊貅貉颔腠腩腭腧塍媵鲆鲇鲈</w:t>
+      </w:r>
+      <w:r>
+        <w:rPr>
+          <w:rFonts w:ascii="宋体" w:eastAsia="宋体" w:hAnsi="宋体" w:hint="eastAsia"/>
+          <w:sz w:val="32"/>
+          <w:szCs w:val="32"/>
+        </w:rPr>
+        <w:t>稣鲋鲐鹐飕遛馐鹑亶瘃痱痼痿瘐瘆麂歆旒阗阙羧粳猷煳煜煨煅煊煸煺溱溘漭滢溥溧溽裟溻溷滫溴滏滃滦溏滂滓溟滪愫慑慊鲎骞窦窠窣裱褚裾裰禊谪媾嫫媲嫔缙缜缛辔骝缟缡缣骟耥瑶瑭觏慝嫠韬髦摽墁撂摞撄翥踅摭墉墒榖綦蔫蔷靺靼鞅靿甍蔸蔟蔺戬蕖蔻蓿鹕蓼榛榧榭槔榱槁槟槠榷僰酽酶厮碡碣碲磋臧殡霆辕蜚裴翡龇龈睿䁖睽嘞嘈嘌嘁嘎暝踌踉蜞蜮蝈蜱蜩蜷蜿螂蜢嘘嘡鹗嘣嘤嘚嗾嘧罴罱幔嶂幛赙罂骷骶鹘锲锴锶锷锸锵镁镂犒箐箦箧箍箸箬箅箪箔箜箢箓</w:t>
       </w:r>
       <w:r>
         <w:rPr>
@@ -485,7 +265,7 @@
           <w:szCs w:val="32"/>
         </w:rPr>
         <w:lastRenderedPageBreak/>
-        <w:t>锷锸锵镁镂犒箐箦箧箍箸箬箅箪箔箜箢箓儆僳僭劁僮魆睾艋鄱膈膑鲑鲔鲚鲛鲟獐雒夤馑銮麽瘌瘊瘘瘙廖膂阚鄯鲞粿粼粽糁鹚熘熥潢漕滹漯漶潋潴漪漉漳漩澉潍慵搴窨綮谮褡褙褓褛褊谯谰屣鹛嫣嫱嫖嫦嫚嫘嫡鼐瞀骠缥缦缧缨骢耦耧瑾璜璀璎璁撷赭撸鋆撙撺墀聩鞑蕙鞒蕈蕞蕺瞢蕲赜槿樯槭樗槲醌醅魇餍磔磙霈辘龉瞌瞋瞑嘭噶颙踝踟踒踮踯踺踞蝽蝾蝻蝰蝮螋蝓蝣蝼噗嘬颚噍噙噜噔颛幡嶙嶝骺骼镊镉镌镏镓镔箴篑篌篆牖儋磐虢鹞膘鲠鲡鲢鲣鲥鲧鲩獠馓馔麾廛瘛瘼</w:t>
+        <w:t>儆僳僭劁僮魆睾艋鄱膈膑鲑鲔鲚鲛鲟獐雒夤馑銮麽瘌瘊瘘瘙廖膂阚鄯鲞粿粼粽糁鹚熘熥潢漕滹漯漶潋潴漪漉漳漩澉潍慵搴窨綮谮褡褙褓褛褊谯谰屣鹛嫣嫱嫖嫦嫚嫘嫡鼐瞀骠缥缦缧缨骢耦耧瑾璜璀璎璁撷赭撸鋆撙撺墀聩鞑蕙鞒蕈蕞蕺瞢蕲赜槿樯槭樗槲醌醅魇餍磔磙霈辘龉瞌瞋瞑嘭噶颙踝踟踒踮踯踺踞蝽蝾蝻蝰蝮螋蝓蝣蝼噗嘬颚噍噙噜噔颛幡嶙嶝骺骼镊镉镌镏镓镔箴篑篌篆牖儋磐虢鹞膘鲠鲡鲢鲣鲥鲧鲩獠馓馔麾廛瘛瘼</w:t>
       </w:r>
     </w:p>
     <w:p>

--- a/help/部分余部副码顺序.docx
+++ b/help/部分余部副码顺序.docx
@@ -48,7 +48,25 @@
           <w:sz w:val="32"/>
           <w:szCs w:val="32"/>
         </w:rPr>
-        <w:t>djx 壹udky 皇wbh 尞xudrl⿱</w:t>
+        <w:t xml:space="preserve">djx 壹udky 皇wbh </w:t>
+      </w:r>
+      <w:proofErr w:type="gramStart"/>
+      <w:r>
+        <w:rPr>
+          <w:rFonts w:ascii="宋体" w:eastAsia="宋体" w:hAnsi="宋体" w:hint="eastAsia"/>
+          <w:sz w:val="32"/>
+          <w:szCs w:val="32"/>
+        </w:rPr>
+        <w:t>尞</w:t>
+      </w:r>
+      <w:proofErr w:type="gramEnd"/>
+      <w:r>
+        <w:rPr>
+          <w:rFonts w:ascii="宋体" w:eastAsia="宋体" w:hAnsi="宋体" w:hint="eastAsia"/>
+          <w:sz w:val="32"/>
+          <w:szCs w:val="32"/>
+        </w:rPr>
+        <w:t>xudrl⿱</w:t>
       </w:r>
       <w:r>
         <w:rPr>
@@ -58,13 +76,59 @@
         </w:rPr>
         <w:t>𠂉</w:t>
       </w:r>
-      <w:r>
-        <w:rPr>
-          <w:rFonts w:ascii="宋体" w:eastAsia="宋体" w:hAnsi="宋体" w:hint="eastAsia"/>
-          <w:sz w:val="32"/>
-          <w:szCs w:val="32"/>
-        </w:rPr>
-        <w:t>巾jru 西k(y)x 敖uqo 咅k</w:t>
+      <w:proofErr w:type="gramStart"/>
+      <w:r>
+        <w:rPr>
+          <w:rFonts w:ascii="宋体" w:eastAsia="宋体" w:hAnsi="宋体" w:hint="eastAsia"/>
+          <w:sz w:val="32"/>
+          <w:szCs w:val="32"/>
+        </w:rPr>
+        <w:t>巾</w:t>
+      </w:r>
+      <w:proofErr w:type="gramEnd"/>
+      <w:r>
+        <w:rPr>
+          <w:rFonts w:ascii="宋体" w:eastAsia="宋体" w:hAnsi="宋体" w:hint="eastAsia"/>
+          <w:sz w:val="32"/>
+          <w:szCs w:val="32"/>
+        </w:rPr>
+        <w:t xml:space="preserve">jru 西k(y)x </w:t>
+      </w:r>
+      <w:proofErr w:type="gramStart"/>
+      <w:r>
+        <w:rPr>
+          <w:rFonts w:ascii="宋体" w:eastAsia="宋体" w:hAnsi="宋体" w:hint="eastAsia"/>
+          <w:sz w:val="32"/>
+          <w:szCs w:val="32"/>
+        </w:rPr>
+        <w:t>敖</w:t>
+      </w:r>
+      <w:proofErr w:type="gramEnd"/>
+      <w:r>
+        <w:rPr>
+          <w:rFonts w:ascii="宋体" w:eastAsia="宋体" w:hAnsi="宋体" w:hint="eastAsia"/>
+          <w:sz w:val="32"/>
+          <w:szCs w:val="32"/>
+        </w:rPr>
+        <w:t xml:space="preserve">uqo </w:t>
+      </w:r>
+      <w:proofErr w:type="gramStart"/>
+      <w:r>
+        <w:rPr>
+          <w:rFonts w:ascii="宋体" w:eastAsia="宋体" w:hAnsi="宋体" w:hint="eastAsia"/>
+          <w:sz w:val="32"/>
+          <w:szCs w:val="32"/>
+        </w:rPr>
+        <w:t>咅</w:t>
+      </w:r>
+      <w:proofErr w:type="gramEnd"/>
+      <w:r>
+        <w:rPr>
+          <w:rFonts w:ascii="宋体" w:eastAsia="宋体" w:hAnsi="宋体" w:hint="eastAsia"/>
+          <w:sz w:val="32"/>
+          <w:szCs w:val="32"/>
+        </w:rPr>
+        <w:t>k</w:t>
       </w:r>
       <w:r>
         <w:rPr>
@@ -158,6 +222,7 @@
           <w:szCs w:val="32"/>
         </w:rPr>
       </w:pPr>
+      <w:proofErr w:type="gramStart"/>
       <w:r>
         <w:rPr>
           <w:rFonts w:ascii="宋体" w:eastAsia="宋体" w:hAnsi="宋体"/>
@@ -166,6 +231,7 @@
         </w:rPr>
         <w:t>欥</w:t>
       </w:r>
+      <w:proofErr w:type="gramEnd"/>
       <w:r>
         <w:rPr>
           <w:rFonts w:ascii="宋体" w:eastAsia="宋体" w:hAnsi="宋体" w:hint="eastAsia"/>
@@ -242,21 +308,175 @@
           <w:szCs w:val="32"/>
         </w:rPr>
       </w:pPr>
-      <w:r>
-        <w:rPr>
-          <w:rFonts w:ascii="宋体" w:eastAsia="宋体" w:hAnsi="宋体" w:hint="eastAsia"/>
-          <w:sz w:val="32"/>
-          <w:szCs w:val="32"/>
-        </w:rPr>
-        <w:t>睚嗪韪嗉睨睢雎睥嘟嗑嗫嗬嗔嗝戥煦暄暌跬跶跐跣跹蛸蜊蜍蜣畹嗥嗍嗨嗐嗤嗵罨嵊嵩嵴骰锗锛锜锝锞锟锢锨锩锭锱氲犏歃稞筠筢筲筱牒煲敫徭愆艄毹貊貅貉颔腠腩腭腧塍媵鲆鲇鲈</w:t>
-      </w:r>
-      <w:r>
-        <w:rPr>
-          <w:rFonts w:ascii="宋体" w:eastAsia="宋体" w:hAnsi="宋体" w:hint="eastAsia"/>
-          <w:sz w:val="32"/>
-          <w:szCs w:val="32"/>
-        </w:rPr>
-        <w:t>稣鲋鲐鹐飕遛馐鹑亶瘃痱痼痿瘐瘆麂歆旒阗阙羧粳猷煳煜煨煅煊煸煺溱溘漭滢溥溧溽裟溻溷滫溴滏滃滦溏滂滓溟滪愫慑慊鲎骞窦窠窣裱褚裾裰禊谪媾嫫媲嫔缙缜缛辔骝缟缡缣骟耥瑶瑭觏慝嫠韬髦摽墁撂摞撄翥踅摭墉墒榖綦蔫蔷靺靼鞅靿甍蔸蔟蔺戬蕖蔻蓿鹕蓼榛榧榭槔榱槁槟槠榷僰酽酶厮碡碣碲磋臧殡霆辕蜚裴翡龇龈睿䁖睽嘞嘈嘌嘁嘎暝踌踉蜞蜮蝈蜱蜩蜷蜿螂蜢嘘嘡鹗嘣嘤嘚嗾嘧罴罱幔嶂幛赙罂骷骶鹘锲锴锶锷锸锵镁镂犒箐箦箧箍箸箬箅箪箔箜箢箓儆僳僭劁僮魆睾艋鄱膈膑鲑鲔鲚鲛鲟獐雒夤馑銮麽瘌瘊</w:t>
+      <w:proofErr w:type="gramStart"/>
+      <w:r>
+        <w:rPr>
+          <w:rFonts w:ascii="宋体" w:eastAsia="宋体" w:hAnsi="宋体" w:hint="eastAsia"/>
+          <w:sz w:val="32"/>
+          <w:szCs w:val="32"/>
+        </w:rPr>
+        <w:t>蛸蜊蜍蜣畹</w:t>
+      </w:r>
+      <w:proofErr w:type="gramEnd"/>
+      <w:r>
+        <w:rPr>
+          <w:rFonts w:ascii="宋体" w:eastAsia="宋体" w:hAnsi="宋体" w:hint="eastAsia"/>
+          <w:sz w:val="32"/>
+          <w:szCs w:val="32"/>
+        </w:rPr>
+        <w:t>嗥</w:t>
+      </w:r>
+      <w:proofErr w:type="gramStart"/>
+      <w:r>
+        <w:rPr>
+          <w:rFonts w:ascii="宋体" w:eastAsia="宋体" w:hAnsi="宋体" w:hint="eastAsia"/>
+          <w:sz w:val="32"/>
+          <w:szCs w:val="32"/>
+        </w:rPr>
+        <w:t>嗍</w:t>
+      </w:r>
+      <w:proofErr w:type="gramEnd"/>
+      <w:r>
+        <w:rPr>
+          <w:rFonts w:ascii="宋体" w:eastAsia="宋体" w:hAnsi="宋体" w:hint="eastAsia"/>
+          <w:sz w:val="32"/>
+          <w:szCs w:val="32"/>
+        </w:rPr>
+        <w:t>嗨</w:t>
+      </w:r>
+      <w:proofErr w:type="gramStart"/>
+      <w:r>
+        <w:rPr>
+          <w:rFonts w:ascii="宋体" w:eastAsia="宋体" w:hAnsi="宋体" w:hint="eastAsia"/>
+          <w:sz w:val="32"/>
+          <w:szCs w:val="32"/>
+        </w:rPr>
+        <w:t>嗐</w:t>
+      </w:r>
+      <w:proofErr w:type="gramEnd"/>
+      <w:r>
+        <w:rPr>
+          <w:rFonts w:ascii="宋体" w:eastAsia="宋体" w:hAnsi="宋体" w:hint="eastAsia"/>
+          <w:sz w:val="32"/>
+          <w:szCs w:val="32"/>
+        </w:rPr>
+        <w:t>嗤嗵</w:t>
+      </w:r>
+      <w:proofErr w:type="gramStart"/>
+      <w:r>
+        <w:rPr>
+          <w:rFonts w:ascii="宋体" w:eastAsia="宋体" w:hAnsi="宋体" w:hint="eastAsia"/>
+          <w:sz w:val="32"/>
+          <w:szCs w:val="32"/>
+        </w:rPr>
+        <w:t>罨嵊嵩嵴骰</w:t>
+      </w:r>
+      <w:proofErr w:type="gramEnd"/>
+      <w:r>
+        <w:rPr>
+          <w:rFonts w:ascii="宋体" w:eastAsia="宋体" w:hAnsi="宋体" w:hint="eastAsia"/>
+          <w:sz w:val="32"/>
+          <w:szCs w:val="32"/>
+        </w:rPr>
+        <w:t>锗</w:t>
+      </w:r>
+      <w:proofErr w:type="gramStart"/>
+      <w:r>
+        <w:rPr>
+          <w:rFonts w:ascii="宋体" w:eastAsia="宋体" w:hAnsi="宋体" w:hint="eastAsia"/>
+          <w:sz w:val="32"/>
+          <w:szCs w:val="32"/>
+        </w:rPr>
+        <w:t>锛</w:t>
+      </w:r>
+      <w:proofErr w:type="gramEnd"/>
+      <w:r>
+        <w:rPr>
+          <w:rFonts w:ascii="宋体" w:eastAsia="宋体" w:hAnsi="宋体" w:hint="eastAsia"/>
+          <w:sz w:val="32"/>
+          <w:szCs w:val="32"/>
+        </w:rPr>
+        <w:t>锜锝</w:t>
+      </w:r>
+      <w:proofErr w:type="gramStart"/>
+      <w:r>
+        <w:rPr>
+          <w:rFonts w:ascii="宋体" w:eastAsia="宋体" w:hAnsi="宋体" w:hint="eastAsia"/>
+          <w:sz w:val="32"/>
+          <w:szCs w:val="32"/>
+        </w:rPr>
+        <w:t>锞锟锢</w:t>
+      </w:r>
+      <w:proofErr w:type="gramEnd"/>
+      <w:r>
+        <w:rPr>
+          <w:rFonts w:ascii="宋体" w:eastAsia="宋体" w:hAnsi="宋体" w:hint="eastAsia"/>
+          <w:sz w:val="32"/>
+          <w:szCs w:val="32"/>
+        </w:rPr>
+        <w:t>锨</w:t>
+      </w:r>
+      <w:proofErr w:type="gramStart"/>
+      <w:r>
+        <w:rPr>
+          <w:rFonts w:ascii="宋体" w:eastAsia="宋体" w:hAnsi="宋体" w:hint="eastAsia"/>
+          <w:sz w:val="32"/>
+          <w:szCs w:val="32"/>
+        </w:rPr>
+        <w:t>锩</w:t>
+      </w:r>
+      <w:proofErr w:type="gramEnd"/>
+      <w:r>
+        <w:rPr>
+          <w:rFonts w:ascii="宋体" w:eastAsia="宋体" w:hAnsi="宋体" w:hint="eastAsia"/>
+          <w:sz w:val="32"/>
+          <w:szCs w:val="32"/>
+        </w:rPr>
+        <w:t>锭</w:t>
+      </w:r>
+      <w:proofErr w:type="gramStart"/>
+      <w:r>
+        <w:rPr>
+          <w:rFonts w:ascii="宋体" w:eastAsia="宋体" w:hAnsi="宋体" w:hint="eastAsia"/>
+          <w:sz w:val="32"/>
+          <w:szCs w:val="32"/>
+        </w:rPr>
+        <w:t>锱氲犏歃稞筠筢筲筱牒</w:t>
+      </w:r>
+      <w:proofErr w:type="gramEnd"/>
+      <w:r>
+        <w:rPr>
+          <w:rFonts w:ascii="宋体" w:eastAsia="宋体" w:hAnsi="宋体" w:hint="eastAsia"/>
+          <w:sz w:val="32"/>
+          <w:szCs w:val="32"/>
+        </w:rPr>
+        <w:t>煲</w:t>
+      </w:r>
+      <w:proofErr w:type="gramStart"/>
+      <w:r>
+        <w:rPr>
+          <w:rFonts w:ascii="宋体" w:eastAsia="宋体" w:hAnsi="宋体" w:hint="eastAsia"/>
+          <w:sz w:val="32"/>
+          <w:szCs w:val="32"/>
+        </w:rPr>
+        <w:t>敫徭愆艄毹</w:t>
+      </w:r>
+      <w:proofErr w:type="gramEnd"/>
+      <w:r>
+        <w:rPr>
+          <w:rFonts w:ascii="宋体" w:eastAsia="宋体" w:hAnsi="宋体" w:hint="eastAsia"/>
+          <w:sz w:val="32"/>
+          <w:szCs w:val="32"/>
+        </w:rPr>
+        <w:t>貊貅貉颔腠腩腭腧塍媵鲆鲇鲈</w:t>
+      </w:r>
+      <w:r>
+        <w:rPr>
+          <w:rFonts w:ascii="宋体" w:eastAsia="宋体" w:hAnsi="宋体" w:hint="eastAsia"/>
+          <w:sz w:val="32"/>
+          <w:szCs w:val="32"/>
+        </w:rPr>
+        <w:t>稣鲋鲐鹐飕遛馐鹑亶瘃痱痼痿瘐瘆麂歆旒阗阙羧粳猷煳煜煨煅煊煸煺溱溘漭滢溥溧溽裟溻溷滫溴滏滃滦溏滂滓溟滪愫慑慊鲎骞窦窠窣裱褚裾裰禊谪媾嫫媲嫔缙缜缛辔骝缟缡缣骟耥瑶瑭觏慝嫠韬髦摽墁撂摞撄翥踅摭墉墒榖綦蔫蔷靺靼鞅靿甍蔸蔟蔺戬蕖蔻蓿鹕蓼榛榧榭槔榱槁槟槠榷僰酽酶厮碡碣碲磋臧殡霆辕蜚裴翡龇龈睿䁖睽嘞嘈嘌嘁嘎暝踌踉蜞蜮蝈蜱蜩蜷蜿螂蜢嘘嘡鹗嘣嘤嘚嗾嘧罴罱幔嶂幛赙罂骷骶鹘锲锴锶锷锸锵镁镂犒箐箦箧箍箸箬箅箪箔箜箢箓儆僳僭劁僮魆睾艋鄱膈膑鲑鲔鲚鲛鲟獐雒夤馑銮麽瘌瘊瘘瘙廖膂阚鄯鲞粿粼粽糁鹚熘熥潢漕滹漯漶潋潴漪漉</w:t>
       </w:r>
       <w:r>
         <w:rPr>
@@ -265,7 +485,7 @@
           <w:szCs w:val="32"/>
         </w:rPr>
         <w:lastRenderedPageBreak/>
-        <w:t>瘘瘙廖膂阚鄯鲞粿粼粽糁鹚熘熥潢漕滹漯漶潋潴漪漉漳漩澉潍慵搴窨綮谮褡褙褓褛褊谯谰屣鹛嫣嫱嫖嫦嫚嫘嫡鼐瞀骠缥缦缧缨骢耦耧瑾璜璀璎璁撷赭撸鋆撙撺墀聩鞑蕙鞒蕈蕞蕺瞢蕲赜槿樯槭樗槲醌醅魇餍磔磙霈辘龉瞌瞋瞑嘭噶颙踝踟踒踮踯踺踞蝽蝾蝻蝰蝮螋蝓蝣蝼噗嘬颚噍噙噜噔颛幡嶙嶝骺骼镊镉镌镏镓镔箴篑篌篆牖儋磐虢鹞膘鲠鲡鲢鲣鲥鲧鲩獠馓馔麾廛瘛瘼</w:t>
+        <w:t>漳漩澉潍慵搴窨綮谮褡褙褓褛褊谯谰屣鹛嫣嫱嫖嫦嫚嫘嫡鼐瞀骠缥缦缧缨骢耦耧瑾璜璀璎璁撷赭撸鋆撙撺墀聩鞑蕙鞒蕈蕞蕺瞢蕲赜槿樯槭樗槲醌醅魇餍磔磙霈辘龉瞌瞋瞑嘭噶颙踝踟踒踮踯踺踞蝽蝾蝻蝰蝮螋蝓蝣蝼噗嘬颚噍噙噜噔颛幡嶙嶝骺骼镊镉镌镏镓镔箴篑篌篆牖儋磐虢鹞膘鲠鲡鲢鲣鲥鲧鲩獠馓馔麾廛瘛瘼</w:t>
       </w:r>
     </w:p>
     <w:p>

--- a/help/部分余部副码顺序.docx
+++ b/help/部分余部副码顺序.docx
@@ -48,7 +48,25 @@
           <w:sz w:val="32"/>
           <w:szCs w:val="32"/>
         </w:rPr>
-        <w:t>djx 壹udky 皇wbh 尞xudrl⿱</w:t>
+        <w:t xml:space="preserve">djx 壹udky 皇wbh </w:t>
+      </w:r>
+      <w:proofErr w:type="gramStart"/>
+      <w:r>
+        <w:rPr>
+          <w:rFonts w:ascii="宋体" w:eastAsia="宋体" w:hAnsi="宋体" w:hint="eastAsia"/>
+          <w:sz w:val="32"/>
+          <w:szCs w:val="32"/>
+        </w:rPr>
+        <w:t>尞</w:t>
+      </w:r>
+      <w:proofErr w:type="gramEnd"/>
+      <w:r>
+        <w:rPr>
+          <w:rFonts w:ascii="宋体" w:eastAsia="宋体" w:hAnsi="宋体" w:hint="eastAsia"/>
+          <w:sz w:val="32"/>
+          <w:szCs w:val="32"/>
+        </w:rPr>
+        <w:t>xudrl⿱</w:t>
       </w:r>
       <w:r>
         <w:rPr>
@@ -58,13 +76,59 @@
         </w:rPr>
         <w:t>𠂉</w:t>
       </w:r>
-      <w:r>
-        <w:rPr>
-          <w:rFonts w:ascii="宋体" w:eastAsia="宋体" w:hAnsi="宋体" w:hint="eastAsia"/>
-          <w:sz w:val="32"/>
-          <w:szCs w:val="32"/>
-        </w:rPr>
-        <w:t>巾jru 西k(y)x 敖uqo 咅k</w:t>
+      <w:proofErr w:type="gramStart"/>
+      <w:r>
+        <w:rPr>
+          <w:rFonts w:ascii="宋体" w:eastAsia="宋体" w:hAnsi="宋体" w:hint="eastAsia"/>
+          <w:sz w:val="32"/>
+          <w:szCs w:val="32"/>
+        </w:rPr>
+        <w:t>巾</w:t>
+      </w:r>
+      <w:proofErr w:type="gramEnd"/>
+      <w:r>
+        <w:rPr>
+          <w:rFonts w:ascii="宋体" w:eastAsia="宋体" w:hAnsi="宋体" w:hint="eastAsia"/>
+          <w:sz w:val="32"/>
+          <w:szCs w:val="32"/>
+        </w:rPr>
+        <w:t xml:space="preserve">jru 西k(y)x </w:t>
+      </w:r>
+      <w:proofErr w:type="gramStart"/>
+      <w:r>
+        <w:rPr>
+          <w:rFonts w:ascii="宋体" w:eastAsia="宋体" w:hAnsi="宋体" w:hint="eastAsia"/>
+          <w:sz w:val="32"/>
+          <w:szCs w:val="32"/>
+        </w:rPr>
+        <w:t>敖</w:t>
+      </w:r>
+      <w:proofErr w:type="gramEnd"/>
+      <w:r>
+        <w:rPr>
+          <w:rFonts w:ascii="宋体" w:eastAsia="宋体" w:hAnsi="宋体" w:hint="eastAsia"/>
+          <w:sz w:val="32"/>
+          <w:szCs w:val="32"/>
+        </w:rPr>
+        <w:t xml:space="preserve">uqo </w:t>
+      </w:r>
+      <w:proofErr w:type="gramStart"/>
+      <w:r>
+        <w:rPr>
+          <w:rFonts w:ascii="宋体" w:eastAsia="宋体" w:hAnsi="宋体" w:hint="eastAsia"/>
+          <w:sz w:val="32"/>
+          <w:szCs w:val="32"/>
+        </w:rPr>
+        <w:t>咅</w:t>
+      </w:r>
+      <w:proofErr w:type="gramEnd"/>
+      <w:r>
+        <w:rPr>
+          <w:rFonts w:ascii="宋体" w:eastAsia="宋体" w:hAnsi="宋体" w:hint="eastAsia"/>
+          <w:sz w:val="32"/>
+          <w:szCs w:val="32"/>
+        </w:rPr>
+        <w:t>k</w:t>
       </w:r>
       <w:r>
         <w:rPr>
@@ -158,6 +222,7 @@
           <w:szCs w:val="32"/>
         </w:rPr>
       </w:pPr>
+      <w:proofErr w:type="gramStart"/>
       <w:r>
         <w:rPr>
           <w:rFonts w:ascii="宋体" w:eastAsia="宋体" w:hAnsi="宋体"/>
@@ -166,6 +231,7 @@
         </w:rPr>
         <w:t>欥</w:t>
       </w:r>
+      <w:proofErr w:type="gramEnd"/>
       <w:r>
         <w:rPr>
           <w:rFonts w:ascii="宋体" w:eastAsia="宋体" w:hAnsi="宋体" w:hint="eastAsia"/>
@@ -242,21 +308,167 @@
           <w:szCs w:val="32"/>
         </w:rPr>
       </w:pPr>
-      <w:r>
-        <w:rPr>
-          <w:rFonts w:ascii="宋体" w:eastAsia="宋体" w:hAnsi="宋体" w:hint="eastAsia"/>
-          <w:sz w:val="32"/>
-          <w:szCs w:val="32"/>
-        </w:rPr>
-        <w:t>蜊蜍蜣畹嗥嗍嗨嗐嗤嗵罨嵊嵩嵴骰锗锛锜锝锞锟锢锨锩锭锱氲犏歃稞筠筢筲筱牒煲敫徭愆艄毹貊貅貉颔腠腩腭腧塍媵鲆鲇鲈</w:t>
-      </w:r>
-      <w:r>
-        <w:rPr>
-          <w:rFonts w:ascii="宋体" w:eastAsia="宋体" w:hAnsi="宋体" w:hint="eastAsia"/>
-          <w:sz w:val="32"/>
-          <w:szCs w:val="32"/>
-        </w:rPr>
-        <w:t>稣鲋鲐鹐飕遛馐鹑亶瘃痱痼痿瘐瘆麂歆旒阗阙羧粳猷煳煜煨煅煊煸煺溱溘漭滢溥溧溽裟溻溷滫溴滏滃滦溏滂滓溟滪愫慑慊鲎骞窦窠窣裱褚裾裰禊谪媾嫫媲嫔缙缜缛辔骝缟缡缣骟耥瑶瑭觏慝嫠韬髦摽墁撂摞撄翥踅摭墉墒榖綦蔫蔷靺靼鞅靿甍蔸蔟蔺戬蕖蔻蓿鹕蓼榛榧榭槔榱槁槟槠榷僰酽酶厮碡碣碲磋臧殡霆辕蜚裴翡龇龈睿䁖睽嘞嘈嘌嘁嘎暝踌踉蜞蜮蝈蜱蜩蜷蜿螂蜢嘘嘡鹗嘣嘤嘚嗾嘧罴罱幔嶂幛赙罂骷骶鹘锲锴锶锷锸锵镁镂犒箐箦箧箍箸箬箅箪箔箜箢箓儆僳僭劁僮魆睾艋鄱膈膑鲑鲔鲚鲛鲟獐雒夤馑銮麽瘌瘊瘘瘙廖膂阚鄯鲞粿粼粽糁鹚熘熥潢漕滹漯漶潋潴漪漉漳</w:t>
+      <w:proofErr w:type="gramStart"/>
+      <w:r>
+        <w:rPr>
+          <w:rFonts w:ascii="宋体" w:eastAsia="宋体" w:hAnsi="宋体" w:hint="eastAsia"/>
+          <w:sz w:val="32"/>
+          <w:szCs w:val="32"/>
+        </w:rPr>
+        <w:t>艄毹貊貅</w:t>
+      </w:r>
+      <w:proofErr w:type="gramEnd"/>
+      <w:r>
+        <w:rPr>
+          <w:rFonts w:ascii="宋体" w:eastAsia="宋体" w:hAnsi="宋体" w:hint="eastAsia"/>
+          <w:sz w:val="32"/>
+          <w:szCs w:val="32"/>
+        </w:rPr>
+        <w:t>貉颔</w:t>
+      </w:r>
+      <w:proofErr w:type="gramStart"/>
+      <w:r>
+        <w:rPr>
+          <w:rFonts w:ascii="宋体" w:eastAsia="宋体" w:hAnsi="宋体" w:hint="eastAsia"/>
+          <w:sz w:val="32"/>
+          <w:szCs w:val="32"/>
+        </w:rPr>
+        <w:t>腠腩腭腧塍媵鲆鲇</w:t>
+      </w:r>
+      <w:proofErr w:type="gramEnd"/>
+      <w:r>
+        <w:rPr>
+          <w:rFonts w:ascii="宋体" w:eastAsia="宋体" w:hAnsi="宋体" w:hint="eastAsia"/>
+          <w:sz w:val="32"/>
+          <w:szCs w:val="32"/>
+        </w:rPr>
+        <w:t>鲈</w:t>
+      </w:r>
+      <w:proofErr w:type="gramStart"/>
+      <w:r>
+        <w:rPr>
+          <w:rFonts w:ascii="宋体" w:eastAsia="宋体" w:hAnsi="宋体" w:hint="eastAsia"/>
+          <w:sz w:val="32"/>
+          <w:szCs w:val="32"/>
+        </w:rPr>
+        <w:t>稣鲋鲐</w:t>
+      </w:r>
+      <w:proofErr w:type="gramEnd"/>
+      <w:r>
+        <w:rPr>
+          <w:rFonts w:ascii="宋体" w:eastAsia="宋体" w:hAnsi="宋体" w:hint="eastAsia"/>
+          <w:sz w:val="32"/>
+          <w:szCs w:val="32"/>
+        </w:rPr>
+        <w:t>鹐</w:t>
+      </w:r>
+      <w:proofErr w:type="gramStart"/>
+      <w:r>
+        <w:rPr>
+          <w:rFonts w:ascii="宋体" w:eastAsia="宋体" w:hAnsi="宋体" w:hint="eastAsia"/>
+          <w:sz w:val="32"/>
+          <w:szCs w:val="32"/>
+        </w:rPr>
+        <w:t>飕</w:t>
+      </w:r>
+      <w:proofErr w:type="gramEnd"/>
+      <w:r>
+        <w:rPr>
+          <w:rFonts w:ascii="宋体" w:eastAsia="宋体" w:hAnsi="宋体" w:hint="eastAsia"/>
+          <w:sz w:val="32"/>
+          <w:szCs w:val="32"/>
+        </w:rPr>
+        <w:t>遛</w:t>
+      </w:r>
+      <w:proofErr w:type="gramStart"/>
+      <w:r>
+        <w:rPr>
+          <w:rFonts w:ascii="宋体" w:eastAsia="宋体" w:hAnsi="宋体" w:hint="eastAsia"/>
+          <w:sz w:val="32"/>
+          <w:szCs w:val="32"/>
+        </w:rPr>
+        <w:t>馐鹑</w:t>
+      </w:r>
+      <w:proofErr w:type="gramEnd"/>
+      <w:r>
+        <w:rPr>
+          <w:rFonts w:ascii="宋体" w:eastAsia="宋体" w:hAnsi="宋体" w:hint="eastAsia"/>
+          <w:sz w:val="32"/>
+          <w:szCs w:val="32"/>
+        </w:rPr>
+        <w:t>亶</w:t>
+      </w:r>
+      <w:proofErr w:type="gramStart"/>
+      <w:r>
+        <w:rPr>
+          <w:rFonts w:ascii="宋体" w:eastAsia="宋体" w:hAnsi="宋体" w:hint="eastAsia"/>
+          <w:sz w:val="32"/>
+          <w:szCs w:val="32"/>
+        </w:rPr>
+        <w:t>瘃痱痼痿瘐</w:t>
+      </w:r>
+      <w:proofErr w:type="gramEnd"/>
+      <w:r>
+        <w:rPr>
+          <w:rFonts w:ascii="宋体" w:eastAsia="宋体" w:hAnsi="宋体" w:hint="eastAsia"/>
+          <w:sz w:val="32"/>
+          <w:szCs w:val="32"/>
+        </w:rPr>
+        <w:t>瘆</w:t>
+      </w:r>
+      <w:proofErr w:type="gramStart"/>
+      <w:r>
+        <w:rPr>
+          <w:rFonts w:ascii="宋体" w:eastAsia="宋体" w:hAnsi="宋体" w:hint="eastAsia"/>
+          <w:sz w:val="32"/>
+          <w:szCs w:val="32"/>
+        </w:rPr>
+        <w:t>麂歆旒阗</w:t>
+      </w:r>
+      <w:proofErr w:type="gramEnd"/>
+      <w:r>
+        <w:rPr>
+          <w:rFonts w:ascii="宋体" w:eastAsia="宋体" w:hAnsi="宋体" w:hint="eastAsia"/>
+          <w:sz w:val="32"/>
+          <w:szCs w:val="32"/>
+        </w:rPr>
+        <w:t>阙羧</w:t>
+      </w:r>
+      <w:proofErr w:type="gramStart"/>
+      <w:r>
+        <w:rPr>
+          <w:rFonts w:ascii="宋体" w:eastAsia="宋体" w:hAnsi="宋体" w:hint="eastAsia"/>
+          <w:sz w:val="32"/>
+          <w:szCs w:val="32"/>
+        </w:rPr>
+        <w:t>粳猷煳煜</w:t>
+      </w:r>
+      <w:proofErr w:type="gramEnd"/>
+      <w:r>
+        <w:rPr>
+          <w:rFonts w:ascii="宋体" w:eastAsia="宋体" w:hAnsi="宋体" w:hint="eastAsia"/>
+          <w:sz w:val="32"/>
+          <w:szCs w:val="32"/>
+        </w:rPr>
+        <w:t>煨煅</w:t>
+      </w:r>
+      <w:proofErr w:type="gramStart"/>
+      <w:r>
+        <w:rPr>
+          <w:rFonts w:ascii="宋体" w:eastAsia="宋体" w:hAnsi="宋体" w:hint="eastAsia"/>
+          <w:sz w:val="32"/>
+          <w:szCs w:val="32"/>
+        </w:rPr>
+        <w:t>煊</w:t>
+      </w:r>
+      <w:proofErr w:type="gramEnd"/>
+      <w:r>
+        <w:rPr>
+          <w:rFonts w:ascii="宋体" w:eastAsia="宋体" w:hAnsi="宋体" w:hint="eastAsia"/>
+          <w:sz w:val="32"/>
+          <w:szCs w:val="32"/>
+        </w:rPr>
+        <w:t>煸煺溱溘漭滢溥溧溽裟溻溷滫溴滏滃滦溏滂滓溟滪愫慑慊鲎骞窦窠窣裱褚裾裰禊谪媾嫫媲嫔缙缜缛辔骝缟缡缣骟耥瑶瑭觏慝嫠韬髦摽墁撂摞撄翥踅摭墉墒榖綦蔫蔷靺靼鞅靿甍蔸蔟蔺戬蕖蔻蓿鹕蓼榛榧榭槔榱槁槟槠榷僰酽酶厮碡碣碲磋臧殡霆辕蜚裴翡龇龈睿䁖睽嘞嘈嘌嘁嘎暝踌踉蜞蜮蝈蜱蜩蜷蜿螂蜢嘘嘡鹗嘣嘤嘚嗾嘧罴罱幔嶂幛赙罂骷骶鹘锲锴锶锷锸锵镁镂犒箐箦箧箍箸箬箅箪箔箜箢箓儆僳僭劁僮魆睾艋鄱膈膑鲑鲔鲚鲛鲟獐雒夤馑銮麽瘌瘊瘘瘙廖膂阚鄯鲞粿粼粽糁鹚熘熥潢漕滹漯漶潋潴漪漉漳漩澉潍慵搴窨綮谮褡褙褓褛褊谯谰屣鹛嫣嫱嫖嫦嫚嫘嫡鼐瞀骠缥缦缧缨骢耦耧瑾璜璀璎璁</w:t>
       </w:r>
       <w:r>
         <w:rPr>
@@ -265,7 +477,7 @@
           <w:szCs w:val="32"/>
         </w:rPr>
         <w:lastRenderedPageBreak/>
-        <w:t>漩澉潍慵搴窨綮谮褡褙褓褛褊谯谰屣鹛嫣嫱嫖嫦嫚嫘嫡鼐瞀骠缥缦缧缨骢耦耧瑾璜璀璎璁撷赭撸鋆撙撺墀聩鞑蕙鞒蕈蕞蕺瞢蕲赜槿樯槭樗槲醌醅魇餍磔磙霈辘龉瞌瞋瞑嘭噶颙踝踟踒踮踯踺踞蝽蝾蝻蝰蝮螋蝓蝣蝼噗嘬颚噍噙噜噔颛幡嶙嶝骺骼镊镉镌镏镓镔箴篑篌篆牖儋磐虢鹞膘鲠鲡鲢鲣鲥鲧鲩獠馓馔麾廛瘛瘼</w:t>
+        <w:t>撷赭撸鋆撙撺墀聩鞑蕙鞒蕈蕞蕺瞢蕲赜槿樯槭樗槲醌醅魇餍磔磙霈辘龉瞌瞋瞑嘭噶颙踝踟踒踮踯踺踞蝽蝾蝻蝰蝮螋蝓蝣蝼噗嘬颚噍噙噜噔颛幡嶙嶝骺骼镊镉镌镏镓镔箴篑篌篆牖儋磐虢鹞膘鲠鲡鲢鲣鲥鲧鲩獠馓馔麾廛瘛瘼</w:t>
       </w:r>
     </w:p>
     <w:p>

--- a/help/部分余部副码顺序.docx
+++ b/help/部分余部副码顺序.docx
@@ -16,7 +16,16 @@
           <w:sz w:val="32"/>
           <w:szCs w:val="32"/>
         </w:rPr>
-        <w:t>副(末位为声)：畐t</w:t>
+        <w:t>副(末位为声)：畐</w:t>
+      </w:r>
+      <w:proofErr w:type="spellStart"/>
+      <w:r>
+        <w:rPr>
+          <w:rFonts w:ascii="宋体" w:eastAsia="宋体" w:hAnsi="宋体" w:hint="eastAsia"/>
+          <w:sz w:val="32"/>
+          <w:szCs w:val="32"/>
+        </w:rPr>
+        <w:t>t</w:t>
       </w:r>
       <w:r>
         <w:rPr>
@@ -32,7 +41,25 @@
           <w:sz w:val="32"/>
           <w:szCs w:val="32"/>
         </w:rPr>
-        <w:t>f 喜k</w:t>
+        <w:t>f</w:t>
+      </w:r>
+      <w:proofErr w:type="spellEnd"/>
+      <w:r>
+        <w:rPr>
+          <w:rFonts w:ascii="宋体" w:eastAsia="宋体" w:hAnsi="宋体" w:hint="eastAsia"/>
+          <w:sz w:val="32"/>
+          <w:szCs w:val="32"/>
+        </w:rPr>
+        <w:t xml:space="preserve"> 喜</w:t>
+      </w:r>
+      <w:proofErr w:type="spellStart"/>
+      <w:r>
+        <w:rPr>
+          <w:rFonts w:ascii="宋体" w:eastAsia="宋体" w:hAnsi="宋体" w:hint="eastAsia"/>
+          <w:sz w:val="32"/>
+          <w:szCs w:val="32"/>
+        </w:rPr>
+        <w:t>k</w:t>
       </w:r>
       <w:r>
         <w:rPr>
@@ -48,7 +75,52 @@
           <w:sz w:val="32"/>
           <w:szCs w:val="32"/>
         </w:rPr>
-        <w:t xml:space="preserve">djx 壹udky 皇wbh </w:t>
+        <w:t>djx</w:t>
+      </w:r>
+      <w:proofErr w:type="spellEnd"/>
+      <w:r>
+        <w:rPr>
+          <w:rFonts w:ascii="宋体" w:eastAsia="宋体" w:hAnsi="宋体" w:hint="eastAsia"/>
+          <w:sz w:val="32"/>
+          <w:szCs w:val="32"/>
+        </w:rPr>
+        <w:t xml:space="preserve"> 壹</w:t>
+      </w:r>
+      <w:proofErr w:type="spellStart"/>
+      <w:r>
+        <w:rPr>
+          <w:rFonts w:ascii="宋体" w:eastAsia="宋体" w:hAnsi="宋体" w:hint="eastAsia"/>
+          <w:sz w:val="32"/>
+          <w:szCs w:val="32"/>
+        </w:rPr>
+        <w:t>udky</w:t>
+      </w:r>
+      <w:proofErr w:type="spellEnd"/>
+      <w:r>
+        <w:rPr>
+          <w:rFonts w:ascii="宋体" w:eastAsia="宋体" w:hAnsi="宋体" w:hint="eastAsia"/>
+          <w:sz w:val="32"/>
+          <w:szCs w:val="32"/>
+        </w:rPr>
+        <w:t xml:space="preserve"> 皇</w:t>
+      </w:r>
+      <w:proofErr w:type="spellStart"/>
+      <w:r>
+        <w:rPr>
+          <w:rFonts w:ascii="宋体" w:eastAsia="宋体" w:hAnsi="宋体" w:hint="eastAsia"/>
+          <w:sz w:val="32"/>
+          <w:szCs w:val="32"/>
+        </w:rPr>
+        <w:t>wbh</w:t>
+      </w:r>
+      <w:proofErr w:type="spellEnd"/>
+      <w:r>
+        <w:rPr>
+          <w:rFonts w:ascii="宋体" w:eastAsia="宋体" w:hAnsi="宋体" w:hint="eastAsia"/>
+          <w:sz w:val="32"/>
+          <w:szCs w:val="32"/>
+        </w:rPr>
+        <w:t xml:space="preserve"> </w:t>
       </w:r>
       <w:proofErr w:type="gramStart"/>
       <w:r>
@@ -59,6 +131,7 @@
         </w:rPr>
         <w:t>尞</w:t>
       </w:r>
+      <w:proofErr w:type="spellStart"/>
       <w:proofErr w:type="gramEnd"/>
       <w:r>
         <w:rPr>
@@ -66,7 +139,16 @@
           <w:sz w:val="32"/>
           <w:szCs w:val="32"/>
         </w:rPr>
-        <w:t>xudrl⿱</w:t>
+        <w:t>xudrl</w:t>
+      </w:r>
+      <w:proofErr w:type="spellEnd"/>
+      <w:r>
+        <w:rPr>
+          <w:rFonts w:ascii="宋体" w:eastAsia="宋体" w:hAnsi="宋体" w:hint="eastAsia"/>
+          <w:sz w:val="32"/>
+          <w:szCs w:val="32"/>
+        </w:rPr>
+        <w:t>⿱</w:t>
       </w:r>
       <w:r>
         <w:rPr>
@@ -85,6 +167,7 @@
         </w:rPr>
         <w:t>巾</w:t>
       </w:r>
+      <w:proofErr w:type="spellStart"/>
       <w:proofErr w:type="gramEnd"/>
       <w:r>
         <w:rPr>
@@ -92,7 +175,16 @@
           <w:sz w:val="32"/>
           <w:szCs w:val="32"/>
         </w:rPr>
-        <w:t xml:space="preserve">jru 西k(y)x </w:t>
+        <w:t>jru</w:t>
+      </w:r>
+      <w:proofErr w:type="spellEnd"/>
+      <w:r>
+        <w:rPr>
+          <w:rFonts w:ascii="宋体" w:eastAsia="宋体" w:hAnsi="宋体" w:hint="eastAsia"/>
+          <w:sz w:val="32"/>
+          <w:szCs w:val="32"/>
+        </w:rPr>
+        <w:t xml:space="preserve"> 西k(y)x </w:t>
       </w:r>
       <w:proofErr w:type="gramStart"/>
       <w:r>
@@ -103,6 +195,7 @@
         </w:rPr>
         <w:t>敖</w:t>
       </w:r>
+      <w:proofErr w:type="spellStart"/>
       <w:proofErr w:type="gramEnd"/>
       <w:r>
         <w:rPr>
@@ -110,7 +203,16 @@
           <w:sz w:val="32"/>
           <w:szCs w:val="32"/>
         </w:rPr>
-        <w:t xml:space="preserve">uqo </w:t>
+        <w:t>uqo</w:t>
+      </w:r>
+      <w:proofErr w:type="spellEnd"/>
+      <w:r>
+        <w:rPr>
+          <w:rFonts w:ascii="宋体" w:eastAsia="宋体" w:hAnsi="宋体" w:hint="eastAsia"/>
+          <w:sz w:val="32"/>
+          <w:szCs w:val="32"/>
+        </w:rPr>
+        <w:t xml:space="preserve"> </w:t>
       </w:r>
       <w:proofErr w:type="gramStart"/>
       <w:r>
@@ -121,6 +223,7 @@
         </w:rPr>
         <w:t>咅</w:t>
       </w:r>
+      <w:proofErr w:type="spellStart"/>
       <w:proofErr w:type="gramEnd"/>
       <w:r>
         <w:rPr>
@@ -144,7 +247,34 @@
           <w:sz w:val="32"/>
           <w:szCs w:val="32"/>
         </w:rPr>
-        <w:t>dt 疌zksvj 龹(</w:t>
+        <w:t>dt</w:t>
+      </w:r>
+      <w:proofErr w:type="spellEnd"/>
+      <w:r>
+        <w:rPr>
+          <w:rFonts w:ascii="宋体" w:eastAsia="宋体" w:hAnsi="宋体" w:hint="eastAsia"/>
+          <w:sz w:val="32"/>
+          <w:szCs w:val="32"/>
+        </w:rPr>
+        <w:t xml:space="preserve"> 疌</w:t>
+      </w:r>
+      <w:proofErr w:type="spellStart"/>
+      <w:r>
+        <w:rPr>
+          <w:rFonts w:ascii="宋体" w:eastAsia="宋体" w:hAnsi="宋体" w:hint="eastAsia"/>
+          <w:sz w:val="32"/>
+          <w:szCs w:val="32"/>
+        </w:rPr>
+        <w:t>zksvj</w:t>
+      </w:r>
+      <w:proofErr w:type="spellEnd"/>
+      <w:r>
+        <w:rPr>
+          <w:rFonts w:ascii="宋体" w:eastAsia="宋体" w:hAnsi="宋体" w:hint="eastAsia"/>
+          <w:sz w:val="32"/>
+          <w:szCs w:val="32"/>
+        </w:rPr>
+        <w:t xml:space="preserve"> 龹(</w:t>
       </w:r>
       <w:r>
         <w:rPr>
@@ -160,8 +290,18 @@
           <w:sz w:val="32"/>
           <w:szCs w:val="32"/>
         </w:rPr>
-        <w:t>) dmcorj</w:t>
-      </w:r>
+        <w:t xml:space="preserve">) </w:t>
+      </w:r>
+      <w:proofErr w:type="spellStart"/>
+      <w:r>
+        <w:rPr>
+          <w:rFonts w:ascii="宋体" w:eastAsia="宋体" w:hAnsi="宋体" w:hint="eastAsia"/>
+          <w:sz w:val="32"/>
+          <w:szCs w:val="32"/>
+        </w:rPr>
+        <w:t>dmcorj</w:t>
+      </w:r>
+      <w:proofErr w:type="spellEnd"/>
     </w:p>
     <w:p>
       <w:pPr>
@@ -211,8 +351,72 @@
           <w:sz w:val="32"/>
           <w:szCs w:val="32"/>
         </w:rPr>
-        <w:t>=r. rf yi2bu, yi2bu=r. i. bi ui i. md vi(b)→rc</w:t>
-      </w:r>
+        <w:t xml:space="preserve">=r. rf yi2bu, yi2bu=r. </w:t>
+      </w:r>
+      <w:proofErr w:type="spellStart"/>
+      <w:r>
+        <w:rPr>
+          <w:rFonts w:ascii="宋体" w:eastAsia="宋体" w:hAnsi="宋体" w:hint="eastAsia"/>
+          <w:sz w:val="32"/>
+          <w:szCs w:val="32"/>
+        </w:rPr>
+        <w:t>i</w:t>
+      </w:r>
+      <w:proofErr w:type="spellEnd"/>
+      <w:r>
+        <w:rPr>
+          <w:rFonts w:ascii="宋体" w:eastAsia="宋体" w:hAnsi="宋体" w:hint="eastAsia"/>
+          <w:sz w:val="32"/>
+          <w:szCs w:val="32"/>
+        </w:rPr>
+        <w:t xml:space="preserve">. bi </w:t>
+      </w:r>
+      <w:proofErr w:type="spellStart"/>
+      <w:r>
+        <w:rPr>
+          <w:rFonts w:ascii="宋体" w:eastAsia="宋体" w:hAnsi="宋体" w:hint="eastAsia"/>
+          <w:sz w:val="32"/>
+          <w:szCs w:val="32"/>
+        </w:rPr>
+        <w:t>ui</w:t>
+      </w:r>
+      <w:proofErr w:type="spellEnd"/>
+      <w:r>
+        <w:rPr>
+          <w:rFonts w:ascii="宋体" w:eastAsia="宋体" w:hAnsi="宋体" w:hint="eastAsia"/>
+          <w:sz w:val="32"/>
+          <w:szCs w:val="32"/>
+        </w:rPr>
+        <w:t xml:space="preserve"> </w:t>
+      </w:r>
+      <w:proofErr w:type="spellStart"/>
+      <w:r>
+        <w:rPr>
+          <w:rFonts w:ascii="宋体" w:eastAsia="宋体" w:hAnsi="宋体" w:hint="eastAsia"/>
+          <w:sz w:val="32"/>
+          <w:szCs w:val="32"/>
+        </w:rPr>
+        <w:t>i</w:t>
+      </w:r>
+      <w:proofErr w:type="spellEnd"/>
+      <w:r>
+        <w:rPr>
+          <w:rFonts w:ascii="宋体" w:eastAsia="宋体" w:hAnsi="宋体" w:hint="eastAsia"/>
+          <w:sz w:val="32"/>
+          <w:szCs w:val="32"/>
+        </w:rPr>
+        <w:t>. md vi(b)→</w:t>
+      </w:r>
+      <w:proofErr w:type="spellStart"/>
+      <w:r>
+        <w:rPr>
+          <w:rFonts w:ascii="宋体" w:eastAsia="宋体" w:hAnsi="宋体" w:hint="eastAsia"/>
+          <w:sz w:val="32"/>
+          <w:szCs w:val="32"/>
+        </w:rPr>
+        <w:t>rc</w:t>
+      </w:r>
+      <w:proofErr w:type="spellEnd"/>
     </w:p>
     <w:p>
       <w:pPr>
@@ -238,7 +442,25 @@
           <w:sz w:val="32"/>
           <w:szCs w:val="32"/>
         </w:rPr>
-        <w:t>=r. ri qm4d, qm4d=r. dk rf→rf</w:t>
+        <w:t xml:space="preserve">=r. </w:t>
+      </w:r>
+      <w:proofErr w:type="spellStart"/>
+      <w:r>
+        <w:rPr>
+          <w:rFonts w:ascii="宋体" w:eastAsia="宋体" w:hAnsi="宋体" w:hint="eastAsia"/>
+          <w:sz w:val="32"/>
+          <w:szCs w:val="32"/>
+        </w:rPr>
+        <w:t>ri</w:t>
+      </w:r>
+      <w:proofErr w:type="spellEnd"/>
+      <w:r>
+        <w:rPr>
+          <w:rFonts w:ascii="宋体" w:eastAsia="宋体" w:hAnsi="宋体" w:hint="eastAsia"/>
+          <w:sz w:val="32"/>
+          <w:szCs w:val="32"/>
+        </w:rPr>
+        <w:t xml:space="preserve"> qm4d, qm4d=r. dk rf→rf</w:t>
       </w:r>
     </w:p>
     <w:p>
@@ -263,8 +485,45 @@
           <w:sz w:val="32"/>
           <w:szCs w:val="32"/>
         </w:rPr>
-        <w:t>=r. rb yi1u, yi1u=ii. uh dp du, du=iii. ah kb dm ah→</w:t>
-      </w:r>
+        <w:t xml:space="preserve">=r. </w:t>
+      </w:r>
+      <w:proofErr w:type="spellStart"/>
+      <w:r>
+        <w:rPr>
+          <w:rFonts w:ascii="宋体" w:eastAsia="宋体" w:hAnsi="宋体" w:hint="eastAsia"/>
+          <w:sz w:val="32"/>
+          <w:szCs w:val="32"/>
+        </w:rPr>
+        <w:t>rb</w:t>
+      </w:r>
+      <w:proofErr w:type="spellEnd"/>
+      <w:r>
+        <w:rPr>
+          <w:rFonts w:ascii="宋体" w:eastAsia="宋体" w:hAnsi="宋体" w:hint="eastAsia"/>
+          <w:sz w:val="32"/>
+          <w:szCs w:val="32"/>
+        </w:rPr>
+        <w:t xml:space="preserve"> yi1u, yi1u=ii. uh </w:t>
+      </w:r>
+      <w:proofErr w:type="spellStart"/>
+      <w:r>
+        <w:rPr>
+          <w:rFonts w:ascii="宋体" w:eastAsia="宋体" w:hAnsi="宋体" w:hint="eastAsia"/>
+          <w:sz w:val="32"/>
+          <w:szCs w:val="32"/>
+        </w:rPr>
+        <w:t>dp</w:t>
+      </w:r>
+      <w:proofErr w:type="spellEnd"/>
+      <w:r>
+        <w:rPr>
+          <w:rFonts w:ascii="宋体" w:eastAsia="宋体" w:hAnsi="宋体" w:hint="eastAsia"/>
+          <w:sz w:val="32"/>
+          <w:szCs w:val="32"/>
+        </w:rPr>
+        <w:t xml:space="preserve"> du, du=iii. ah kb dm ah→</w:t>
+      </w:r>
+      <w:proofErr w:type="spellStart"/>
       <w:r>
         <w:rPr>
           <w:rFonts w:ascii="宋体" w:eastAsia="宋体" w:hAnsi="宋体" w:hint="eastAsia"/>
@@ -273,6 +532,7 @@
         </w:rPr>
         <w:t>rg</w:t>
       </w:r>
+      <w:proofErr w:type="spellEnd"/>
     </w:p>
     <w:p>
       <w:pPr>
@@ -315,7 +575,7 @@
           <w:sz w:val="32"/>
           <w:szCs w:val="32"/>
         </w:rPr>
-        <w:t>鲆鲇</w:t>
+        <w:t>溱溘漭滢溥溧溽裟溻溷滫</w:t>
       </w:r>
       <w:proofErr w:type="gramEnd"/>
       <w:r>
@@ -324,7 +584,7 @@
           <w:sz w:val="32"/>
           <w:szCs w:val="32"/>
         </w:rPr>
-        <w:t>鲈</w:t>
+        <w:t>溴</w:t>
       </w:r>
       <w:proofErr w:type="gramStart"/>
       <w:r>
@@ -333,7 +593,7 @@
           <w:sz w:val="32"/>
           <w:szCs w:val="32"/>
         </w:rPr>
-        <w:t>稣鲋鲐</w:t>
+        <w:t>滏滃滦溏滂滓溟滪愫慑慊鲎骞</w:t>
       </w:r>
       <w:proofErr w:type="gramEnd"/>
       <w:r>
@@ -342,7 +602,7 @@
           <w:sz w:val="32"/>
           <w:szCs w:val="32"/>
         </w:rPr>
-        <w:t>鹐</w:t>
+        <w:t>窦</w:t>
       </w:r>
       <w:proofErr w:type="gramStart"/>
       <w:r>
@@ -351,7 +611,7 @@
           <w:sz w:val="32"/>
           <w:szCs w:val="32"/>
         </w:rPr>
-        <w:t>飕</w:t>
+        <w:t>窠</w:t>
       </w:r>
       <w:proofErr w:type="gramEnd"/>
       <w:r>
@@ -360,7 +620,7 @@
           <w:sz w:val="32"/>
           <w:szCs w:val="32"/>
         </w:rPr>
-        <w:t>遛</w:t>
+        <w:t>窣裱</w:t>
       </w:r>
       <w:proofErr w:type="gramStart"/>
       <w:r>
@@ -369,7 +629,7 @@
           <w:sz w:val="32"/>
           <w:szCs w:val="32"/>
         </w:rPr>
-        <w:t>馐鹑</w:t>
+        <w:t>褚裾裰禊谪媾嫫</w:t>
       </w:r>
       <w:proofErr w:type="gramEnd"/>
       <w:r>
@@ -378,79 +638,7 @@
           <w:sz w:val="32"/>
           <w:szCs w:val="32"/>
         </w:rPr>
-        <w:t>亶</w:t>
-      </w:r>
-      <w:proofErr w:type="gramStart"/>
-      <w:r>
-        <w:rPr>
-          <w:rFonts w:ascii="宋体" w:eastAsia="宋体" w:hAnsi="宋体" w:hint="eastAsia"/>
-          <w:sz w:val="32"/>
-          <w:szCs w:val="32"/>
-        </w:rPr>
-        <w:t>瘃痱痼痿瘐</w:t>
-      </w:r>
-      <w:proofErr w:type="gramEnd"/>
-      <w:r>
-        <w:rPr>
-          <w:rFonts w:ascii="宋体" w:eastAsia="宋体" w:hAnsi="宋体" w:hint="eastAsia"/>
-          <w:sz w:val="32"/>
-          <w:szCs w:val="32"/>
-        </w:rPr>
-        <w:t>瘆</w:t>
-      </w:r>
-      <w:proofErr w:type="gramStart"/>
-      <w:r>
-        <w:rPr>
-          <w:rFonts w:ascii="宋体" w:eastAsia="宋体" w:hAnsi="宋体" w:hint="eastAsia"/>
-          <w:sz w:val="32"/>
-          <w:szCs w:val="32"/>
-        </w:rPr>
-        <w:t>麂歆旒阗</w:t>
-      </w:r>
-      <w:proofErr w:type="gramEnd"/>
-      <w:r>
-        <w:rPr>
-          <w:rFonts w:ascii="宋体" w:eastAsia="宋体" w:hAnsi="宋体" w:hint="eastAsia"/>
-          <w:sz w:val="32"/>
-          <w:szCs w:val="32"/>
-        </w:rPr>
-        <w:t>阙羧</w:t>
-      </w:r>
-      <w:proofErr w:type="gramStart"/>
-      <w:r>
-        <w:rPr>
-          <w:rFonts w:ascii="宋体" w:eastAsia="宋体" w:hAnsi="宋体" w:hint="eastAsia"/>
-          <w:sz w:val="32"/>
-          <w:szCs w:val="32"/>
-        </w:rPr>
-        <w:t>粳猷煳煜</w:t>
-      </w:r>
-      <w:proofErr w:type="gramEnd"/>
-      <w:r>
-        <w:rPr>
-          <w:rFonts w:ascii="宋体" w:eastAsia="宋体" w:hAnsi="宋体" w:hint="eastAsia"/>
-          <w:sz w:val="32"/>
-          <w:szCs w:val="32"/>
-        </w:rPr>
-        <w:t>煨煅</w:t>
-      </w:r>
-      <w:proofErr w:type="gramStart"/>
-      <w:r>
-        <w:rPr>
-          <w:rFonts w:ascii="宋体" w:eastAsia="宋体" w:hAnsi="宋体" w:hint="eastAsia"/>
-          <w:sz w:val="32"/>
-          <w:szCs w:val="32"/>
-        </w:rPr>
-        <w:t>煊煸煺溱溘漭滢溥溧溽裟</w:t>
-      </w:r>
-      <w:proofErr w:type="gramEnd"/>
-      <w:r>
-        <w:rPr>
-          <w:rFonts w:ascii="宋体" w:eastAsia="宋体" w:hAnsi="宋体" w:hint="eastAsia"/>
-          <w:sz w:val="32"/>
-          <w:szCs w:val="32"/>
-        </w:rPr>
-        <w:t>溻溷滫溴滏滃滦溏滂滓溟滪愫慑慊鲎骞窦窠窣裱褚裾裰禊谪媾嫫媲嫔缙缜缛辔骝缟缡缣骟耥瑶瑭觏慝嫠韬髦摽墁撂摞撄翥踅摭墉墒榖綦蔫蔷靺靼鞅靿甍蔸蔟蔺戬蕖蔻蓿鹕蓼榛榧榭槔榱槁槟槠榷僰酽酶厮碡碣碲磋臧殡霆辕蜚裴翡龇龈睿䁖睽嘞嘈嘌嘁嘎暝踌踉蜞蜮蝈蜱蜩蜷蜿螂蜢嘘嘡鹗嘣嘤嘚嗾嘧罴罱幔嶂幛赙罂骷骶鹘锲锴锶锷锸锵镁镂犒箐箦箧箍箸箬箅箪箔箜箢箓儆僳僭劁僮魆睾艋鄱膈膑鲑鲔鲚鲛鲟獐雒夤馑銮麽瘌瘊瘘瘙廖膂阚鄯鲞粿粼粽糁鹚熘熥潢漕滹漯漶潋潴漪漉漳漩澉潍慵搴窨綮谮褡褙褓褛褊谯谰屣鹛嫣嫱嫖嫦嫚嫘嫡鼐瞀骠缥缦缧缨骢耦耧瑾璜璀璎璁撷赭撸鋆撙撺墀聩鞑蕙鞒蕈</w:t>
+        <w:t>媲嫔缙缜缛辔骝缟缡缣骟耥瑶瑭觏慝嫠韬髦摽墁撂摞撄翥踅摭墉墒榖綦蔫蔷靺靼鞅靿甍蔸蔟蔺戬蕖蔻蓿鹕蓼榛榧榭槔榱槁槟槠榷僰酽酶厮碡碣碲磋臧殡霆辕蜚裴翡龇龈睿䁖睽嘞嘈嘌嘁嘎暝踌踉蜞蜮蝈蜱蜩蜷蜿螂蜢嘘嘡鹗嘣嘤嘚嗾嘧罴罱幔嶂幛赙罂骷骶鹘锲锴锶锷锸锵镁镂犒箐箦箧箍箸箬箅箪箔箜箢箓儆僳僭劁僮魆睾艋鄱膈膑鲑鲔鲚鲛鲟獐雒夤馑銮麽瘌瘊瘘瘙廖膂阚鄯鲞粿粼粽糁鹚熘熥潢漕滹漯漶潋潴漪漉漳漩澉潍慵搴窨綮谮褡褙褓褛褊谯谰屣鹛嫣嫱嫖嫦嫚嫘嫡鼐瞀骠缥缦缧缨骢耦耧瑾璜璀璎璁撷赭撸鋆撙撺墀聩鞑蕙鞒蕈蕞蕺瞢蕲赜槿樯槭樗槲醌醅魇餍磔磙霈辘龉瞌瞋瞑嘭噶颙踝踟踒踮踯踺踞蝽</w:t>
       </w:r>
       <w:r>
         <w:rPr>
@@ -459,7 +647,7 @@
           <w:szCs w:val="32"/>
         </w:rPr>
         <w:lastRenderedPageBreak/>
-        <w:t>蕞蕺瞢蕲赜槿樯槭樗槲醌醅魇餍磔磙霈辘龉瞌瞋瞑嘭噶颙踝踟踒踮踯踺踞蝽蝾蝻蝰蝮螋蝓蝣蝼噗嘬颚噍噙噜噔颛幡嶙嶝骺骼镊镉镌镏镓镔箴篑篌篆牖儋磐虢鹞膘鲠鲡鲢鲣鲥鲧鲩獠馓馔麾廛瘛瘼</w:t>
+        <w:t>蝾蝻蝰蝮螋蝓蝣蝼噗嘬颚噍噙噜噔颛幡嶙嶝骺骼镊镉镌镏镓镔箴篑篌篆牖儋磐虢鹞膘鲠鲡鲢鲣鲥鲧鲩獠馓馔麾廛瘛瘼</w:t>
       </w:r>
     </w:p>
     <w:p>

--- a/help/部分余部副码顺序.docx
+++ b/help/部分余部副码顺序.docx
@@ -303,7 +303,7 @@
     <w:p>
       <w:pPr>
         <w:rPr>
-          <w:rFonts w:ascii="宋体" w:eastAsia="宋体" w:hAnsi="宋体"/>
+          <w:rFonts w:ascii="宋体" w:eastAsia="宋体" w:hAnsi="宋体" w:hint="eastAsia"/>
           <w:sz w:val="32"/>
           <w:szCs w:val="32"/>
         </w:rPr>
@@ -315,7 +315,7 @@
           <w:sz w:val="32"/>
           <w:szCs w:val="32"/>
         </w:rPr>
-        <w:t>缡缣骟耥</w:t>
+        <w:t>髦摽墁</w:t>
       </w:r>
       <w:proofErr w:type="gramEnd"/>
       <w:r>
@@ -324,7 +324,7 @@
           <w:sz w:val="32"/>
           <w:szCs w:val="32"/>
         </w:rPr>
-        <w:t>瑶</w:t>
+        <w:t>摞</w:t>
       </w:r>
       <w:proofErr w:type="gramStart"/>
       <w:r>
@@ -333,7 +333,7 @@
           <w:sz w:val="32"/>
           <w:szCs w:val="32"/>
         </w:rPr>
-        <w:t>瑭觏慝嫠韬髦摽墁</w:t>
+        <w:t>撄翥</w:t>
       </w:r>
       <w:proofErr w:type="gramEnd"/>
       <w:r>
@@ -342,7 +342,7 @@
           <w:sz w:val="32"/>
           <w:szCs w:val="32"/>
         </w:rPr>
-        <w:t>撂摞</w:t>
+        <w:t>踅</w:t>
       </w:r>
       <w:proofErr w:type="gramStart"/>
       <w:r>
@@ -351,7 +351,7 @@
           <w:sz w:val="32"/>
           <w:szCs w:val="32"/>
         </w:rPr>
-        <w:t>撄翥</w:t>
+        <w:t>摭墉墒</w:t>
       </w:r>
       <w:proofErr w:type="gramEnd"/>
       <w:r>
@@ -360,7 +360,7 @@
           <w:sz w:val="32"/>
           <w:szCs w:val="32"/>
         </w:rPr>
-        <w:t>踅</w:t>
+        <w:t>榖</w:t>
       </w:r>
       <w:proofErr w:type="gramStart"/>
       <w:r>
@@ -369,7 +369,7 @@
           <w:sz w:val="32"/>
           <w:szCs w:val="32"/>
         </w:rPr>
-        <w:t>摭墉墒</w:t>
+        <w:t>綦</w:t>
       </w:r>
       <w:proofErr w:type="gramEnd"/>
       <w:r>
@@ -378,7 +378,7 @@
           <w:sz w:val="32"/>
           <w:szCs w:val="32"/>
         </w:rPr>
-        <w:t>榖</w:t>
+        <w:t>蔫</w:t>
       </w:r>
       <w:proofErr w:type="gramStart"/>
       <w:r>
@@ -387,7 +387,7 @@
           <w:sz w:val="32"/>
           <w:szCs w:val="32"/>
         </w:rPr>
-        <w:t>綦</w:t>
+        <w:t>蔷</w:t>
       </w:r>
       <w:proofErr w:type="gramEnd"/>
       <w:r>
@@ -396,7 +396,7 @@
           <w:sz w:val="32"/>
           <w:szCs w:val="32"/>
         </w:rPr>
-        <w:t>蔫</w:t>
+        <w:t>靺</w:t>
       </w:r>
       <w:proofErr w:type="gramStart"/>
       <w:r>
@@ -405,7 +405,7 @@
           <w:sz w:val="32"/>
           <w:szCs w:val="32"/>
         </w:rPr>
-        <w:t>蔷</w:t>
+        <w:t>靼鞅</w:t>
       </w:r>
       <w:proofErr w:type="gramEnd"/>
       <w:r>
@@ -414,7 +414,7 @@
           <w:sz w:val="32"/>
           <w:szCs w:val="32"/>
         </w:rPr>
-        <w:t>靺</w:t>
+        <w:t>靿</w:t>
       </w:r>
       <w:proofErr w:type="gramStart"/>
       <w:r>
@@ -423,7 +423,7 @@
           <w:sz w:val="32"/>
           <w:szCs w:val="32"/>
         </w:rPr>
-        <w:t>靼鞅</w:t>
+        <w:t>甍蔸蔟</w:t>
       </w:r>
       <w:proofErr w:type="gramEnd"/>
       <w:r>
@@ -432,7 +432,7 @@
           <w:sz w:val="32"/>
           <w:szCs w:val="32"/>
         </w:rPr>
-        <w:t>靿</w:t>
+        <w:t>蔺戬蕖</w:t>
       </w:r>
       <w:proofErr w:type="gramStart"/>
       <w:r>
@@ -441,7 +441,7 @@
           <w:sz w:val="32"/>
           <w:szCs w:val="32"/>
         </w:rPr>
-        <w:t>甍蔸蔟</w:t>
+        <w:t>蔻蓿鹕蓼榛榧榭榱槁槟槠榷</w:t>
       </w:r>
       <w:proofErr w:type="gramEnd"/>
       <w:r>
@@ -450,7 +450,7 @@
           <w:sz w:val="32"/>
           <w:szCs w:val="32"/>
         </w:rPr>
-        <w:t>蔺戬蕖</w:t>
+        <w:t>僰</w:t>
       </w:r>
       <w:proofErr w:type="gramStart"/>
       <w:r>
@@ -459,7 +459,7 @@
           <w:sz w:val="32"/>
           <w:szCs w:val="32"/>
         </w:rPr>
-        <w:t>蔻蓿鹕蓼榛榧榭榱</w:t>
+        <w:t>酽酶厮碡</w:t>
       </w:r>
       <w:proofErr w:type="gramEnd"/>
       <w:r>
@@ -468,16 +468,25 @@
           <w:sz w:val="32"/>
           <w:szCs w:val="32"/>
         </w:rPr>
-        <w:t>槁槟槠榷僰酽酶厮碡碣碲磋臧殡霆辕蜚裴翡龈睿䁖睽嘞嘈嘌嘁嘎暝踌踉蜞蜮蝈蜱蜩蜷蜿螂蜢嘘嘡鹗嘣嘤嘚嗾嘧罴罱幔嶂幛赙罂骶鹘锲锴锶锷锸锵镁镂犒箐箦箧箍箸箬箅箪箔箜箢箓儆僳僭劁僮魆睾艋鄱膈膑鲑鲔鲚鲛鲟獐雒夤馑銮麽瘌瘊瘘瘙廖膂阚鄯鲞粿粼粽糁鹚熘熥潢漕滹漯漶潋潴漪漉漳漩澉潍慵搴窨綮谮褡褙褓褛褊谯谰屣鹛嫣嫱嫖嫦嫚嫘嫡鼐瞀骠缥缦缧缨骢耦耧瑾璜璀璎璁撷赭撸鋆撙撺墀聩鞑蕙鞒蕈蕞蕺瞢蕲赜槿樯槭樗槲醌醅魇餍磔磙霈辘龉瞌瞋瞑嘭噶颙踝踒踮踯踺踞蝽蝾蝻蝰蝮螋蝓蝣蝼嘬颚噍噙噜噔颛幡嶙嶝骺骼镊镉镌镏镓镔篑篌篆牖儋磐虢鹞膘鲠鲡鲢鲣鲥鲧鲩獠馓馔麾廛瘛</w:t>
-      </w:r>
-      <w:r>
-        <w:rPr>
-          <w:rFonts w:ascii="宋体" w:eastAsia="宋体" w:hAnsi="宋体"/>
-          <w:sz w:val="32"/>
-          <w:szCs w:val="32"/>
-        </w:rPr>
-        <w:lastRenderedPageBreak/>
-        <w:t>瘼</w:t>
+        <w:t>碣碲</w:t>
+      </w:r>
+      <w:proofErr w:type="gramStart"/>
+      <w:r>
+        <w:rPr>
+          <w:rFonts w:ascii="宋体" w:eastAsia="宋体" w:hAnsi="宋体"/>
+          <w:sz w:val="32"/>
+          <w:szCs w:val="32"/>
+        </w:rPr>
+        <w:t>磋臧殡霆</w:t>
+      </w:r>
+      <w:proofErr w:type="gramEnd"/>
+      <w:r>
+        <w:rPr>
+          <w:rFonts w:ascii="宋体" w:eastAsia="宋体" w:hAnsi="宋体"/>
+          <w:sz w:val="32"/>
+          <w:szCs w:val="32"/>
+        </w:rPr>
+        <w:t>辕蜚裴翡龈睿䁖睽嘞嘈嘌嘁嘎暝踌踉蜞蜮蝈蜱蜩蜷蜿螂蜢嘘嘡鹗嘣嘤嘚嗾嘧罴罱幔嶂幛赙罂骶鹘锲锴锶锷锸锵镁镂犒箐箦箧箍箸箬箅箪箔箜箢箓儆僳僭劁僮魆睾艋鄱膈膑鲑鲔鲚鲛鲟獐雒夤馑銮麽瘌瘊瘘瘙廖膂阚鄯鲞粿粼粽糁鹚熘熥潢漕滹漯漶潋潴漪漉漳漩澉潍慵搴窨綮谮褡褙褓褛褊谯谰屣鹛嫣嫱嫖嫦嫚嫘嫡鼐瞀骠缥缦缧缨骢耦耧瑾璜璀璎璁撷赭撸鋆撙撺墀聩鞑蕙鞒蕈蕞蕺瞢蕲赜槿樯槭樗槲醌醅魇餍磔磙霈辘龉瞌瞋瞑嘭噶颙踝踒踮踯踺踞蝽蝾蝻蝰蝮螋蝓蝣蝼嘬颚噍噙噜噔颛幡嶙嶝骺骼镊镉镌镏镓镔篑篌篆牖儋磐虢鹞膘鲠鲡鲢鲣鲥鲧鲩獠馓馔麾廛瘛瘼</w:t>
       </w:r>
     </w:p>
     <w:p>
@@ -1163,6 +1172,7 @@
   <w:style w:type="character" w:default="1" w:styleId="a0">
     <w:name w:val="Default Paragraph Font"/>
     <w:uiPriority w:val="1"/>
+    <w:semiHidden/>
     <w:unhideWhenUsed/>
   </w:style>
   <w:style w:type="table" w:default="1" w:styleId="a1">

--- a/help/部分余部副码顺序.docx
+++ b/help/部分余部副码顺序.docx
@@ -315,7 +315,7 @@
           <w:sz w:val="32"/>
           <w:szCs w:val="32"/>
         </w:rPr>
-        <w:t>髦摽墁</w:t>
+        <w:t>靼鞅</w:t>
       </w:r>
       <w:proofErr w:type="gramEnd"/>
       <w:r>
@@ -324,7 +324,7 @@
           <w:sz w:val="32"/>
           <w:szCs w:val="32"/>
         </w:rPr>
-        <w:t>摞</w:t>
+        <w:t>靿</w:t>
       </w:r>
       <w:proofErr w:type="gramStart"/>
       <w:r>
@@ -333,7 +333,7 @@
           <w:sz w:val="32"/>
           <w:szCs w:val="32"/>
         </w:rPr>
-        <w:t>撄翥</w:t>
+        <w:t>甍蔸蔟</w:t>
       </w:r>
       <w:proofErr w:type="gramEnd"/>
       <w:r>
@@ -342,7 +342,7 @@
           <w:sz w:val="32"/>
           <w:szCs w:val="32"/>
         </w:rPr>
-        <w:t>踅</w:t>
+        <w:t>蔺戬蕖</w:t>
       </w:r>
       <w:proofErr w:type="gramStart"/>
       <w:r>
@@ -351,7 +351,7 @@
           <w:sz w:val="32"/>
           <w:szCs w:val="32"/>
         </w:rPr>
-        <w:t>摭墉墒</w:t>
+        <w:t>蔻蓿鹕蓼榛榧榭榱槁槟槠榷</w:t>
       </w:r>
       <w:proofErr w:type="gramEnd"/>
       <w:r>
@@ -360,7 +360,7 @@
           <w:sz w:val="32"/>
           <w:szCs w:val="32"/>
         </w:rPr>
-        <w:t>榖</w:t>
+        <w:t>僰</w:t>
       </w:r>
       <w:proofErr w:type="gramStart"/>
       <w:r>
@@ -369,7 +369,7 @@
           <w:sz w:val="32"/>
           <w:szCs w:val="32"/>
         </w:rPr>
-        <w:t>綦</w:t>
+        <w:t>酽酶厮碡</w:t>
       </w:r>
       <w:proofErr w:type="gramEnd"/>
       <w:r>
@@ -378,7 +378,7 @@
           <w:sz w:val="32"/>
           <w:szCs w:val="32"/>
         </w:rPr>
-        <w:t>蔫</w:t>
+        <w:t>碣碲</w:t>
       </w:r>
       <w:proofErr w:type="gramStart"/>
       <w:r>
@@ -387,7 +387,7 @@
           <w:sz w:val="32"/>
           <w:szCs w:val="32"/>
         </w:rPr>
-        <w:t>蔷</w:t>
+        <w:t>磋臧殡霆辕蜚裴翡龈睿</w:t>
       </w:r>
       <w:proofErr w:type="gramEnd"/>
       <w:r>
@@ -396,7 +396,7 @@
           <w:sz w:val="32"/>
           <w:szCs w:val="32"/>
         </w:rPr>
-        <w:t>靺</w:t>
+        <w:t>䁖</w:t>
       </w:r>
       <w:proofErr w:type="gramStart"/>
       <w:r>
@@ -405,7 +405,7 @@
           <w:sz w:val="32"/>
           <w:szCs w:val="32"/>
         </w:rPr>
-        <w:t>靼鞅</w:t>
+        <w:t>睽</w:t>
       </w:r>
       <w:proofErr w:type="gramEnd"/>
       <w:r>
@@ -414,7 +414,7 @@
           <w:sz w:val="32"/>
           <w:szCs w:val="32"/>
         </w:rPr>
-        <w:t>靿</w:t>
+        <w:t>嘞嘈</w:t>
       </w:r>
       <w:proofErr w:type="gramStart"/>
       <w:r>
@@ -423,7 +423,7 @@
           <w:sz w:val="32"/>
           <w:szCs w:val="32"/>
         </w:rPr>
-        <w:t>甍蔸蔟</w:t>
+        <w:t>嘌</w:t>
       </w:r>
       <w:proofErr w:type="gramEnd"/>
       <w:r>
@@ -432,7 +432,7 @@
           <w:sz w:val="32"/>
           <w:szCs w:val="32"/>
         </w:rPr>
-        <w:t>蔺戬蕖</w:t>
+        <w:t>嘁嘎</w:t>
       </w:r>
       <w:proofErr w:type="gramStart"/>
       <w:r>
@@ -441,7 +441,7 @@
           <w:sz w:val="32"/>
           <w:szCs w:val="32"/>
         </w:rPr>
-        <w:t>蔻蓿鹕蓼榛榧榭榱槁槟槠榷</w:t>
+        <w:t>暝踌</w:t>
       </w:r>
       <w:proofErr w:type="gramEnd"/>
       <w:r>
@@ -450,43 +450,7 @@
           <w:sz w:val="32"/>
           <w:szCs w:val="32"/>
         </w:rPr>
-        <w:t>僰</w:t>
-      </w:r>
-      <w:proofErr w:type="gramStart"/>
-      <w:r>
-        <w:rPr>
-          <w:rFonts w:ascii="宋体" w:eastAsia="宋体" w:hAnsi="宋体"/>
-          <w:sz w:val="32"/>
-          <w:szCs w:val="32"/>
-        </w:rPr>
-        <w:t>酽酶厮碡</w:t>
-      </w:r>
-      <w:proofErr w:type="gramEnd"/>
-      <w:r>
-        <w:rPr>
-          <w:rFonts w:ascii="宋体" w:eastAsia="宋体" w:hAnsi="宋体"/>
-          <w:sz w:val="32"/>
-          <w:szCs w:val="32"/>
-        </w:rPr>
-        <w:t>碣碲</w:t>
-      </w:r>
-      <w:proofErr w:type="gramStart"/>
-      <w:r>
-        <w:rPr>
-          <w:rFonts w:ascii="宋体" w:eastAsia="宋体" w:hAnsi="宋体"/>
-          <w:sz w:val="32"/>
-          <w:szCs w:val="32"/>
-        </w:rPr>
-        <w:t>磋臧殡霆</w:t>
-      </w:r>
-      <w:proofErr w:type="gramEnd"/>
-      <w:r>
-        <w:rPr>
-          <w:rFonts w:ascii="宋体" w:eastAsia="宋体" w:hAnsi="宋体"/>
-          <w:sz w:val="32"/>
-          <w:szCs w:val="32"/>
-        </w:rPr>
-        <w:t>辕蜚裴翡龈睿䁖睽嘞嘈嘌嘁嘎暝踌踉蜞蜮蝈蜱蜩蜷蜿螂蜢嘘嘡鹗嘣嘤嘚嗾嘧罴罱幔嶂幛赙罂骶鹘锲锴锶锷锸锵镁镂犒箐箦箧箍箸箬箅箪箔箜箢箓儆僳僭劁僮魆睾艋鄱膈膑鲑鲔鲚鲛鲟獐雒夤馑銮麽瘌瘊瘘瘙廖膂阚鄯鲞粿粼粽糁鹚熘熥潢漕滹漯漶潋潴漪漉漳漩澉潍慵搴窨綮谮褡褙褓褛褊谯谰屣鹛嫣嫱嫖嫦嫚嫘嫡鼐瞀骠缥缦缧缨骢耦耧瑾璜璀璎璁撷赭撸鋆撙撺墀聩鞑蕙鞒蕈蕞蕺瞢蕲赜槿樯槭樗槲醌醅魇餍磔磙霈辘龉瞌瞋瞑嘭噶颙踝踒踮踯踺踞蝽蝾蝻蝰蝮螋蝓蝣蝼嘬颚噍噙噜噔颛幡嶙嶝骺骼镊镉镌镏镓镔篑篌篆牖儋磐虢鹞膘鲠鲡鲢鲣鲥鲧鲩獠馓馔麾廛瘛瘼</w:t>
+        <w:t>踉蜞蜮蝈蜱蜩蜷蜿螂蜢嘘嘡鹗嘣嘤嘚嗾嘧罴罱幔嶂幛赙罂骶鹘锲锴锶锷锸锵镁镂犒箐箦箧箍箸箬箅箪箔箜箢箓儆僳僭劁僮魆睾艋鄱膈膑鲑鲔鲚鲛鲟獐雒夤馑銮麽瘌瘊瘘瘙廖膂阚鄯鲞粿粼粽糁鹚熘熥潢漕滹漯漶潋潴漪漉漳漩澉潍慵搴窨綮谮褡褙褓褛褊谯谰屣鹛嫣嫱嫖嫦嫚嫘嫡鼐瞀骠缥缦缧缨骢耦耧瑾璜璀璎璁撷赭撸鋆撙撺墀聩鞑蕙鞒蕈蕞蕺瞢蕲赜槿樯槭樗槲醌醅魇餍磔磙霈辘龉瞌瞋瞑嘭噶颙踝踒踮踯踺踞蝽蝾蝻蝰蝮螋蝓蝣蝼嘬颚噍噙噜噔颛幡嶙嶝骺骼镊镉镌镏镓镔篑篌篆牖儋磐虢鹞膘鲠鲡鲢鲣鲥鲧鲩獠馓馔麾廛瘛瘼</w:t>
       </w:r>
     </w:p>
     <w:p>
